--- a/MOD 3.docx
+++ b/MOD 3.docx
@@ -2142,6 +2142,10 @@
         <w:sectPr>
           <w:headerReference w:type="even" r:id="rId9"/>
           <w:headerReference w:type="default" r:id="rId10"/>
+          <w:footerReference w:type="even" r:id="rId11"/>
+          <w:footerReference w:type="default" r:id="rId12"/>
+          <w:headerReference w:type="first" r:id="rId13"/>
+          <w:footerReference w:type="first" r:id="rId14"/>
           <w:pgSz w:w="11940" w:h="16860"/>
           <w:pgMar w:top="2340" w:right="1640" w:bottom="280" w:left="580" w:header="1920" w:footer="0" w:gutter="0"/>
           <w:pgNumType w:start="1"/>
@@ -4645,7 +4649,7 @@
         <w:autoSpaceDN w:val="0"/>
         <w:adjustRightInd w:val="0"/>
         <w:spacing w:before="2" w:after="0" w:line="232" w:lineRule="auto"/>
-        <w:ind w:left="2116" w:right="622" w:hanging="334"/>
+        <w:ind w:right="622"/>
         <w:jc w:val="both"/>
         <w:rPr>
           <w:rFonts w:ascii="Arial" w:hAnsi="Arial" w:cs="Arial"/>
@@ -4654,771 +4658,6 @@
           <w:szCs w:val="24"/>
         </w:rPr>
       </w:pPr>
-      <w:r>
-        <w:rPr>
-          <w:rFonts w:ascii="Arial" w:hAnsi="Arial" w:cs="Arial"/>
-          <w:b/>
-          <w:bCs/>
-          <w:color w:val="000000"/>
-          <w:sz w:val="24"/>
-          <w:szCs w:val="24"/>
-        </w:rPr>
-        <w:t>i</w:t>
-      </w:r>
-      <w:r>
-        <w:rPr>
-          <w:rFonts w:ascii="Arial" w:hAnsi="Arial" w:cs="Arial"/>
-          <w:b/>
-          <w:bCs/>
-          <w:color w:val="000000"/>
-          <w:spacing w:val="1"/>
-          <w:sz w:val="24"/>
-          <w:szCs w:val="24"/>
-        </w:rPr>
-        <w:t>i</w:t>
-      </w:r>
-      <w:r>
-        <w:rPr>
-          <w:rFonts w:ascii="Arial" w:hAnsi="Arial" w:cs="Arial"/>
-          <w:b/>
-          <w:bCs/>
-          <w:color w:val="000000"/>
-          <w:sz w:val="24"/>
-          <w:szCs w:val="24"/>
-        </w:rPr>
-        <w:t xml:space="preserve">i) </w:t>
-      </w:r>
-      <w:r>
-        <w:rPr>
-          <w:rFonts w:ascii="Arial" w:hAnsi="Arial" w:cs="Arial"/>
-          <w:b/>
-          <w:bCs/>
-          <w:color w:val="000000"/>
-          <w:spacing w:val="1"/>
-          <w:sz w:val="24"/>
-          <w:szCs w:val="24"/>
-        </w:rPr>
-        <w:t>S</w:t>
-      </w:r>
-      <w:r>
-        <w:rPr>
-          <w:rFonts w:ascii="Arial" w:hAnsi="Arial" w:cs="Arial"/>
-          <w:b/>
-          <w:bCs/>
-          <w:color w:val="000000"/>
-          <w:sz w:val="24"/>
-          <w:szCs w:val="24"/>
-        </w:rPr>
-        <w:t>ur</w:t>
-      </w:r>
-      <w:r>
-        <w:rPr>
-          <w:rFonts w:ascii="Arial" w:hAnsi="Arial" w:cs="Arial"/>
-          <w:b/>
-          <w:bCs/>
-          <w:color w:val="000000"/>
-          <w:spacing w:val="-4"/>
-          <w:sz w:val="24"/>
-          <w:szCs w:val="24"/>
-        </w:rPr>
-        <w:t>v</w:t>
-      </w:r>
-      <w:r>
-        <w:rPr>
-          <w:rFonts w:ascii="Arial" w:hAnsi="Arial" w:cs="Arial"/>
-          <w:b/>
-          <w:bCs/>
-          <w:color w:val="000000"/>
-          <w:spacing w:val="6"/>
-          <w:sz w:val="24"/>
-          <w:szCs w:val="24"/>
-        </w:rPr>
-        <w:t>e</w:t>
-      </w:r>
-      <w:r>
-        <w:rPr>
-          <w:rFonts w:ascii="Arial" w:hAnsi="Arial" w:cs="Arial"/>
-          <w:b/>
-          <w:bCs/>
-          <w:color w:val="000000"/>
-          <w:sz w:val="24"/>
-          <w:szCs w:val="24"/>
-        </w:rPr>
-        <w:t>y</w:t>
-      </w:r>
-      <w:r>
-        <w:rPr>
-          <w:rFonts w:ascii="Arial" w:hAnsi="Arial" w:cs="Arial"/>
-          <w:b/>
-          <w:bCs/>
-          <w:color w:val="000000"/>
-          <w:spacing w:val="-4"/>
-          <w:sz w:val="24"/>
-          <w:szCs w:val="24"/>
-        </w:rPr>
-        <w:t xml:space="preserve"> </w:t>
-      </w:r>
-      <w:r>
-        <w:rPr>
-          <w:rFonts w:ascii="Arial" w:hAnsi="Arial" w:cs="Arial"/>
-          <w:b/>
-          <w:bCs/>
-          <w:color w:val="000000"/>
-          <w:sz w:val="24"/>
-          <w:szCs w:val="24"/>
-        </w:rPr>
-        <w:t>of India</w:t>
-      </w:r>
-      <w:r>
-        <w:rPr>
-          <w:rFonts w:ascii="Arial" w:hAnsi="Arial" w:cs="Arial"/>
-          <w:b/>
-          <w:bCs/>
-          <w:color w:val="000000"/>
-          <w:spacing w:val="1"/>
-          <w:sz w:val="24"/>
-          <w:szCs w:val="24"/>
-        </w:rPr>
-        <w:t xml:space="preserve"> </w:t>
-      </w:r>
-      <w:r>
-        <w:rPr>
-          <w:rFonts w:ascii="Arial" w:hAnsi="Arial" w:cs="Arial"/>
-          <w:b/>
-          <w:bCs/>
-          <w:color w:val="000000"/>
-          <w:sz w:val="24"/>
-          <w:szCs w:val="24"/>
-        </w:rPr>
-        <w:t>R</w:t>
-      </w:r>
-      <w:r>
-        <w:rPr>
-          <w:rFonts w:ascii="Arial" w:hAnsi="Arial" w:cs="Arial"/>
-          <w:b/>
-          <w:bCs/>
-          <w:color w:val="000000"/>
-          <w:spacing w:val="3"/>
-          <w:sz w:val="24"/>
-          <w:szCs w:val="24"/>
-        </w:rPr>
-        <w:t>e</w:t>
-      </w:r>
-      <w:r>
-        <w:rPr>
-          <w:rFonts w:ascii="Arial" w:hAnsi="Arial" w:cs="Arial"/>
-          <w:b/>
-          <w:bCs/>
-          <w:color w:val="000000"/>
-          <w:spacing w:val="1"/>
-          <w:sz w:val="24"/>
-          <w:szCs w:val="24"/>
-        </w:rPr>
-        <w:t>ce</w:t>
-      </w:r>
-      <w:r>
-        <w:rPr>
-          <w:rFonts w:ascii="Arial" w:hAnsi="Arial" w:cs="Arial"/>
-          <w:b/>
-          <w:bCs/>
-          <w:color w:val="000000"/>
-          <w:sz w:val="24"/>
-          <w:szCs w:val="24"/>
-        </w:rPr>
-        <w:t>ipt numbe</w:t>
-      </w:r>
-      <w:r>
-        <w:rPr>
-          <w:rFonts w:ascii="Arial" w:hAnsi="Arial" w:cs="Arial"/>
-          <w:b/>
-          <w:bCs/>
-          <w:color w:val="000000"/>
-          <w:spacing w:val="3"/>
-          <w:sz w:val="24"/>
-          <w:szCs w:val="24"/>
-        </w:rPr>
-        <w:t>r</w:t>
-      </w:r>
-      <w:r>
-        <w:rPr>
-          <w:rFonts w:ascii="Arial" w:hAnsi="Arial" w:cs="Arial"/>
-          <w:b/>
-          <w:bCs/>
-          <w:color w:val="000000"/>
-          <w:sz w:val="24"/>
-          <w:szCs w:val="24"/>
-          <w:u w:val="thick"/>
-        </w:rPr>
-        <w:t xml:space="preserve">                </w:t>
-      </w:r>
-      <w:r>
-        <w:rPr>
-          <w:rFonts w:ascii="Arial" w:hAnsi="Arial" w:cs="Arial"/>
-          <w:b/>
-          <w:bCs/>
-          <w:color w:val="000000"/>
-          <w:spacing w:val="24"/>
-          <w:sz w:val="24"/>
-          <w:szCs w:val="24"/>
-        </w:rPr>
-        <w:t xml:space="preserve"> </w:t>
-      </w:r>
-      <w:r>
-        <w:rPr>
-          <w:rFonts w:ascii="Arial" w:hAnsi="Arial" w:cs="Arial"/>
-          <w:b/>
-          <w:bCs/>
-          <w:color w:val="000000"/>
-          <w:sz w:val="24"/>
-          <w:szCs w:val="24"/>
-        </w:rPr>
-        <w:t>dated</w:t>
-      </w:r>
-      <w:r>
-        <w:rPr>
-          <w:rFonts w:ascii="Arial" w:hAnsi="Arial" w:cs="Arial"/>
-          <w:b/>
-          <w:bCs/>
-          <w:color w:val="000000"/>
-          <w:sz w:val="24"/>
-          <w:szCs w:val="24"/>
-          <w:u w:val="thick"/>
-        </w:rPr>
-        <w:t xml:space="preserve">                </w:t>
-      </w:r>
-      <w:r>
-        <w:rPr>
-          <w:rFonts w:ascii="Arial" w:hAnsi="Arial" w:cs="Arial"/>
-          <w:b/>
-          <w:bCs/>
-          <w:color w:val="000000"/>
-          <w:spacing w:val="-45"/>
-          <w:sz w:val="24"/>
-          <w:szCs w:val="24"/>
-        </w:rPr>
-        <w:t xml:space="preserve"> </w:t>
-      </w:r>
-      <w:r>
-        <w:rPr>
-          <w:rFonts w:ascii="Arial" w:hAnsi="Arial" w:cs="Arial"/>
-          <w:b/>
-          <w:bCs/>
-          <w:color w:val="000000"/>
-          <w:sz w:val="24"/>
-          <w:szCs w:val="24"/>
-        </w:rPr>
-        <w:t>has be</w:t>
-      </w:r>
-      <w:r>
-        <w:rPr>
-          <w:rFonts w:ascii="Arial" w:hAnsi="Arial" w:cs="Arial"/>
-          <w:b/>
-          <w:bCs/>
-          <w:color w:val="000000"/>
-          <w:spacing w:val="1"/>
-          <w:sz w:val="24"/>
-          <w:szCs w:val="24"/>
-        </w:rPr>
-        <w:t>e</w:t>
-      </w:r>
-      <w:r>
-        <w:rPr>
-          <w:rFonts w:ascii="Arial" w:hAnsi="Arial" w:cs="Arial"/>
-          <w:b/>
-          <w:bCs/>
-          <w:color w:val="000000"/>
-          <w:sz w:val="24"/>
-          <w:szCs w:val="24"/>
-        </w:rPr>
-        <w:t>n</w:t>
-      </w:r>
-      <w:r>
-        <w:rPr>
-          <w:rFonts w:ascii="Arial" w:hAnsi="Arial" w:cs="Arial"/>
-          <w:b/>
-          <w:bCs/>
-          <w:color w:val="000000"/>
-          <w:spacing w:val="1"/>
-          <w:sz w:val="24"/>
-          <w:szCs w:val="24"/>
-        </w:rPr>
-        <w:t xml:space="preserve"> e</w:t>
-      </w:r>
-      <w:r>
-        <w:rPr>
-          <w:rFonts w:ascii="Arial" w:hAnsi="Arial" w:cs="Arial"/>
-          <w:b/>
-          <w:bCs/>
-          <w:color w:val="000000"/>
-          <w:sz w:val="24"/>
-          <w:szCs w:val="24"/>
-        </w:rPr>
-        <w:t>nclo</w:t>
-      </w:r>
-      <w:r>
-        <w:rPr>
-          <w:rFonts w:ascii="Arial" w:hAnsi="Arial" w:cs="Arial"/>
-          <w:b/>
-          <w:bCs/>
-          <w:color w:val="000000"/>
-          <w:spacing w:val="-1"/>
-          <w:sz w:val="24"/>
-          <w:szCs w:val="24"/>
-        </w:rPr>
-        <w:t>s</w:t>
-      </w:r>
-      <w:r>
-        <w:rPr>
-          <w:rFonts w:ascii="Arial" w:hAnsi="Arial" w:cs="Arial"/>
-          <w:b/>
-          <w:bCs/>
-          <w:color w:val="000000"/>
-          <w:spacing w:val="1"/>
-          <w:sz w:val="24"/>
-          <w:szCs w:val="24"/>
-        </w:rPr>
-        <w:t>e</w:t>
-      </w:r>
-      <w:r>
-        <w:rPr>
-          <w:rFonts w:ascii="Arial" w:hAnsi="Arial" w:cs="Arial"/>
-          <w:b/>
-          <w:bCs/>
-          <w:color w:val="000000"/>
-          <w:sz w:val="24"/>
-          <w:szCs w:val="24"/>
-        </w:rPr>
-        <w:t>d</w:t>
-      </w:r>
-      <w:r>
-        <w:rPr>
-          <w:rFonts w:ascii="Arial" w:hAnsi="Arial" w:cs="Arial"/>
-          <w:b/>
-          <w:bCs/>
-          <w:color w:val="000000"/>
-          <w:spacing w:val="1"/>
-          <w:sz w:val="24"/>
-          <w:szCs w:val="24"/>
-        </w:rPr>
-        <w:t xml:space="preserve"> </w:t>
-      </w:r>
-      <w:r>
-        <w:rPr>
-          <w:rFonts w:ascii="Arial" w:hAnsi="Arial" w:cs="Arial"/>
-          <w:b/>
-          <w:bCs/>
-          <w:color w:val="000000"/>
-          <w:sz w:val="24"/>
-          <w:szCs w:val="24"/>
-        </w:rPr>
-        <w:t>f</w:t>
-      </w:r>
-      <w:r>
-        <w:rPr>
-          <w:rFonts w:ascii="Arial" w:hAnsi="Arial" w:cs="Arial"/>
-          <w:b/>
-          <w:bCs/>
-          <w:color w:val="000000"/>
-          <w:spacing w:val="-1"/>
-          <w:sz w:val="24"/>
-          <w:szCs w:val="24"/>
-        </w:rPr>
-        <w:t>o</w:t>
-      </w:r>
-      <w:r>
-        <w:rPr>
-          <w:rFonts w:ascii="Arial" w:hAnsi="Arial" w:cs="Arial"/>
-          <w:b/>
-          <w:bCs/>
-          <w:color w:val="000000"/>
-          <w:sz w:val="24"/>
-          <w:szCs w:val="24"/>
-        </w:rPr>
-        <w:t>r</w:t>
-      </w:r>
-      <w:r>
-        <w:rPr>
-          <w:rFonts w:ascii="Arial" w:hAnsi="Arial" w:cs="Arial"/>
-          <w:b/>
-          <w:bCs/>
-          <w:color w:val="000000"/>
-          <w:spacing w:val="2"/>
-          <w:sz w:val="24"/>
-          <w:szCs w:val="24"/>
-        </w:rPr>
-        <w:t xml:space="preserve"> </w:t>
-      </w:r>
-      <w:r>
-        <w:rPr>
-          <w:rFonts w:ascii="Arial" w:hAnsi="Arial" w:cs="Arial"/>
-          <w:b/>
-          <w:bCs/>
-          <w:color w:val="000000"/>
-          <w:spacing w:val="1"/>
-          <w:sz w:val="24"/>
-          <w:szCs w:val="24"/>
-        </w:rPr>
-        <w:t>e</w:t>
-      </w:r>
-      <w:r>
-        <w:rPr>
-          <w:rFonts w:ascii="Arial" w:hAnsi="Arial" w:cs="Arial"/>
-          <w:b/>
-          <w:bCs/>
-          <w:color w:val="000000"/>
-          <w:spacing w:val="-1"/>
-          <w:sz w:val="24"/>
-          <w:szCs w:val="24"/>
-        </w:rPr>
-        <w:t>v</w:t>
-      </w:r>
-      <w:r>
-        <w:rPr>
-          <w:rFonts w:ascii="Arial" w:hAnsi="Arial" w:cs="Arial"/>
-          <w:b/>
-          <w:bCs/>
-          <w:color w:val="000000"/>
-          <w:sz w:val="24"/>
-          <w:szCs w:val="24"/>
-        </w:rPr>
-        <w:t>id</w:t>
-      </w:r>
-      <w:r>
-        <w:rPr>
-          <w:rFonts w:ascii="Arial" w:hAnsi="Arial" w:cs="Arial"/>
-          <w:b/>
-          <w:bCs/>
-          <w:color w:val="000000"/>
-          <w:spacing w:val="1"/>
-          <w:sz w:val="24"/>
-          <w:szCs w:val="24"/>
-        </w:rPr>
-        <w:t>e</w:t>
-      </w:r>
-      <w:r>
-        <w:rPr>
-          <w:rFonts w:ascii="Arial" w:hAnsi="Arial" w:cs="Arial"/>
-          <w:b/>
-          <w:bCs/>
-          <w:color w:val="000000"/>
-          <w:sz w:val="24"/>
-          <w:szCs w:val="24"/>
-        </w:rPr>
-        <w:t>nce</w:t>
-      </w:r>
-      <w:r>
-        <w:rPr>
-          <w:rFonts w:ascii="Arial" w:hAnsi="Arial" w:cs="Arial"/>
-          <w:b/>
-          <w:bCs/>
-          <w:color w:val="000000"/>
-          <w:spacing w:val="2"/>
-          <w:sz w:val="24"/>
-          <w:szCs w:val="24"/>
-        </w:rPr>
-        <w:t xml:space="preserve"> </w:t>
-      </w:r>
-      <w:r>
-        <w:rPr>
-          <w:rFonts w:ascii="Arial" w:hAnsi="Arial" w:cs="Arial"/>
-          <w:b/>
-          <w:bCs/>
-          <w:color w:val="000000"/>
-          <w:sz w:val="24"/>
-          <w:szCs w:val="24"/>
-        </w:rPr>
-        <w:t xml:space="preserve">of </w:t>
-      </w:r>
-      <w:proofErr w:type="spellStart"/>
-      <w:r>
-        <w:rPr>
-          <w:rFonts w:ascii="Arial" w:hAnsi="Arial" w:cs="Arial"/>
-          <w:b/>
-          <w:bCs/>
-          <w:color w:val="000000"/>
-          <w:sz w:val="24"/>
-          <w:szCs w:val="24"/>
-        </w:rPr>
-        <w:t>t</w:t>
-      </w:r>
-      <w:r>
-        <w:rPr>
-          <w:rFonts w:ascii="Arial" w:hAnsi="Arial" w:cs="Arial"/>
-          <w:b/>
-          <w:bCs/>
-          <w:color w:val="000000"/>
-          <w:spacing w:val="-1"/>
-          <w:sz w:val="24"/>
-          <w:szCs w:val="24"/>
-        </w:rPr>
-        <w:t>o</w:t>
-      </w:r>
-      <w:r>
-        <w:rPr>
-          <w:rFonts w:ascii="Arial" w:hAnsi="Arial" w:cs="Arial"/>
-          <w:b/>
-          <w:bCs/>
-          <w:color w:val="000000"/>
-          <w:sz w:val="24"/>
-          <w:szCs w:val="24"/>
-        </w:rPr>
-        <w:t>po</w:t>
-      </w:r>
-      <w:proofErr w:type="spellEnd"/>
-      <w:r>
-        <w:rPr>
-          <w:rFonts w:ascii="Arial" w:hAnsi="Arial" w:cs="Arial"/>
-          <w:b/>
-          <w:bCs/>
-          <w:color w:val="000000"/>
-          <w:spacing w:val="1"/>
-          <w:sz w:val="24"/>
-          <w:szCs w:val="24"/>
-        </w:rPr>
-        <w:t xml:space="preserve"> s</w:t>
-      </w:r>
-      <w:r>
-        <w:rPr>
-          <w:rFonts w:ascii="Arial" w:hAnsi="Arial" w:cs="Arial"/>
-          <w:b/>
-          <w:bCs/>
-          <w:color w:val="000000"/>
-          <w:sz w:val="24"/>
-          <w:szCs w:val="24"/>
-        </w:rPr>
-        <w:t>he</w:t>
-      </w:r>
-      <w:r>
-        <w:rPr>
-          <w:rFonts w:ascii="Arial" w:hAnsi="Arial" w:cs="Arial"/>
-          <w:b/>
-          <w:bCs/>
-          <w:color w:val="000000"/>
-          <w:spacing w:val="1"/>
-          <w:sz w:val="24"/>
-          <w:szCs w:val="24"/>
-        </w:rPr>
-        <w:t>e</w:t>
-      </w:r>
-      <w:r>
-        <w:rPr>
-          <w:rFonts w:ascii="Arial" w:hAnsi="Arial" w:cs="Arial"/>
-          <w:b/>
-          <w:bCs/>
-          <w:color w:val="000000"/>
-          <w:sz w:val="24"/>
-          <w:szCs w:val="24"/>
-        </w:rPr>
-        <w:t>t</w:t>
-      </w:r>
-      <w:r>
-        <w:rPr>
-          <w:rFonts w:ascii="Arial" w:hAnsi="Arial" w:cs="Arial"/>
-          <w:b/>
-          <w:bCs/>
-          <w:color w:val="000000"/>
-          <w:spacing w:val="1"/>
-          <w:sz w:val="24"/>
-          <w:szCs w:val="24"/>
-        </w:rPr>
-        <w:t xml:space="preserve"> </w:t>
-      </w:r>
-      <w:r>
-        <w:rPr>
-          <w:rFonts w:ascii="Arial" w:hAnsi="Arial" w:cs="Arial"/>
-          <w:b/>
-          <w:bCs/>
-          <w:color w:val="000000"/>
-          <w:sz w:val="24"/>
-          <w:szCs w:val="24"/>
-        </w:rPr>
-        <w:t>purcha</w:t>
-      </w:r>
-      <w:r>
-        <w:rPr>
-          <w:rFonts w:ascii="Arial" w:hAnsi="Arial" w:cs="Arial"/>
-          <w:b/>
-          <w:bCs/>
-          <w:color w:val="000000"/>
-          <w:spacing w:val="1"/>
-          <w:sz w:val="24"/>
-          <w:szCs w:val="24"/>
-        </w:rPr>
-        <w:t>s</w:t>
-      </w:r>
-      <w:r>
-        <w:rPr>
-          <w:rFonts w:ascii="Arial" w:hAnsi="Arial" w:cs="Arial"/>
-          <w:b/>
-          <w:bCs/>
-          <w:color w:val="000000"/>
-          <w:sz w:val="24"/>
-          <w:szCs w:val="24"/>
-        </w:rPr>
-        <w:t xml:space="preserve">e </w:t>
-      </w:r>
-      <w:r>
-        <w:rPr>
-          <w:rFonts w:ascii="Arial" w:hAnsi="Arial" w:cs="Arial"/>
-          <w:b/>
-          <w:bCs/>
-          <w:color w:val="000000"/>
-          <w:spacing w:val="3"/>
-          <w:sz w:val="24"/>
-          <w:szCs w:val="24"/>
-        </w:rPr>
-        <w:t>w</w:t>
-      </w:r>
-      <w:r>
-        <w:rPr>
-          <w:rFonts w:ascii="Arial" w:hAnsi="Arial" w:cs="Arial"/>
-          <w:b/>
-          <w:bCs/>
-          <w:color w:val="000000"/>
-          <w:sz w:val="24"/>
-          <w:szCs w:val="24"/>
-        </w:rPr>
-        <w:t>h</w:t>
-      </w:r>
-      <w:r>
-        <w:rPr>
-          <w:rFonts w:ascii="Arial" w:hAnsi="Arial" w:cs="Arial"/>
-          <w:b/>
-          <w:bCs/>
-          <w:color w:val="000000"/>
-          <w:spacing w:val="-2"/>
-          <w:sz w:val="24"/>
-          <w:szCs w:val="24"/>
-        </w:rPr>
-        <w:t>i</w:t>
-      </w:r>
-      <w:r>
-        <w:rPr>
-          <w:rFonts w:ascii="Arial" w:hAnsi="Arial" w:cs="Arial"/>
-          <w:b/>
-          <w:bCs/>
-          <w:color w:val="000000"/>
-          <w:spacing w:val="1"/>
-          <w:sz w:val="24"/>
-          <w:szCs w:val="24"/>
-        </w:rPr>
-        <w:t>c</w:t>
-      </w:r>
-      <w:r>
-        <w:rPr>
-          <w:rFonts w:ascii="Arial" w:hAnsi="Arial" w:cs="Arial"/>
-          <w:b/>
-          <w:bCs/>
-          <w:color w:val="000000"/>
-          <w:sz w:val="24"/>
-          <w:szCs w:val="24"/>
-        </w:rPr>
-        <w:t>h</w:t>
-      </w:r>
-      <w:r>
-        <w:rPr>
-          <w:rFonts w:ascii="Arial" w:hAnsi="Arial" w:cs="Arial"/>
-          <w:b/>
-          <w:bCs/>
-          <w:color w:val="000000"/>
-          <w:spacing w:val="1"/>
-          <w:sz w:val="24"/>
-          <w:szCs w:val="24"/>
-        </w:rPr>
-        <w:t xml:space="preserve"> </w:t>
-      </w:r>
-      <w:r>
-        <w:rPr>
-          <w:rFonts w:ascii="Arial" w:hAnsi="Arial" w:cs="Arial"/>
-          <w:b/>
-          <w:bCs/>
-          <w:color w:val="000000"/>
-          <w:sz w:val="24"/>
-          <w:szCs w:val="24"/>
-        </w:rPr>
-        <w:t xml:space="preserve">is </w:t>
-      </w:r>
-      <w:r>
-        <w:rPr>
-          <w:rFonts w:ascii="Arial" w:hAnsi="Arial" w:cs="Arial"/>
-          <w:b/>
-          <w:bCs/>
-          <w:color w:val="000000"/>
-          <w:spacing w:val="-5"/>
-          <w:sz w:val="24"/>
-          <w:szCs w:val="24"/>
-        </w:rPr>
-        <w:t>A</w:t>
-      </w:r>
-      <w:r>
-        <w:rPr>
-          <w:rFonts w:ascii="Arial" w:hAnsi="Arial" w:cs="Arial"/>
-          <w:b/>
-          <w:bCs/>
-          <w:color w:val="000000"/>
-          <w:spacing w:val="2"/>
-          <w:sz w:val="24"/>
-          <w:szCs w:val="24"/>
-        </w:rPr>
-        <w:t>n</w:t>
-      </w:r>
-      <w:r>
-        <w:rPr>
-          <w:rFonts w:ascii="Arial" w:hAnsi="Arial" w:cs="Arial"/>
-          <w:b/>
-          <w:bCs/>
-          <w:color w:val="000000"/>
-          <w:sz w:val="24"/>
-          <w:szCs w:val="24"/>
-        </w:rPr>
-        <w:t>ne</w:t>
-      </w:r>
-      <w:r>
-        <w:rPr>
-          <w:rFonts w:ascii="Arial" w:hAnsi="Arial" w:cs="Arial"/>
-          <w:b/>
-          <w:bCs/>
-          <w:color w:val="000000"/>
-          <w:spacing w:val="1"/>
-          <w:sz w:val="24"/>
-          <w:szCs w:val="24"/>
-        </w:rPr>
-        <w:t>x</w:t>
-      </w:r>
-      <w:r>
-        <w:rPr>
-          <w:rFonts w:ascii="Arial" w:hAnsi="Arial" w:cs="Arial"/>
-          <w:b/>
-          <w:bCs/>
-          <w:color w:val="000000"/>
-          <w:sz w:val="24"/>
-          <w:szCs w:val="24"/>
-        </w:rPr>
-        <w:t>ure</w:t>
-      </w:r>
-      <w:r>
-        <w:rPr>
-          <w:rFonts w:ascii="Arial" w:hAnsi="Arial" w:cs="Arial"/>
-          <w:b/>
-          <w:bCs/>
-          <w:color w:val="000000"/>
-          <w:spacing w:val="1"/>
-          <w:sz w:val="24"/>
-          <w:szCs w:val="24"/>
-        </w:rPr>
-        <w:t xml:space="preserve"> 02</w:t>
-      </w:r>
-      <w:r>
-        <w:rPr>
-          <w:rFonts w:ascii="Arial" w:hAnsi="Arial" w:cs="Arial"/>
-          <w:b/>
-          <w:bCs/>
-          <w:color w:val="000000"/>
-          <w:sz w:val="24"/>
-          <w:szCs w:val="24"/>
-        </w:rPr>
-        <w:t>.</w:t>
-      </w:r>
     </w:p>
     <w:p>
       <w:pPr>
@@ -5600,118 +4839,6 @@
           <w:sz w:val="24"/>
           <w:szCs w:val="24"/>
         </w:rPr>
-      </w:pPr>
-      <w:r>
-        <w:rPr>
-          <w:rFonts w:ascii="Arial" w:hAnsi="Arial" w:cs="Arial"/>
-          <w:color w:val="000000"/>
-          <w:sz w:val="24"/>
-          <w:szCs w:val="24"/>
-        </w:rPr>
-        <w:t>P</w:t>
-      </w:r>
-      <w:r>
-        <w:rPr>
-          <w:rFonts w:ascii="Arial" w:hAnsi="Arial" w:cs="Arial"/>
-          <w:color w:val="000000"/>
-          <w:spacing w:val="1"/>
-          <w:sz w:val="24"/>
-          <w:szCs w:val="24"/>
-        </w:rPr>
-        <w:t>a</w:t>
-      </w:r>
-      <w:r>
-        <w:rPr>
-          <w:rFonts w:ascii="Arial" w:hAnsi="Arial" w:cs="Arial"/>
-          <w:color w:val="000000"/>
-          <w:spacing w:val="-1"/>
-          <w:sz w:val="24"/>
-          <w:szCs w:val="24"/>
-        </w:rPr>
-        <w:t>g</w:t>
-      </w:r>
-      <w:r>
-        <w:rPr>
-          <w:rFonts w:ascii="Arial" w:hAnsi="Arial" w:cs="Arial"/>
-          <w:color w:val="000000"/>
-          <w:sz w:val="24"/>
-          <w:szCs w:val="24"/>
-        </w:rPr>
-        <w:t>e</w:t>
-      </w:r>
-      <w:r>
-        <w:rPr>
-          <w:rFonts w:ascii="Arial" w:hAnsi="Arial" w:cs="Arial"/>
-          <w:color w:val="000000"/>
-          <w:spacing w:val="1"/>
-          <w:sz w:val="24"/>
-          <w:szCs w:val="24"/>
-        </w:rPr>
-        <w:t xml:space="preserve"> </w:t>
-      </w:r>
-      <w:r>
-        <w:rPr>
-          <w:rFonts w:ascii="Arial" w:hAnsi="Arial" w:cs="Arial"/>
-          <w:color w:val="000000"/>
-          <w:sz w:val="24"/>
-          <w:szCs w:val="24"/>
-        </w:rPr>
-        <w:t xml:space="preserve">1 </w:t>
-      </w:r>
-      <w:r>
-        <w:rPr>
-          <w:rFonts w:ascii="Arial" w:hAnsi="Arial" w:cs="Arial"/>
-          <w:color w:val="000000"/>
-          <w:spacing w:val="-1"/>
-          <w:sz w:val="24"/>
-          <w:szCs w:val="24"/>
-        </w:rPr>
-        <w:t>o</w:t>
-      </w:r>
-      <w:r>
-        <w:rPr>
-          <w:rFonts w:ascii="Arial" w:hAnsi="Arial" w:cs="Arial"/>
-          <w:color w:val="000000"/>
-          <w:sz w:val="24"/>
-          <w:szCs w:val="24"/>
-        </w:rPr>
-        <w:t>f</w:t>
-      </w:r>
-      <w:r>
-        <w:rPr>
-          <w:rFonts w:ascii="Arial" w:hAnsi="Arial" w:cs="Arial"/>
-          <w:color w:val="000000"/>
-          <w:spacing w:val="5"/>
-          <w:sz w:val="24"/>
-          <w:szCs w:val="24"/>
-        </w:rPr>
-        <w:t xml:space="preserve"> </w:t>
-      </w:r>
-      <w:r>
-        <w:rPr>
-          <w:rFonts w:ascii="Arial" w:hAnsi="Arial" w:cs="Arial"/>
-          <w:color w:val="000000"/>
-          <w:sz w:val="24"/>
-          <w:szCs w:val="24"/>
-        </w:rPr>
-        <w:t>4</w:t>
-      </w:r>
-    </w:p>
-    <w:p>
-      <w:pPr>
-        <w:widowControl w:val="0"/>
-        <w:autoSpaceDE w:val="0"/>
-        <w:autoSpaceDN w:val="0"/>
-        <w:adjustRightInd w:val="0"/>
-        <w:spacing w:after="0" w:line="240" w:lineRule="auto"/>
-        <w:ind w:right="236"/>
-        <w:jc w:val="right"/>
-        <w:rPr>
-          <w:rFonts w:ascii="Arial" w:hAnsi="Arial" w:cs="Arial"/>
-          <w:color w:val="000000"/>
-          <w:sz w:val="24"/>
-          <w:szCs w:val="24"/>
-        </w:rPr>
         <w:sectPr>
           <w:type w:val="continuous"/>
           <w:pgSz w:w="11940" w:h="16860"/>
@@ -5721,21 +4848,101 @@
           </w:cols>
         </w:sectPr>
       </w:pPr>
-    </w:p>
-    <w:p>
-      <w:pPr>
-        <w:widowControl w:val="0"/>
-        <w:autoSpaceDE w:val="0"/>
-        <w:autoSpaceDN w:val="0"/>
-        <w:adjustRightInd w:val="0"/>
-        <w:spacing w:before="4" w:after="0" w:line="170" w:lineRule="exact"/>
-        <w:rPr>
-          <w:rFonts w:ascii="Arial" w:hAnsi="Arial" w:cs="Arial"/>
-          <w:color w:val="000000"/>
-          <w:sz w:val="17"/>
-          <w:szCs w:val="17"/>
-        </w:rPr>
-      </w:pPr>
+      <w:r>
+        <w:rPr>
+          <w:rFonts w:ascii="Arial" w:hAnsi="Arial" w:cs="Arial"/>
+          <w:color w:val="000000"/>
+          <w:sz w:val="24"/>
+          <w:szCs w:val="24"/>
+        </w:rPr>
+        <w:t>P</w:t>
+      </w:r>
+      <w:r>
+        <w:rPr>
+          <w:rFonts w:ascii="Arial" w:hAnsi="Arial" w:cs="Arial"/>
+          <w:color w:val="000000"/>
+          <w:spacing w:val="1"/>
+          <w:sz w:val="24"/>
+          <w:szCs w:val="24"/>
+        </w:rPr>
+        <w:t>a</w:t>
+      </w:r>
+      <w:r>
+        <w:rPr>
+          <w:rFonts w:ascii="Arial" w:hAnsi="Arial" w:cs="Arial"/>
+          <w:color w:val="000000"/>
+          <w:spacing w:val="-1"/>
+          <w:sz w:val="24"/>
+          <w:szCs w:val="24"/>
+        </w:rPr>
+        <w:t>g</w:t>
+      </w:r>
+      <w:r>
+        <w:rPr>
+          <w:rFonts w:ascii="Arial" w:hAnsi="Arial" w:cs="Arial"/>
+          <w:color w:val="000000"/>
+          <w:sz w:val="24"/>
+          <w:szCs w:val="24"/>
+        </w:rPr>
+        <w:t>e</w:t>
+      </w:r>
+      <w:r>
+        <w:rPr>
+          <w:rFonts w:ascii="Arial" w:hAnsi="Arial" w:cs="Arial"/>
+          <w:color w:val="000000"/>
+          <w:spacing w:val="1"/>
+          <w:sz w:val="24"/>
+          <w:szCs w:val="24"/>
+        </w:rPr>
+        <w:t xml:space="preserve"> </w:t>
+      </w:r>
+      <w:r>
+        <w:rPr>
+          <w:rFonts w:ascii="Arial" w:hAnsi="Arial" w:cs="Arial"/>
+          <w:color w:val="000000"/>
+          <w:sz w:val="24"/>
+          <w:szCs w:val="24"/>
+        </w:rPr>
+        <w:t xml:space="preserve">1 </w:t>
+      </w:r>
+      <w:r>
+        <w:rPr>
+          <w:rFonts w:ascii="Arial" w:hAnsi="Arial" w:cs="Arial"/>
+          <w:color w:val="000000"/>
+          <w:spacing w:val="-1"/>
+          <w:sz w:val="24"/>
+          <w:szCs w:val="24"/>
+        </w:rPr>
+        <w:t>o</w:t>
+      </w:r>
+      <w:r>
+        <w:rPr>
+          <w:rFonts w:ascii="Arial" w:hAnsi="Arial" w:cs="Arial"/>
+          <w:color w:val="000000"/>
+          <w:sz w:val="24"/>
+          <w:szCs w:val="24"/>
+        </w:rPr>
+        <w:t>f</w:t>
+      </w:r>
+      <w:r>
+        <w:rPr>
+          <w:rFonts w:ascii="Arial" w:hAnsi="Arial" w:cs="Arial"/>
+          <w:color w:val="000000"/>
+          <w:spacing w:val="5"/>
+          <w:sz w:val="24"/>
+          <w:szCs w:val="24"/>
+        </w:rPr>
+        <w:t xml:space="preserve"> </w:t>
+      </w:r>
+      <w:r>
+        <w:rPr>
+          <w:rFonts w:ascii="Arial" w:hAnsi="Arial" w:cs="Arial"/>
+          <w:color w:val="000000"/>
+          <w:sz w:val="24"/>
+          <w:szCs w:val="24"/>
+        </w:rPr>
+        <w:t>4</w:t>
+      </w:r>
     </w:p>
     <w:p>
       <w:pPr>
@@ -5744,7 +4951,6 @@
         <w:autoSpaceDN w:val="0"/>
         <w:adjustRightInd w:val="0"/>
         <w:spacing w:before="29" w:after="0" w:line="240" w:lineRule="auto"/>
-        <w:ind w:left="3439"/>
         <w:rPr>
           <w:rFonts w:ascii="Arial" w:hAnsi="Arial" w:cs="Arial"/>
           <w:color w:val="000000"/>
@@ -5756,6 +4962,7 @@
         <w:rPr>
           <w:noProof/>
         </w:rPr>
+        <w:lastRenderedPageBreak/>
         <mc:AlternateContent>
           <mc:Choice Requires="wps">
             <w:drawing>
@@ -5882,6 +5089,18 @@
           <w:sz w:val="24"/>
           <w:szCs w:val="24"/>
         </w:rPr>
+        <w:t xml:space="preserve">                                                           </w:t>
+      </w:r>
+      <w:r>
+        <w:rPr>
+          <w:rFonts w:ascii="Arial" w:hAnsi="Arial" w:cs="Arial"/>
+          <w:b/>
+          <w:bCs/>
+          <w:color w:val="000000"/>
+          <w:spacing w:val="-8"/>
+          <w:sz w:val="24"/>
+          <w:szCs w:val="24"/>
+        </w:rPr>
         <w:t>A</w:t>
       </w:r>
       <w:r>
@@ -16187,7 +15406,6 @@
         <w:rPr>
           <w:noProof/>
         </w:rPr>
-        <w:lastRenderedPageBreak/>
         <mc:AlternateContent>
           <mc:Choice Requires="wps">
             <w:drawing>
@@ -16376,7 +15594,7 @@
           <w:sz w:val="24"/>
           <w:szCs w:val="24"/>
         </w:rPr>
-        <w:t>- IA</w:t>
+        <w:t>- I</w:t>
       </w:r>
       <w:r>
         <w:rPr>
@@ -16384,35 +15602,34 @@
           <w:b/>
           <w:bCs/>
           <w:color w:val="000000"/>
-          <w:spacing w:val="-2"/>
-          <w:sz w:val="24"/>
-          <w:szCs w:val="24"/>
-        </w:rPr>
-        <w:t xml:space="preserve"> </w:t>
-      </w:r>
-      <w:proofErr w:type="gramStart"/>
+          <w:sz w:val="24"/>
+          <w:szCs w:val="24"/>
+        </w:rPr>
+        <w:t>B</w:t>
+      </w:r>
       <w:r>
         <w:rPr>
           <w:rFonts w:ascii="Arial" w:hAnsi="Arial" w:cs="Arial"/>
           <w:b/>
           <w:bCs/>
           <w:color w:val="000000"/>
-          <w:sz w:val="24"/>
-          <w:szCs w:val="24"/>
-        </w:rPr>
-        <w:t xml:space="preserve">( </w:t>
-      </w:r>
+          <w:spacing w:val="-2"/>
+          <w:sz w:val="24"/>
+          <w:szCs w:val="24"/>
+        </w:rPr>
+        <w:t xml:space="preserve"> </w:t>
+      </w:r>
+      <w:proofErr w:type="gramStart"/>
       <w:r>
         <w:rPr>
           <w:rFonts w:ascii="Arial" w:hAnsi="Arial" w:cs="Arial"/>
           <w:b/>
           <w:bCs/>
           <w:color w:val="000000"/>
-          <w:spacing w:val="-1"/>
-          <w:sz w:val="24"/>
-          <w:szCs w:val="24"/>
-        </w:rPr>
-        <w:t>C</w:t>
+          <w:sz w:val="24"/>
+          <w:szCs w:val="24"/>
+        </w:rPr>
+        <w:t xml:space="preserve">( </w:t>
       </w:r>
       <w:r>
         <w:rPr>
@@ -16420,35 +15637,36 @@
           <w:b/>
           <w:bCs/>
           <w:color w:val="000000"/>
-          <w:spacing w:val="2"/>
-          <w:sz w:val="24"/>
-          <w:szCs w:val="24"/>
-        </w:rPr>
-        <w:t>o</w:t>
-      </w:r>
-      <w:proofErr w:type="gramEnd"/>
+          <w:spacing w:val="-1"/>
+          <w:sz w:val="24"/>
+          <w:szCs w:val="24"/>
+        </w:rPr>
+        <w:t>C</w:t>
+      </w:r>
       <w:r>
         <w:rPr>
           <w:rFonts w:ascii="Arial" w:hAnsi="Arial" w:cs="Arial"/>
           <w:b/>
           <w:bCs/>
           <w:color w:val="000000"/>
-          <w:spacing w:val="-1"/>
-          <w:sz w:val="24"/>
-          <w:szCs w:val="24"/>
-        </w:rPr>
-        <w:t>-</w:t>
-      </w:r>
+          <w:spacing w:val="2"/>
+          <w:sz w:val="24"/>
+          <w:szCs w:val="24"/>
+        </w:rPr>
+        <w:t>o</w:t>
+      </w:r>
+      <w:proofErr w:type="gramEnd"/>
       <w:r>
         <w:rPr>
           <w:rFonts w:ascii="Arial" w:hAnsi="Arial" w:cs="Arial"/>
           <w:b/>
           <w:bCs/>
           <w:color w:val="000000"/>
-          <w:sz w:val="24"/>
-          <w:szCs w:val="24"/>
-        </w:rPr>
-        <w:t>Ord</w:t>
+          <w:spacing w:val="-1"/>
+          <w:sz w:val="24"/>
+          <w:szCs w:val="24"/>
+        </w:rPr>
+        <w:t>-</w:t>
       </w:r>
       <w:r>
         <w:rPr>
@@ -16456,11 +15674,10 @@
           <w:b/>
           <w:bCs/>
           <w:color w:val="000000"/>
-          <w:spacing w:val="1"/>
-          <w:sz w:val="24"/>
-          <w:szCs w:val="24"/>
-        </w:rPr>
-        <w:t>i</w:t>
+          <w:sz w:val="24"/>
+          <w:szCs w:val="24"/>
+        </w:rPr>
+        <w:t>Ord</w:t>
       </w:r>
       <w:r>
         <w:rPr>
@@ -16468,10 +15685,11 @@
           <w:b/>
           <w:bCs/>
           <w:color w:val="000000"/>
-          <w:sz w:val="24"/>
-          <w:szCs w:val="24"/>
-        </w:rPr>
-        <w:t>nates</w:t>
+          <w:spacing w:val="1"/>
+          <w:sz w:val="24"/>
+          <w:szCs w:val="24"/>
+        </w:rPr>
+        <w:t>i</w:t>
       </w:r>
       <w:r>
         <w:rPr>
@@ -16479,13 +15697,11 @@
           <w:b/>
           <w:bCs/>
           <w:color w:val="000000"/>
-          <w:spacing w:val="1"/>
-          <w:sz w:val="24"/>
-          <w:szCs w:val="24"/>
-        </w:rPr>
-        <w:t xml:space="preserve"> </w:t>
-      </w:r>
-      <w:proofErr w:type="gramStart"/>
+          <w:sz w:val="24"/>
+          <w:szCs w:val="24"/>
+        </w:rPr>
+        <w:t>nates</w:t>
+      </w:r>
       <w:r>
         <w:rPr>
           <w:rFonts w:ascii="Arial" w:hAnsi="Arial" w:cs="Arial"/>
@@ -16496,66 +15712,80 @@
           <w:sz w:val="24"/>
           <w:szCs w:val="24"/>
         </w:rPr>
-        <w:t>O</w:t>
-      </w:r>
+        <w:t xml:space="preserve"> </w:t>
+      </w:r>
+      <w:proofErr w:type="gramStart"/>
       <w:r>
         <w:rPr>
           <w:rFonts w:ascii="Arial" w:hAnsi="Arial" w:cs="Arial"/>
           <w:b/>
           <w:bCs/>
           <w:color w:val="000000"/>
-          <w:sz w:val="24"/>
-          <w:szCs w:val="24"/>
-        </w:rPr>
-        <w:t>f</w:t>
-      </w:r>
-      <w:proofErr w:type="gramEnd"/>
+          <w:spacing w:val="1"/>
+          <w:sz w:val="24"/>
+          <w:szCs w:val="24"/>
+        </w:rPr>
+        <w:t>O</w:t>
+      </w:r>
       <w:r>
         <w:rPr>
           <w:rFonts w:ascii="Arial" w:hAnsi="Arial" w:cs="Arial"/>
           <w:b/>
           <w:bCs/>
           <w:color w:val="000000"/>
-          <w:spacing w:val="-2"/>
-          <w:sz w:val="24"/>
-          <w:szCs w:val="24"/>
-        </w:rPr>
-        <w:t xml:space="preserve"> </w:t>
-      </w:r>
+          <w:sz w:val="24"/>
+          <w:szCs w:val="24"/>
+        </w:rPr>
+        <w:t>f</w:t>
+      </w:r>
+      <w:proofErr w:type="gramEnd"/>
       <w:r>
         <w:rPr>
           <w:rFonts w:ascii="Arial" w:hAnsi="Arial" w:cs="Arial"/>
           <w:b/>
           <w:bCs/>
           <w:color w:val="000000"/>
-          <w:sz w:val="24"/>
-          <w:szCs w:val="24"/>
-        </w:rPr>
-        <w:t>Site/</w:t>
-      </w:r>
-      <w:proofErr w:type="gramStart"/>
+          <w:spacing w:val="-2"/>
+          <w:sz w:val="24"/>
+          <w:szCs w:val="24"/>
+        </w:rPr>
+        <w:t xml:space="preserve"> </w:t>
+      </w:r>
       <w:r>
         <w:rPr>
           <w:rFonts w:ascii="Arial" w:hAnsi="Arial" w:cs="Arial"/>
           <w:b/>
           <w:bCs/>
           <w:color w:val="000000"/>
-          <w:spacing w:val="1"/>
-          <w:sz w:val="24"/>
-          <w:szCs w:val="24"/>
-        </w:rPr>
-        <w:t>P</w:t>
-      </w:r>
+          <w:spacing w:val="-2"/>
+          <w:sz w:val="24"/>
+          <w:szCs w:val="24"/>
+        </w:rPr>
+        <w:t>Building/</w:t>
+      </w:r>
+      <w:proofErr w:type="gramStart"/>
       <w:r>
         <w:rPr>
           <w:rFonts w:ascii="Arial" w:hAnsi="Arial" w:cs="Arial"/>
           <w:b/>
           <w:bCs/>
           <w:color w:val="000000"/>
-          <w:sz w:val="24"/>
-          <w:szCs w:val="24"/>
-        </w:rPr>
-        <w:t>lot )</w:t>
+          <w:spacing w:val="-2"/>
+          <w:sz w:val="24"/>
+          <w:szCs w:val="24"/>
+        </w:rPr>
+        <w:t>Block</w:t>
+      </w:r>
+      <w:r>
+        <w:rPr>
+          <w:rFonts w:ascii="Arial" w:hAnsi="Arial" w:cs="Arial"/>
+          <w:b/>
+          <w:bCs/>
+          <w:color w:val="000000"/>
+          <w:sz w:val="24"/>
+          <w:szCs w:val="24"/>
+        </w:rPr>
+        <w:t xml:space="preserve"> )</w:t>
       </w:r>
       <w:proofErr w:type="gramEnd"/>
     </w:p>
@@ -26633,8 +25863,8 @@
           <w:szCs w:val="24"/>
         </w:rPr>
         <w:sectPr>
-          <w:footerReference w:type="even" r:id="rId11"/>
-          <w:footerReference w:type="default" r:id="rId12"/>
+          <w:footerReference w:type="even" r:id="rId15"/>
+          <w:footerReference w:type="default" r:id="rId16"/>
           <w:pgSz w:w="11940" w:h="16860"/>
           <w:pgMar w:top="2302" w:right="119" w:bottom="278" w:left="261" w:header="1922" w:footer="1287" w:gutter="0"/>
           <w:pgNumType w:start="2"/>
@@ -35234,8 +34464,8 @@
           <w:szCs w:val="24"/>
         </w:rPr>
         <w:sectPr>
-          <w:headerReference w:type="even" r:id="rId13"/>
-          <w:headerReference w:type="default" r:id="rId14"/>
+          <w:headerReference w:type="even" r:id="rId17"/>
+          <w:headerReference w:type="default" r:id="rId18"/>
           <w:type w:val="continuous"/>
           <w:pgSz w:w="11940" w:h="16860"/>
           <w:pgMar w:top="2340" w:right="540" w:bottom="280" w:left="240" w:header="720" w:footer="720" w:gutter="0"/>
@@ -35336,27 +34566,1205 @@
         <w:autoSpaceDE w:val="0"/>
         <w:autoSpaceDN w:val="0"/>
         <w:adjustRightInd w:val="0"/>
-        <w:spacing w:after="0" w:line="200" w:lineRule="exact"/>
-        <w:rPr>
-          <w:rFonts w:ascii="Arial" w:hAnsi="Arial" w:cs="Arial"/>
-          <w:sz w:val="20"/>
-          <w:szCs w:val="20"/>
+        <w:spacing w:before="36" w:after="0" w:line="233" w:lineRule="auto"/>
+        <w:ind w:left="1986" w:right="984" w:hanging="1335"/>
+        <w:rPr>
+          <w:rFonts w:ascii="Arial" w:hAnsi="Arial" w:cs="Arial"/>
+          <w:b/>
+          <w:bCs/>
+          <w:sz w:val="24"/>
+          <w:szCs w:val="24"/>
         </w:rPr>
       </w:pPr>
-    </w:p>
-    <w:p>
-      <w:pPr>
-        <w:widowControl w:val="0"/>
-        <w:autoSpaceDE w:val="0"/>
-        <w:autoSpaceDN w:val="0"/>
-        <w:adjustRightInd w:val="0"/>
-        <w:spacing w:after="0" w:line="200" w:lineRule="exact"/>
-        <w:rPr>
-          <w:rFonts w:ascii="Arial" w:hAnsi="Arial" w:cs="Arial"/>
-          <w:sz w:val="20"/>
-          <w:szCs w:val="20"/>
-        </w:rPr>
-      </w:pPr>
+      <w:r>
+        <w:rPr>
+          <w:rFonts w:ascii="Arial" w:hAnsi="Arial" w:cs="Arial"/>
+          <w:b/>
+          <w:bCs/>
+          <w:sz w:val="24"/>
+          <w:szCs w:val="24"/>
+        </w:rPr>
+        <w:t>Enclo</w:t>
+      </w:r>
+      <w:r>
+        <w:rPr>
+          <w:rFonts w:ascii="Arial" w:hAnsi="Arial" w:cs="Arial"/>
+          <w:b/>
+          <w:bCs/>
+          <w:spacing w:val="1"/>
+          <w:sz w:val="24"/>
+          <w:szCs w:val="24"/>
+        </w:rPr>
+        <w:t>s</w:t>
+      </w:r>
+      <w:r>
+        <w:rPr>
+          <w:rFonts w:ascii="Arial" w:hAnsi="Arial" w:cs="Arial"/>
+          <w:b/>
+          <w:bCs/>
+          <w:sz w:val="24"/>
+          <w:szCs w:val="24"/>
+        </w:rPr>
+        <w:t>ur</w:t>
+      </w:r>
+      <w:r>
+        <w:rPr>
+          <w:rFonts w:ascii="Arial" w:hAnsi="Arial" w:cs="Arial"/>
+          <w:b/>
+          <w:bCs/>
+          <w:spacing w:val="-1"/>
+          <w:sz w:val="24"/>
+          <w:szCs w:val="24"/>
+        </w:rPr>
+        <w:t>e</w:t>
+      </w:r>
+      <w:r>
+        <w:rPr>
+          <w:rFonts w:ascii="Arial" w:hAnsi="Arial" w:cs="Arial"/>
+          <w:b/>
+          <w:bCs/>
+          <w:sz w:val="24"/>
+          <w:szCs w:val="24"/>
+        </w:rPr>
+        <w:t xml:space="preserve">: </w:t>
+      </w:r>
+      <w:r>
+        <w:rPr>
+          <w:rFonts w:ascii="Arial" w:hAnsi="Arial" w:cs="Arial"/>
+          <w:b/>
+          <w:bCs/>
+          <w:spacing w:val="2"/>
+          <w:sz w:val="24"/>
+          <w:szCs w:val="24"/>
+        </w:rPr>
+        <w:t xml:space="preserve"> </w:t>
+      </w:r>
+      <w:r>
+        <w:rPr>
+          <w:rFonts w:ascii="Arial" w:hAnsi="Arial" w:cs="Arial"/>
+          <w:b/>
+          <w:bCs/>
+          <w:sz w:val="24"/>
+          <w:szCs w:val="24"/>
+        </w:rPr>
+        <w:t>Re</w:t>
+      </w:r>
+      <w:r>
+        <w:rPr>
+          <w:rFonts w:ascii="Arial" w:hAnsi="Arial" w:cs="Arial"/>
+          <w:b/>
+          <w:bCs/>
+          <w:spacing w:val="1"/>
+          <w:sz w:val="24"/>
+          <w:szCs w:val="24"/>
+        </w:rPr>
+        <w:t>le</w:t>
+      </w:r>
+      <w:r>
+        <w:rPr>
+          <w:rFonts w:ascii="Arial" w:hAnsi="Arial" w:cs="Arial"/>
+          <w:b/>
+          <w:bCs/>
+          <w:spacing w:val="-4"/>
+          <w:sz w:val="24"/>
+          <w:szCs w:val="24"/>
+        </w:rPr>
+        <w:t>v</w:t>
+      </w:r>
+      <w:r>
+        <w:rPr>
+          <w:rFonts w:ascii="Arial" w:hAnsi="Arial" w:cs="Arial"/>
+          <w:b/>
+          <w:bCs/>
+          <w:spacing w:val="1"/>
+          <w:sz w:val="24"/>
+          <w:szCs w:val="24"/>
+        </w:rPr>
+        <w:t>a</w:t>
+      </w:r>
+      <w:r>
+        <w:rPr>
+          <w:rFonts w:ascii="Arial" w:hAnsi="Arial" w:cs="Arial"/>
+          <w:b/>
+          <w:bCs/>
+          <w:sz w:val="24"/>
+          <w:szCs w:val="24"/>
+        </w:rPr>
+        <w:t>nt</w:t>
+      </w:r>
+      <w:r>
+        <w:rPr>
+          <w:rFonts w:ascii="Arial" w:hAnsi="Arial" w:cs="Arial"/>
+          <w:b/>
+          <w:bCs/>
+          <w:spacing w:val="-1"/>
+          <w:sz w:val="24"/>
+          <w:szCs w:val="24"/>
+        </w:rPr>
+        <w:t xml:space="preserve"> </w:t>
+      </w:r>
+      <w:proofErr w:type="spellStart"/>
+      <w:r>
+        <w:rPr>
+          <w:rFonts w:ascii="Arial" w:hAnsi="Arial" w:cs="Arial"/>
+          <w:b/>
+          <w:bCs/>
+          <w:sz w:val="24"/>
+          <w:szCs w:val="24"/>
+        </w:rPr>
+        <w:t>topo</w:t>
+      </w:r>
+      <w:proofErr w:type="spellEnd"/>
+      <w:r>
+        <w:rPr>
+          <w:rFonts w:ascii="Arial" w:hAnsi="Arial" w:cs="Arial"/>
+          <w:b/>
+          <w:bCs/>
+          <w:spacing w:val="-1"/>
+          <w:sz w:val="24"/>
+          <w:szCs w:val="24"/>
+        </w:rPr>
+        <w:t xml:space="preserve"> </w:t>
+      </w:r>
+      <w:r>
+        <w:rPr>
+          <w:rFonts w:ascii="Arial" w:hAnsi="Arial" w:cs="Arial"/>
+          <w:b/>
+          <w:bCs/>
+          <w:spacing w:val="1"/>
+          <w:sz w:val="24"/>
+          <w:szCs w:val="24"/>
+        </w:rPr>
+        <w:t>s</w:t>
+      </w:r>
+      <w:r>
+        <w:rPr>
+          <w:rFonts w:ascii="Arial" w:hAnsi="Arial" w:cs="Arial"/>
+          <w:b/>
+          <w:bCs/>
+          <w:sz w:val="24"/>
+          <w:szCs w:val="24"/>
+        </w:rPr>
+        <w:t>he</w:t>
+      </w:r>
+      <w:r>
+        <w:rPr>
+          <w:rFonts w:ascii="Arial" w:hAnsi="Arial" w:cs="Arial"/>
+          <w:b/>
+          <w:bCs/>
+          <w:spacing w:val="1"/>
+          <w:sz w:val="24"/>
+          <w:szCs w:val="24"/>
+        </w:rPr>
+        <w:t>e</w:t>
+      </w:r>
+      <w:r>
+        <w:rPr>
+          <w:rFonts w:ascii="Arial" w:hAnsi="Arial" w:cs="Arial"/>
+          <w:b/>
+          <w:bCs/>
+          <w:sz w:val="24"/>
+          <w:szCs w:val="24"/>
+        </w:rPr>
+        <w:t>t has</w:t>
+      </w:r>
+      <w:r>
+        <w:rPr>
+          <w:rFonts w:ascii="Arial" w:hAnsi="Arial" w:cs="Arial"/>
+          <w:b/>
+          <w:bCs/>
+          <w:spacing w:val="1"/>
+          <w:sz w:val="24"/>
+          <w:szCs w:val="24"/>
+        </w:rPr>
+        <w:t xml:space="preserve"> </w:t>
+      </w:r>
+      <w:r>
+        <w:rPr>
+          <w:rFonts w:ascii="Arial" w:hAnsi="Arial" w:cs="Arial"/>
+          <w:b/>
+          <w:bCs/>
+          <w:spacing w:val="-2"/>
+          <w:sz w:val="24"/>
+          <w:szCs w:val="24"/>
+        </w:rPr>
+        <w:t>b</w:t>
+      </w:r>
+      <w:r>
+        <w:rPr>
+          <w:rFonts w:ascii="Arial" w:hAnsi="Arial" w:cs="Arial"/>
+          <w:b/>
+          <w:bCs/>
+          <w:spacing w:val="1"/>
+          <w:sz w:val="24"/>
+          <w:szCs w:val="24"/>
+        </w:rPr>
+        <w:t>ee</w:t>
+      </w:r>
+      <w:r>
+        <w:rPr>
+          <w:rFonts w:ascii="Arial" w:hAnsi="Arial" w:cs="Arial"/>
+          <w:b/>
+          <w:bCs/>
+          <w:sz w:val="24"/>
+          <w:szCs w:val="24"/>
+        </w:rPr>
+        <w:t>n</w:t>
+      </w:r>
+      <w:r>
+        <w:rPr>
+          <w:rFonts w:ascii="Arial" w:hAnsi="Arial" w:cs="Arial"/>
+          <w:b/>
+          <w:bCs/>
+          <w:spacing w:val="-2"/>
+          <w:sz w:val="24"/>
+          <w:szCs w:val="24"/>
+        </w:rPr>
+        <w:t xml:space="preserve"> </w:t>
+      </w:r>
+      <w:r>
+        <w:rPr>
+          <w:rFonts w:ascii="Arial" w:hAnsi="Arial" w:cs="Arial"/>
+          <w:b/>
+          <w:bCs/>
+          <w:spacing w:val="1"/>
+          <w:sz w:val="24"/>
+          <w:szCs w:val="24"/>
+        </w:rPr>
+        <w:t>e</w:t>
+      </w:r>
+      <w:r>
+        <w:rPr>
+          <w:rFonts w:ascii="Arial" w:hAnsi="Arial" w:cs="Arial"/>
+          <w:b/>
+          <w:bCs/>
+          <w:sz w:val="24"/>
+          <w:szCs w:val="24"/>
+        </w:rPr>
+        <w:t>nclo</w:t>
+      </w:r>
+      <w:r>
+        <w:rPr>
+          <w:rFonts w:ascii="Arial" w:hAnsi="Arial" w:cs="Arial"/>
+          <w:b/>
+          <w:bCs/>
+          <w:spacing w:val="-1"/>
+          <w:sz w:val="24"/>
+          <w:szCs w:val="24"/>
+        </w:rPr>
+        <w:t>s</w:t>
+      </w:r>
+      <w:r>
+        <w:rPr>
+          <w:rFonts w:ascii="Arial" w:hAnsi="Arial" w:cs="Arial"/>
+          <w:b/>
+          <w:bCs/>
+          <w:spacing w:val="1"/>
+          <w:sz w:val="24"/>
+          <w:szCs w:val="24"/>
+        </w:rPr>
+        <w:t>e</w:t>
+      </w:r>
+      <w:r>
+        <w:rPr>
+          <w:rFonts w:ascii="Arial" w:hAnsi="Arial" w:cs="Arial"/>
+          <w:b/>
+          <w:bCs/>
+          <w:sz w:val="24"/>
+          <w:szCs w:val="24"/>
+        </w:rPr>
+        <w:t>d for r</w:t>
+      </w:r>
+      <w:r>
+        <w:rPr>
+          <w:rFonts w:ascii="Arial" w:hAnsi="Arial" w:cs="Arial"/>
+          <w:b/>
+          <w:bCs/>
+          <w:spacing w:val="1"/>
+          <w:sz w:val="24"/>
+          <w:szCs w:val="24"/>
+        </w:rPr>
+        <w:t>e</w:t>
+      </w:r>
+      <w:r>
+        <w:rPr>
+          <w:rFonts w:ascii="Arial" w:hAnsi="Arial" w:cs="Arial"/>
+          <w:b/>
+          <w:bCs/>
+          <w:sz w:val="24"/>
+          <w:szCs w:val="24"/>
+        </w:rPr>
+        <w:t>fe</w:t>
+      </w:r>
+      <w:r>
+        <w:rPr>
+          <w:rFonts w:ascii="Arial" w:hAnsi="Arial" w:cs="Arial"/>
+          <w:b/>
+          <w:bCs/>
+          <w:spacing w:val="-2"/>
+          <w:sz w:val="24"/>
+          <w:szCs w:val="24"/>
+        </w:rPr>
+        <w:t>r</w:t>
+      </w:r>
+      <w:r>
+        <w:rPr>
+          <w:rFonts w:ascii="Arial" w:hAnsi="Arial" w:cs="Arial"/>
+          <w:b/>
+          <w:bCs/>
+          <w:spacing w:val="1"/>
+          <w:sz w:val="24"/>
+          <w:szCs w:val="24"/>
+        </w:rPr>
+        <w:t>e</w:t>
+      </w:r>
+      <w:r>
+        <w:rPr>
+          <w:rFonts w:ascii="Arial" w:hAnsi="Arial" w:cs="Arial"/>
+          <w:b/>
+          <w:bCs/>
+          <w:sz w:val="24"/>
+          <w:szCs w:val="24"/>
+        </w:rPr>
+        <w:t>n</w:t>
+      </w:r>
+      <w:r>
+        <w:rPr>
+          <w:rFonts w:ascii="Arial" w:hAnsi="Arial" w:cs="Arial"/>
+          <w:b/>
+          <w:bCs/>
+          <w:spacing w:val="-2"/>
+          <w:sz w:val="24"/>
+          <w:szCs w:val="24"/>
+        </w:rPr>
+        <w:t>c</w:t>
+      </w:r>
+      <w:r>
+        <w:rPr>
+          <w:rFonts w:ascii="Arial" w:hAnsi="Arial" w:cs="Arial"/>
+          <w:b/>
+          <w:bCs/>
+          <w:sz w:val="24"/>
+          <w:szCs w:val="24"/>
+        </w:rPr>
+        <w:t>e</w:t>
+      </w:r>
+      <w:r>
+        <w:rPr>
+          <w:rFonts w:ascii="Arial" w:hAnsi="Arial" w:cs="Arial"/>
+          <w:b/>
+          <w:bCs/>
+          <w:spacing w:val="1"/>
+          <w:sz w:val="24"/>
+          <w:szCs w:val="24"/>
+        </w:rPr>
+        <w:t xml:space="preserve"> </w:t>
+      </w:r>
+      <w:r>
+        <w:rPr>
+          <w:rFonts w:ascii="Arial" w:hAnsi="Arial" w:cs="Arial"/>
+          <w:b/>
+          <w:bCs/>
+          <w:sz w:val="24"/>
+          <w:szCs w:val="24"/>
+        </w:rPr>
+        <w:t>purpose</w:t>
+      </w:r>
+      <w:r>
+        <w:rPr>
+          <w:rFonts w:ascii="Arial" w:hAnsi="Arial" w:cs="Arial"/>
+          <w:b/>
+          <w:bCs/>
+          <w:spacing w:val="1"/>
+          <w:sz w:val="24"/>
+          <w:szCs w:val="24"/>
+        </w:rPr>
+        <w:t xml:space="preserve"> </w:t>
+      </w:r>
+      <w:r>
+        <w:rPr>
+          <w:rFonts w:ascii="Arial" w:hAnsi="Arial" w:cs="Arial"/>
+          <w:b/>
+          <w:bCs/>
+          <w:sz w:val="24"/>
+          <w:szCs w:val="24"/>
+        </w:rPr>
+        <w:t>only</w:t>
+      </w:r>
+      <w:r>
+        <w:rPr>
+          <w:rFonts w:ascii="Arial" w:hAnsi="Arial" w:cs="Arial"/>
+          <w:b/>
+          <w:bCs/>
+          <w:spacing w:val="-6"/>
+          <w:sz w:val="24"/>
+          <w:szCs w:val="24"/>
+        </w:rPr>
+        <w:t xml:space="preserve"> </w:t>
+      </w:r>
+      <w:r>
+        <w:rPr>
+          <w:rFonts w:ascii="Arial" w:hAnsi="Arial" w:cs="Arial"/>
+          <w:b/>
+          <w:bCs/>
+          <w:spacing w:val="1"/>
+          <w:sz w:val="24"/>
+          <w:szCs w:val="24"/>
+        </w:rPr>
+        <w:t>a</w:t>
+      </w:r>
+      <w:r>
+        <w:rPr>
+          <w:rFonts w:ascii="Arial" w:hAnsi="Arial" w:cs="Arial"/>
+          <w:b/>
+          <w:bCs/>
+          <w:sz w:val="24"/>
+          <w:szCs w:val="24"/>
+        </w:rPr>
+        <w:t xml:space="preserve">nd </w:t>
+      </w:r>
+      <w:r>
+        <w:rPr>
+          <w:rFonts w:ascii="Arial" w:hAnsi="Arial" w:cs="Arial"/>
+          <w:b/>
+          <w:bCs/>
+          <w:spacing w:val="1"/>
+          <w:sz w:val="24"/>
+          <w:szCs w:val="24"/>
+        </w:rPr>
+        <w:t>ce</w:t>
+      </w:r>
+      <w:r>
+        <w:rPr>
+          <w:rFonts w:ascii="Arial" w:hAnsi="Arial" w:cs="Arial"/>
+          <w:b/>
+          <w:bCs/>
+          <w:sz w:val="24"/>
+          <w:szCs w:val="24"/>
+        </w:rPr>
+        <w:t>n</w:t>
+      </w:r>
+      <w:r>
+        <w:rPr>
+          <w:rFonts w:ascii="Arial" w:hAnsi="Arial" w:cs="Arial"/>
+          <w:b/>
+          <w:bCs/>
+          <w:spacing w:val="-1"/>
+          <w:sz w:val="24"/>
+          <w:szCs w:val="24"/>
+        </w:rPr>
+        <w:t>t</w:t>
+      </w:r>
+      <w:r>
+        <w:rPr>
+          <w:rFonts w:ascii="Arial" w:hAnsi="Arial" w:cs="Arial"/>
+          <w:b/>
+          <w:bCs/>
+          <w:sz w:val="24"/>
+          <w:szCs w:val="24"/>
+        </w:rPr>
+        <w:t>re</w:t>
+      </w:r>
+      <w:r>
+        <w:rPr>
+          <w:rFonts w:ascii="Arial" w:hAnsi="Arial" w:cs="Arial"/>
+          <w:b/>
+          <w:bCs/>
+          <w:spacing w:val="1"/>
+          <w:sz w:val="24"/>
+          <w:szCs w:val="24"/>
+        </w:rPr>
+        <w:t xml:space="preserve"> </w:t>
+      </w:r>
+      <w:r>
+        <w:rPr>
+          <w:rFonts w:ascii="Arial" w:hAnsi="Arial" w:cs="Arial"/>
+          <w:b/>
+          <w:bCs/>
+          <w:sz w:val="24"/>
+          <w:szCs w:val="24"/>
+        </w:rPr>
+        <w:t>of t</w:t>
+      </w:r>
+      <w:r>
+        <w:rPr>
+          <w:rFonts w:ascii="Arial" w:hAnsi="Arial" w:cs="Arial"/>
+          <w:b/>
+          <w:bCs/>
+          <w:spacing w:val="-1"/>
+          <w:sz w:val="24"/>
+          <w:szCs w:val="24"/>
+        </w:rPr>
+        <w:t>h</w:t>
+      </w:r>
+      <w:r>
+        <w:rPr>
+          <w:rFonts w:ascii="Arial" w:hAnsi="Arial" w:cs="Arial"/>
+          <w:b/>
+          <w:bCs/>
+          <w:sz w:val="24"/>
+          <w:szCs w:val="24"/>
+        </w:rPr>
+        <w:t>e</w:t>
+      </w:r>
+      <w:r>
+        <w:rPr>
+          <w:rFonts w:ascii="Arial" w:hAnsi="Arial" w:cs="Arial"/>
+          <w:b/>
+          <w:bCs/>
+          <w:spacing w:val="1"/>
+          <w:sz w:val="24"/>
+          <w:szCs w:val="24"/>
+        </w:rPr>
+        <w:t xml:space="preserve"> </w:t>
+      </w:r>
+      <w:r>
+        <w:rPr>
+          <w:rFonts w:ascii="Arial" w:hAnsi="Arial" w:cs="Arial"/>
+          <w:b/>
+          <w:bCs/>
+          <w:sz w:val="24"/>
+          <w:szCs w:val="24"/>
+        </w:rPr>
+        <w:t>plot,</w:t>
+      </w:r>
+      <w:r>
+        <w:rPr>
+          <w:rFonts w:ascii="Arial" w:hAnsi="Arial" w:cs="Arial"/>
+          <w:b/>
+          <w:bCs/>
+          <w:spacing w:val="-1"/>
+          <w:sz w:val="24"/>
+          <w:szCs w:val="24"/>
+        </w:rPr>
+        <w:t xml:space="preserve"> </w:t>
+      </w:r>
+      <w:r>
+        <w:rPr>
+          <w:rFonts w:ascii="Arial" w:hAnsi="Arial" w:cs="Arial"/>
+          <w:b/>
+          <w:bCs/>
+          <w:spacing w:val="1"/>
+          <w:sz w:val="24"/>
+          <w:szCs w:val="24"/>
+        </w:rPr>
+        <w:t>a</w:t>
+      </w:r>
+      <w:r>
+        <w:rPr>
+          <w:rFonts w:ascii="Arial" w:hAnsi="Arial" w:cs="Arial"/>
+          <w:b/>
+          <w:bCs/>
+          <w:sz w:val="24"/>
+          <w:szCs w:val="24"/>
+        </w:rPr>
+        <w:t>s</w:t>
+      </w:r>
+      <w:r>
+        <w:rPr>
+          <w:rFonts w:ascii="Arial" w:hAnsi="Arial" w:cs="Arial"/>
+          <w:b/>
+          <w:bCs/>
+          <w:spacing w:val="-1"/>
+          <w:sz w:val="24"/>
+          <w:szCs w:val="24"/>
+        </w:rPr>
+        <w:t xml:space="preserve"> </w:t>
+      </w:r>
+      <w:r>
+        <w:rPr>
+          <w:rFonts w:ascii="Arial" w:hAnsi="Arial" w:cs="Arial"/>
+          <w:b/>
+          <w:bCs/>
+          <w:spacing w:val="1"/>
+          <w:sz w:val="24"/>
+          <w:szCs w:val="24"/>
+        </w:rPr>
+        <w:t>e</w:t>
+      </w:r>
+      <w:r>
+        <w:rPr>
+          <w:rFonts w:ascii="Arial" w:hAnsi="Arial" w:cs="Arial"/>
+          <w:b/>
+          <w:bCs/>
+          <w:sz w:val="24"/>
+          <w:szCs w:val="24"/>
+        </w:rPr>
+        <w:t>l</w:t>
+      </w:r>
+      <w:r>
+        <w:rPr>
+          <w:rFonts w:ascii="Arial" w:hAnsi="Arial" w:cs="Arial"/>
+          <w:b/>
+          <w:bCs/>
+          <w:spacing w:val="1"/>
+          <w:sz w:val="24"/>
+          <w:szCs w:val="24"/>
+        </w:rPr>
+        <w:t>a</w:t>
+      </w:r>
+      <w:r>
+        <w:rPr>
+          <w:rFonts w:ascii="Arial" w:hAnsi="Arial" w:cs="Arial"/>
+          <w:b/>
+          <w:bCs/>
+          <w:sz w:val="24"/>
+          <w:szCs w:val="24"/>
+        </w:rPr>
+        <w:t>borated</w:t>
+      </w:r>
+      <w:r>
+        <w:rPr>
+          <w:rFonts w:ascii="Arial" w:hAnsi="Arial" w:cs="Arial"/>
+          <w:b/>
+          <w:bCs/>
+          <w:spacing w:val="-2"/>
+          <w:sz w:val="24"/>
+          <w:szCs w:val="24"/>
+        </w:rPr>
+        <w:t xml:space="preserve"> </w:t>
+      </w:r>
+      <w:r>
+        <w:rPr>
+          <w:rFonts w:ascii="Arial" w:hAnsi="Arial" w:cs="Arial"/>
+          <w:b/>
+          <w:bCs/>
+          <w:sz w:val="24"/>
+          <w:szCs w:val="24"/>
+        </w:rPr>
+        <w:t>in</w:t>
+      </w:r>
+      <w:r>
+        <w:rPr>
+          <w:rFonts w:ascii="Arial" w:hAnsi="Arial" w:cs="Arial"/>
+          <w:b/>
+          <w:bCs/>
+          <w:spacing w:val="3"/>
+          <w:sz w:val="24"/>
+          <w:szCs w:val="24"/>
+        </w:rPr>
+        <w:t xml:space="preserve"> </w:t>
+      </w:r>
+      <w:r>
+        <w:rPr>
+          <w:rFonts w:ascii="Arial" w:hAnsi="Arial" w:cs="Arial"/>
+          <w:b/>
+          <w:bCs/>
+          <w:spacing w:val="-5"/>
+          <w:sz w:val="24"/>
+          <w:szCs w:val="24"/>
+        </w:rPr>
+        <w:t>A</w:t>
+      </w:r>
+      <w:r>
+        <w:rPr>
+          <w:rFonts w:ascii="Arial" w:hAnsi="Arial" w:cs="Arial"/>
+          <w:b/>
+          <w:bCs/>
+          <w:sz w:val="24"/>
+          <w:szCs w:val="24"/>
+        </w:rPr>
+        <w:t>nne</w:t>
+      </w:r>
+      <w:r>
+        <w:rPr>
+          <w:rFonts w:ascii="Arial" w:hAnsi="Arial" w:cs="Arial"/>
+          <w:b/>
+          <w:bCs/>
+          <w:spacing w:val="1"/>
+          <w:sz w:val="24"/>
+          <w:szCs w:val="24"/>
+        </w:rPr>
+        <w:t>x</w:t>
+      </w:r>
+      <w:r>
+        <w:rPr>
+          <w:rFonts w:ascii="Arial" w:hAnsi="Arial" w:cs="Arial"/>
+          <w:b/>
+          <w:bCs/>
+          <w:sz w:val="24"/>
+          <w:szCs w:val="24"/>
+        </w:rPr>
+        <w:t>ure</w:t>
+      </w:r>
+      <w:r>
+        <w:rPr>
+          <w:rFonts w:ascii="Arial" w:hAnsi="Arial" w:cs="Arial"/>
+          <w:b/>
+          <w:bCs/>
+          <w:spacing w:val="1"/>
+          <w:sz w:val="24"/>
+          <w:szCs w:val="24"/>
+        </w:rPr>
+        <w:t xml:space="preserve"> 0</w:t>
+      </w:r>
+      <w:r>
+        <w:rPr>
+          <w:rFonts w:ascii="Arial" w:hAnsi="Arial" w:cs="Arial"/>
+          <w:b/>
+          <w:bCs/>
+          <w:spacing w:val="-1"/>
+          <w:sz w:val="24"/>
+          <w:szCs w:val="24"/>
+        </w:rPr>
+        <w:t>1</w:t>
+      </w:r>
+      <w:r>
+        <w:rPr>
+          <w:rFonts w:ascii="Arial" w:hAnsi="Arial" w:cs="Arial"/>
+          <w:b/>
+          <w:bCs/>
+          <w:sz w:val="24"/>
+          <w:szCs w:val="24"/>
+        </w:rPr>
+        <w:t>,</w:t>
+      </w:r>
+      <w:r>
+        <w:rPr>
+          <w:rFonts w:ascii="Arial" w:hAnsi="Arial" w:cs="Arial"/>
+          <w:b/>
+          <w:bCs/>
+          <w:spacing w:val="-1"/>
+          <w:sz w:val="24"/>
+          <w:szCs w:val="24"/>
+        </w:rPr>
+        <w:t xml:space="preserve"> </w:t>
+      </w:r>
+      <w:r>
+        <w:rPr>
+          <w:rFonts w:ascii="Arial" w:hAnsi="Arial" w:cs="Arial"/>
+          <w:b/>
+          <w:bCs/>
+          <w:spacing w:val="3"/>
+          <w:sz w:val="24"/>
+          <w:szCs w:val="24"/>
+        </w:rPr>
+        <w:t>w</w:t>
+      </w:r>
+      <w:r>
+        <w:rPr>
+          <w:rFonts w:ascii="Arial" w:hAnsi="Arial" w:cs="Arial"/>
+          <w:b/>
+          <w:bCs/>
+          <w:sz w:val="24"/>
+          <w:szCs w:val="24"/>
+        </w:rPr>
+        <w:t xml:space="preserve">ith </w:t>
+      </w:r>
+      <w:r>
+        <w:rPr>
+          <w:rFonts w:ascii="Arial" w:hAnsi="Arial" w:cs="Arial"/>
+          <w:b/>
+          <w:bCs/>
+          <w:spacing w:val="-4"/>
+          <w:sz w:val="24"/>
+          <w:szCs w:val="24"/>
+        </w:rPr>
+        <w:t>v</w:t>
+      </w:r>
+      <w:r>
+        <w:rPr>
+          <w:rFonts w:ascii="Arial" w:hAnsi="Arial" w:cs="Arial"/>
+          <w:b/>
+          <w:bCs/>
+          <w:spacing w:val="1"/>
+          <w:sz w:val="24"/>
+          <w:szCs w:val="24"/>
+        </w:rPr>
+        <w:t>a</w:t>
+      </w:r>
+      <w:r>
+        <w:rPr>
+          <w:rFonts w:ascii="Arial" w:hAnsi="Arial" w:cs="Arial"/>
+          <w:b/>
+          <w:bCs/>
+          <w:sz w:val="24"/>
+          <w:szCs w:val="24"/>
+        </w:rPr>
+        <w:t>rious</w:t>
+      </w:r>
+      <w:r>
+        <w:rPr>
+          <w:rFonts w:ascii="Arial" w:hAnsi="Arial" w:cs="Arial"/>
+          <w:b/>
+          <w:bCs/>
+          <w:spacing w:val="1"/>
+          <w:sz w:val="24"/>
+          <w:szCs w:val="24"/>
+        </w:rPr>
+        <w:t xml:space="preserve"> </w:t>
+      </w:r>
+      <w:r>
+        <w:rPr>
+          <w:rFonts w:ascii="Arial" w:hAnsi="Arial" w:cs="Arial"/>
+          <w:b/>
+          <w:bCs/>
+          <w:sz w:val="24"/>
+          <w:szCs w:val="24"/>
+        </w:rPr>
+        <w:t>point numbers</w:t>
+      </w:r>
+      <w:r>
+        <w:rPr>
+          <w:rFonts w:ascii="Arial" w:hAnsi="Arial" w:cs="Arial"/>
+          <w:b/>
+          <w:bCs/>
+          <w:spacing w:val="2"/>
+          <w:sz w:val="24"/>
+          <w:szCs w:val="24"/>
+        </w:rPr>
+        <w:t xml:space="preserve"> </w:t>
+      </w:r>
+      <w:r>
+        <w:rPr>
+          <w:rFonts w:ascii="Arial" w:hAnsi="Arial" w:cs="Arial"/>
+          <w:b/>
+          <w:bCs/>
+          <w:sz w:val="24"/>
+          <w:szCs w:val="24"/>
+        </w:rPr>
+        <w:t>h</w:t>
+      </w:r>
+      <w:r>
+        <w:rPr>
+          <w:rFonts w:ascii="Arial" w:hAnsi="Arial" w:cs="Arial"/>
+          <w:b/>
+          <w:bCs/>
+          <w:spacing w:val="1"/>
+          <w:sz w:val="24"/>
+          <w:szCs w:val="24"/>
+        </w:rPr>
+        <w:t>a</w:t>
+      </w:r>
+      <w:r>
+        <w:rPr>
+          <w:rFonts w:ascii="Arial" w:hAnsi="Arial" w:cs="Arial"/>
+          <w:b/>
+          <w:bCs/>
+          <w:spacing w:val="-4"/>
+          <w:sz w:val="24"/>
+          <w:szCs w:val="24"/>
+        </w:rPr>
+        <w:t>v</w:t>
+      </w:r>
+      <w:r>
+        <w:rPr>
+          <w:rFonts w:ascii="Arial" w:hAnsi="Arial" w:cs="Arial"/>
+          <w:b/>
+          <w:bCs/>
+          <w:sz w:val="24"/>
+          <w:szCs w:val="24"/>
+        </w:rPr>
+        <w:t>e</w:t>
+      </w:r>
+      <w:r>
+        <w:rPr>
+          <w:rFonts w:ascii="Arial" w:hAnsi="Arial" w:cs="Arial"/>
+          <w:b/>
+          <w:bCs/>
+          <w:spacing w:val="1"/>
+          <w:sz w:val="24"/>
+          <w:szCs w:val="24"/>
+        </w:rPr>
+        <w:t xml:space="preserve"> </w:t>
+      </w:r>
+      <w:r>
+        <w:rPr>
+          <w:rFonts w:ascii="Arial" w:hAnsi="Arial" w:cs="Arial"/>
+          <w:b/>
+          <w:bCs/>
+          <w:sz w:val="24"/>
+          <w:szCs w:val="24"/>
+        </w:rPr>
+        <w:t>b</w:t>
+      </w:r>
+      <w:r>
+        <w:rPr>
+          <w:rFonts w:ascii="Arial" w:hAnsi="Arial" w:cs="Arial"/>
+          <w:b/>
+          <w:bCs/>
+          <w:spacing w:val="1"/>
+          <w:sz w:val="24"/>
+          <w:szCs w:val="24"/>
+        </w:rPr>
+        <w:t>ee</w:t>
+      </w:r>
+      <w:r>
+        <w:rPr>
+          <w:rFonts w:ascii="Arial" w:hAnsi="Arial" w:cs="Arial"/>
+          <w:b/>
+          <w:bCs/>
+          <w:sz w:val="24"/>
+          <w:szCs w:val="24"/>
+        </w:rPr>
+        <w:t xml:space="preserve">n </w:t>
+      </w:r>
+      <w:r>
+        <w:rPr>
+          <w:rFonts w:ascii="Arial" w:hAnsi="Arial" w:cs="Arial"/>
+          <w:b/>
+          <w:bCs/>
+          <w:spacing w:val="-1"/>
+          <w:sz w:val="24"/>
+          <w:szCs w:val="24"/>
+        </w:rPr>
+        <w:t>c</w:t>
+      </w:r>
+      <w:r>
+        <w:rPr>
+          <w:rFonts w:ascii="Arial" w:hAnsi="Arial" w:cs="Arial"/>
+          <w:b/>
+          <w:bCs/>
+          <w:sz w:val="24"/>
+          <w:szCs w:val="24"/>
+        </w:rPr>
+        <w:t>ir</w:t>
+      </w:r>
+      <w:r>
+        <w:rPr>
+          <w:rFonts w:ascii="Arial" w:hAnsi="Arial" w:cs="Arial"/>
+          <w:b/>
+          <w:bCs/>
+          <w:spacing w:val="1"/>
+          <w:sz w:val="24"/>
+          <w:szCs w:val="24"/>
+        </w:rPr>
+        <w:t>c</w:t>
+      </w:r>
+      <w:r>
+        <w:rPr>
+          <w:rFonts w:ascii="Arial" w:hAnsi="Arial" w:cs="Arial"/>
+          <w:b/>
+          <w:bCs/>
+          <w:sz w:val="24"/>
+          <w:szCs w:val="24"/>
+        </w:rPr>
+        <w:t>l</w:t>
+      </w:r>
+      <w:r>
+        <w:rPr>
+          <w:rFonts w:ascii="Arial" w:hAnsi="Arial" w:cs="Arial"/>
+          <w:b/>
+          <w:bCs/>
+          <w:spacing w:val="1"/>
+          <w:sz w:val="24"/>
+          <w:szCs w:val="24"/>
+        </w:rPr>
+        <w:t>e</w:t>
+      </w:r>
+      <w:r>
+        <w:rPr>
+          <w:rFonts w:ascii="Arial" w:hAnsi="Arial" w:cs="Arial"/>
+          <w:b/>
+          <w:bCs/>
+          <w:sz w:val="24"/>
+          <w:szCs w:val="24"/>
+        </w:rPr>
+        <w:t>d</w:t>
+      </w:r>
+      <w:r>
+        <w:rPr>
+          <w:rFonts w:ascii="Arial" w:hAnsi="Arial" w:cs="Arial"/>
+          <w:b/>
+          <w:bCs/>
+          <w:spacing w:val="-4"/>
+          <w:sz w:val="24"/>
+          <w:szCs w:val="24"/>
+        </w:rPr>
+        <w:t xml:space="preserve"> </w:t>
+      </w:r>
+      <w:r>
+        <w:rPr>
+          <w:rFonts w:ascii="Arial" w:hAnsi="Arial" w:cs="Arial"/>
+          <w:b/>
+          <w:bCs/>
+          <w:spacing w:val="3"/>
+          <w:sz w:val="24"/>
+          <w:szCs w:val="24"/>
+        </w:rPr>
+        <w:t>w</w:t>
+      </w:r>
+      <w:r>
+        <w:rPr>
+          <w:rFonts w:ascii="Arial" w:hAnsi="Arial" w:cs="Arial"/>
+          <w:b/>
+          <w:bCs/>
+          <w:sz w:val="24"/>
+          <w:szCs w:val="24"/>
+        </w:rPr>
+        <w:t>ith round st</w:t>
+      </w:r>
+      <w:r>
+        <w:rPr>
+          <w:rFonts w:ascii="Arial" w:hAnsi="Arial" w:cs="Arial"/>
+          <w:b/>
+          <w:bCs/>
+          <w:spacing w:val="-2"/>
+          <w:sz w:val="24"/>
+          <w:szCs w:val="24"/>
+        </w:rPr>
+        <w:t>a</w:t>
+      </w:r>
+      <w:r>
+        <w:rPr>
+          <w:rFonts w:ascii="Arial" w:hAnsi="Arial" w:cs="Arial"/>
+          <w:b/>
+          <w:bCs/>
+          <w:sz w:val="24"/>
+          <w:szCs w:val="24"/>
+        </w:rPr>
+        <w:t>mp,</w:t>
+      </w:r>
+      <w:r>
+        <w:rPr>
+          <w:rFonts w:ascii="Arial" w:hAnsi="Arial" w:cs="Arial"/>
+          <w:b/>
+          <w:bCs/>
+          <w:spacing w:val="-1"/>
+          <w:sz w:val="24"/>
+          <w:szCs w:val="24"/>
+        </w:rPr>
+        <w:t xml:space="preserve"> </w:t>
+      </w:r>
+      <w:r>
+        <w:rPr>
+          <w:rFonts w:ascii="Arial" w:hAnsi="Arial" w:cs="Arial"/>
+          <w:b/>
+          <w:bCs/>
+          <w:spacing w:val="3"/>
+          <w:sz w:val="24"/>
+          <w:szCs w:val="24"/>
+        </w:rPr>
+        <w:t>w</w:t>
+      </w:r>
+      <w:r>
+        <w:rPr>
+          <w:rFonts w:ascii="Arial" w:hAnsi="Arial" w:cs="Arial"/>
+          <w:b/>
+          <w:bCs/>
+          <w:sz w:val="24"/>
+          <w:szCs w:val="24"/>
+        </w:rPr>
+        <w:t xml:space="preserve">ith </w:t>
+      </w:r>
+      <w:proofErr w:type="spellStart"/>
+      <w:r>
+        <w:rPr>
+          <w:rFonts w:ascii="Arial" w:hAnsi="Arial" w:cs="Arial"/>
+          <w:b/>
+          <w:bCs/>
+          <w:spacing w:val="1"/>
+          <w:sz w:val="24"/>
+          <w:szCs w:val="24"/>
+        </w:rPr>
+        <w:t>ce</w:t>
+      </w:r>
+      <w:r>
+        <w:rPr>
+          <w:rFonts w:ascii="Arial" w:hAnsi="Arial" w:cs="Arial"/>
+          <w:b/>
+          <w:bCs/>
+          <w:sz w:val="24"/>
+          <w:szCs w:val="24"/>
+        </w:rPr>
+        <w:t>n</w:t>
+      </w:r>
+      <w:r>
+        <w:rPr>
+          <w:rFonts w:ascii="Arial" w:hAnsi="Arial" w:cs="Arial"/>
+          <w:b/>
+          <w:bCs/>
+          <w:spacing w:val="-1"/>
+          <w:sz w:val="24"/>
+          <w:szCs w:val="24"/>
+        </w:rPr>
+        <w:t>t</w:t>
+      </w:r>
+      <w:r>
+        <w:rPr>
+          <w:rFonts w:ascii="Arial" w:hAnsi="Arial" w:cs="Arial"/>
+          <w:b/>
+          <w:bCs/>
+          <w:spacing w:val="1"/>
+          <w:sz w:val="24"/>
+          <w:szCs w:val="24"/>
+        </w:rPr>
+        <w:t>e</w:t>
+      </w:r>
+      <w:r>
+        <w:rPr>
+          <w:rFonts w:ascii="Arial" w:hAnsi="Arial" w:cs="Arial"/>
+          <w:b/>
+          <w:bCs/>
+          <w:sz w:val="24"/>
+          <w:szCs w:val="24"/>
+        </w:rPr>
+        <w:t>r</w:t>
+      </w:r>
+      <w:proofErr w:type="spellEnd"/>
+      <w:r>
+        <w:rPr>
+          <w:rFonts w:ascii="Arial" w:hAnsi="Arial" w:cs="Arial"/>
+          <w:b/>
+          <w:bCs/>
+          <w:spacing w:val="-2"/>
+          <w:sz w:val="24"/>
+          <w:szCs w:val="24"/>
+        </w:rPr>
+        <w:t xml:space="preserve"> </w:t>
+      </w:r>
+      <w:r>
+        <w:rPr>
+          <w:rFonts w:ascii="Arial" w:hAnsi="Arial" w:cs="Arial"/>
+          <w:b/>
+          <w:bCs/>
+          <w:sz w:val="24"/>
+          <w:szCs w:val="24"/>
+        </w:rPr>
+        <w:t>of t</w:t>
+      </w:r>
+      <w:r>
+        <w:rPr>
+          <w:rFonts w:ascii="Arial" w:hAnsi="Arial" w:cs="Arial"/>
+          <w:b/>
+          <w:bCs/>
+          <w:spacing w:val="-1"/>
+          <w:sz w:val="24"/>
+          <w:szCs w:val="24"/>
+        </w:rPr>
+        <w:t>h</w:t>
+      </w:r>
+      <w:r>
+        <w:rPr>
+          <w:rFonts w:ascii="Arial" w:hAnsi="Arial" w:cs="Arial"/>
+          <w:b/>
+          <w:bCs/>
+          <w:sz w:val="24"/>
+          <w:szCs w:val="24"/>
+        </w:rPr>
+        <w:t>e</w:t>
+      </w:r>
+      <w:r>
+        <w:rPr>
+          <w:rFonts w:ascii="Arial" w:hAnsi="Arial" w:cs="Arial"/>
+          <w:b/>
+          <w:bCs/>
+          <w:spacing w:val="1"/>
+          <w:sz w:val="24"/>
+          <w:szCs w:val="24"/>
+        </w:rPr>
+        <w:t xml:space="preserve"> s</w:t>
+      </w:r>
+      <w:r>
+        <w:rPr>
+          <w:rFonts w:ascii="Arial" w:hAnsi="Arial" w:cs="Arial"/>
+          <w:b/>
+          <w:bCs/>
+          <w:sz w:val="24"/>
+          <w:szCs w:val="24"/>
+        </w:rPr>
+        <w:t>tamp</w:t>
+      </w:r>
     </w:p>
     <w:p>
       <w:pPr>
@@ -35368,1198 +35776,21 @@
         <w:ind w:left="1986" w:right="984" w:hanging="1335"/>
         <w:rPr>
           <w:rFonts w:ascii="Arial" w:hAnsi="Arial" w:cs="Arial"/>
-          <w:sz w:val="24"/>
-          <w:szCs w:val="24"/>
-        </w:rPr>
-      </w:pPr>
-      <w:r>
-        <w:rPr>
-          <w:rFonts w:ascii="Arial" w:hAnsi="Arial" w:cs="Arial"/>
           <w:b/>
           <w:bCs/>
           <w:sz w:val="24"/>
           <w:szCs w:val="24"/>
         </w:rPr>
-        <w:t>Enclo</w:t>
-      </w:r>
+      </w:pPr>
       <w:r>
         <w:rPr>
           <w:rFonts w:ascii="Arial" w:hAnsi="Arial" w:cs="Arial"/>
           <w:b/>
           <w:bCs/>
-          <w:spacing w:val="1"/>
-          <w:sz w:val="24"/>
-          <w:szCs w:val="24"/>
-        </w:rPr>
-        <w:t>s</w:t>
-      </w:r>
-      <w:r>
-        <w:rPr>
-          <w:rFonts w:ascii="Arial" w:hAnsi="Arial" w:cs="Arial"/>
-          <w:b/>
-          <w:bCs/>
-          <w:sz w:val="24"/>
-          <w:szCs w:val="24"/>
-        </w:rPr>
-        <w:t>ur</w:t>
-      </w:r>
-      <w:r>
-        <w:rPr>
-          <w:rFonts w:ascii="Arial" w:hAnsi="Arial" w:cs="Arial"/>
-          <w:b/>
-          <w:bCs/>
-          <w:spacing w:val="-1"/>
-          <w:sz w:val="24"/>
-          <w:szCs w:val="24"/>
-        </w:rPr>
-        <w:t>e</w:t>
-      </w:r>
-      <w:r>
-        <w:rPr>
-          <w:rFonts w:ascii="Arial" w:hAnsi="Arial" w:cs="Arial"/>
-          <w:b/>
-          <w:bCs/>
-          <w:sz w:val="24"/>
-          <w:szCs w:val="24"/>
-        </w:rPr>
-        <w:t xml:space="preserve">: </w:t>
-      </w:r>
-      <w:r>
-        <w:rPr>
-          <w:rFonts w:ascii="Arial" w:hAnsi="Arial" w:cs="Arial"/>
-          <w:b/>
-          <w:bCs/>
-          <w:spacing w:val="2"/>
-          <w:sz w:val="24"/>
-          <w:szCs w:val="24"/>
-        </w:rPr>
-        <w:t xml:space="preserve"> </w:t>
-      </w:r>
-      <w:r>
-        <w:rPr>
-          <w:rFonts w:ascii="Arial" w:hAnsi="Arial" w:cs="Arial"/>
-          <w:b/>
-          <w:bCs/>
-          <w:sz w:val="24"/>
-          <w:szCs w:val="24"/>
-        </w:rPr>
-        <w:t>Re</w:t>
-      </w:r>
-      <w:r>
-        <w:rPr>
-          <w:rFonts w:ascii="Arial" w:hAnsi="Arial" w:cs="Arial"/>
-          <w:b/>
-          <w:bCs/>
-          <w:spacing w:val="1"/>
-          <w:sz w:val="24"/>
-          <w:szCs w:val="24"/>
-        </w:rPr>
-        <w:t>le</w:t>
-      </w:r>
-      <w:r>
-        <w:rPr>
-          <w:rFonts w:ascii="Arial" w:hAnsi="Arial" w:cs="Arial"/>
-          <w:b/>
-          <w:bCs/>
-          <w:spacing w:val="-4"/>
-          <w:sz w:val="24"/>
-          <w:szCs w:val="24"/>
-        </w:rPr>
-        <w:t>v</w:t>
-      </w:r>
-      <w:r>
-        <w:rPr>
-          <w:rFonts w:ascii="Arial" w:hAnsi="Arial" w:cs="Arial"/>
-          <w:b/>
-          <w:bCs/>
-          <w:spacing w:val="1"/>
-          <w:sz w:val="24"/>
-          <w:szCs w:val="24"/>
-        </w:rPr>
-        <w:t>a</w:t>
-      </w:r>
-      <w:r>
-        <w:rPr>
-          <w:rFonts w:ascii="Arial" w:hAnsi="Arial" w:cs="Arial"/>
-          <w:b/>
-          <w:bCs/>
-          <w:sz w:val="24"/>
-          <w:szCs w:val="24"/>
-        </w:rPr>
-        <w:t>nt</w:t>
-      </w:r>
-      <w:r>
-        <w:rPr>
-          <w:rFonts w:ascii="Arial" w:hAnsi="Arial" w:cs="Arial"/>
-          <w:b/>
-          <w:bCs/>
-          <w:spacing w:val="-1"/>
-          <w:sz w:val="24"/>
-          <w:szCs w:val="24"/>
-        </w:rPr>
-        <w:t xml:space="preserve"> </w:t>
-      </w:r>
-      <w:proofErr w:type="spellStart"/>
-      <w:r>
-        <w:rPr>
-          <w:rFonts w:ascii="Arial" w:hAnsi="Arial" w:cs="Arial"/>
-          <w:b/>
-          <w:bCs/>
-          <w:sz w:val="24"/>
-          <w:szCs w:val="24"/>
-        </w:rPr>
-        <w:t>topo</w:t>
-      </w:r>
-      <w:proofErr w:type="spellEnd"/>
-      <w:r>
-        <w:rPr>
-          <w:rFonts w:ascii="Arial" w:hAnsi="Arial" w:cs="Arial"/>
-          <w:b/>
-          <w:bCs/>
-          <w:spacing w:val="-1"/>
-          <w:sz w:val="24"/>
-          <w:szCs w:val="24"/>
-        </w:rPr>
-        <w:t xml:space="preserve"> </w:t>
-      </w:r>
-      <w:r>
-        <w:rPr>
-          <w:rFonts w:ascii="Arial" w:hAnsi="Arial" w:cs="Arial"/>
-          <w:b/>
-          <w:bCs/>
-          <w:spacing w:val="1"/>
-          <w:sz w:val="24"/>
-          <w:szCs w:val="24"/>
-        </w:rPr>
-        <w:t>s</w:t>
-      </w:r>
-      <w:r>
-        <w:rPr>
-          <w:rFonts w:ascii="Arial" w:hAnsi="Arial" w:cs="Arial"/>
-          <w:b/>
-          <w:bCs/>
-          <w:sz w:val="24"/>
-          <w:szCs w:val="24"/>
-        </w:rPr>
-        <w:t>he</w:t>
-      </w:r>
-      <w:r>
-        <w:rPr>
-          <w:rFonts w:ascii="Arial" w:hAnsi="Arial" w:cs="Arial"/>
-          <w:b/>
-          <w:bCs/>
-          <w:spacing w:val="1"/>
-          <w:sz w:val="24"/>
-          <w:szCs w:val="24"/>
-        </w:rPr>
-        <w:t>e</w:t>
-      </w:r>
-      <w:r>
-        <w:rPr>
-          <w:rFonts w:ascii="Arial" w:hAnsi="Arial" w:cs="Arial"/>
-          <w:b/>
-          <w:bCs/>
-          <w:sz w:val="24"/>
-          <w:szCs w:val="24"/>
-        </w:rPr>
-        <w:t>t has</w:t>
-      </w:r>
-      <w:r>
-        <w:rPr>
-          <w:rFonts w:ascii="Arial" w:hAnsi="Arial" w:cs="Arial"/>
-          <w:b/>
-          <w:bCs/>
-          <w:spacing w:val="1"/>
-          <w:sz w:val="24"/>
-          <w:szCs w:val="24"/>
-        </w:rPr>
-        <w:t xml:space="preserve"> </w:t>
-      </w:r>
-      <w:r>
-        <w:rPr>
-          <w:rFonts w:ascii="Arial" w:hAnsi="Arial" w:cs="Arial"/>
-          <w:b/>
-          <w:bCs/>
-          <w:spacing w:val="-2"/>
-          <w:sz w:val="24"/>
-          <w:szCs w:val="24"/>
-        </w:rPr>
-        <w:t>b</w:t>
-      </w:r>
-      <w:r>
-        <w:rPr>
-          <w:rFonts w:ascii="Arial" w:hAnsi="Arial" w:cs="Arial"/>
-          <w:b/>
-          <w:bCs/>
-          <w:spacing w:val="1"/>
-          <w:sz w:val="24"/>
-          <w:szCs w:val="24"/>
-        </w:rPr>
-        <w:t>ee</w:t>
-      </w:r>
-      <w:r>
-        <w:rPr>
-          <w:rFonts w:ascii="Arial" w:hAnsi="Arial" w:cs="Arial"/>
-          <w:b/>
-          <w:bCs/>
-          <w:sz w:val="24"/>
-          <w:szCs w:val="24"/>
-        </w:rPr>
-        <w:t>n</w:t>
-      </w:r>
-      <w:r>
-        <w:rPr>
-          <w:rFonts w:ascii="Arial" w:hAnsi="Arial" w:cs="Arial"/>
-          <w:b/>
-          <w:bCs/>
-          <w:spacing w:val="-2"/>
-          <w:sz w:val="24"/>
-          <w:szCs w:val="24"/>
-        </w:rPr>
-        <w:t xml:space="preserve"> </w:t>
-      </w:r>
-      <w:r>
-        <w:rPr>
-          <w:rFonts w:ascii="Arial" w:hAnsi="Arial" w:cs="Arial"/>
-          <w:b/>
-          <w:bCs/>
-          <w:spacing w:val="1"/>
-          <w:sz w:val="24"/>
-          <w:szCs w:val="24"/>
-        </w:rPr>
-        <w:t>e</w:t>
-      </w:r>
-      <w:r>
-        <w:rPr>
-          <w:rFonts w:ascii="Arial" w:hAnsi="Arial" w:cs="Arial"/>
-          <w:b/>
-          <w:bCs/>
-          <w:sz w:val="24"/>
-          <w:szCs w:val="24"/>
-        </w:rPr>
-        <w:t>nclo</w:t>
-      </w:r>
-      <w:r>
-        <w:rPr>
-          <w:rFonts w:ascii="Arial" w:hAnsi="Arial" w:cs="Arial"/>
-          <w:b/>
-          <w:bCs/>
-          <w:spacing w:val="-1"/>
-          <w:sz w:val="24"/>
-          <w:szCs w:val="24"/>
-        </w:rPr>
-        <w:t>s</w:t>
-      </w:r>
-      <w:r>
-        <w:rPr>
-          <w:rFonts w:ascii="Arial" w:hAnsi="Arial" w:cs="Arial"/>
-          <w:b/>
-          <w:bCs/>
-          <w:spacing w:val="1"/>
-          <w:sz w:val="24"/>
-          <w:szCs w:val="24"/>
-        </w:rPr>
-        <w:t>e</w:t>
-      </w:r>
-      <w:r>
-        <w:rPr>
-          <w:rFonts w:ascii="Arial" w:hAnsi="Arial" w:cs="Arial"/>
-          <w:b/>
-          <w:bCs/>
-          <w:sz w:val="24"/>
-          <w:szCs w:val="24"/>
-        </w:rPr>
-        <w:t>d for r</w:t>
-      </w:r>
-      <w:r>
-        <w:rPr>
-          <w:rFonts w:ascii="Arial" w:hAnsi="Arial" w:cs="Arial"/>
-          <w:b/>
-          <w:bCs/>
-          <w:spacing w:val="1"/>
-          <w:sz w:val="24"/>
-          <w:szCs w:val="24"/>
-        </w:rPr>
-        <w:t>e</w:t>
-      </w:r>
-      <w:r>
-        <w:rPr>
-          <w:rFonts w:ascii="Arial" w:hAnsi="Arial" w:cs="Arial"/>
-          <w:b/>
-          <w:bCs/>
-          <w:sz w:val="24"/>
-          <w:szCs w:val="24"/>
-        </w:rPr>
-        <w:t>fe</w:t>
-      </w:r>
-      <w:r>
-        <w:rPr>
-          <w:rFonts w:ascii="Arial" w:hAnsi="Arial" w:cs="Arial"/>
-          <w:b/>
-          <w:bCs/>
-          <w:spacing w:val="-2"/>
-          <w:sz w:val="24"/>
-          <w:szCs w:val="24"/>
-        </w:rPr>
-        <w:t>r</w:t>
-      </w:r>
-      <w:r>
-        <w:rPr>
-          <w:rFonts w:ascii="Arial" w:hAnsi="Arial" w:cs="Arial"/>
-          <w:b/>
-          <w:bCs/>
-          <w:spacing w:val="1"/>
-          <w:sz w:val="24"/>
-          <w:szCs w:val="24"/>
-        </w:rPr>
-        <w:t>e</w:t>
-      </w:r>
-      <w:r>
-        <w:rPr>
-          <w:rFonts w:ascii="Arial" w:hAnsi="Arial" w:cs="Arial"/>
-          <w:b/>
-          <w:bCs/>
-          <w:sz w:val="24"/>
-          <w:szCs w:val="24"/>
-        </w:rPr>
-        <w:t>n</w:t>
-      </w:r>
-      <w:r>
-        <w:rPr>
-          <w:rFonts w:ascii="Arial" w:hAnsi="Arial" w:cs="Arial"/>
-          <w:b/>
-          <w:bCs/>
-          <w:spacing w:val="-2"/>
-          <w:sz w:val="24"/>
-          <w:szCs w:val="24"/>
-        </w:rPr>
-        <w:t>c</w:t>
-      </w:r>
-      <w:r>
-        <w:rPr>
-          <w:rFonts w:ascii="Arial" w:hAnsi="Arial" w:cs="Arial"/>
-          <w:b/>
-          <w:bCs/>
-          <w:sz w:val="24"/>
-          <w:szCs w:val="24"/>
-        </w:rPr>
-        <w:t>e</w:t>
-      </w:r>
-      <w:r>
-        <w:rPr>
-          <w:rFonts w:ascii="Arial" w:hAnsi="Arial" w:cs="Arial"/>
-          <w:b/>
-          <w:bCs/>
-          <w:spacing w:val="1"/>
-          <w:sz w:val="24"/>
-          <w:szCs w:val="24"/>
-        </w:rPr>
-        <w:t xml:space="preserve"> </w:t>
-      </w:r>
-      <w:r>
-        <w:rPr>
-          <w:rFonts w:ascii="Arial" w:hAnsi="Arial" w:cs="Arial"/>
-          <w:b/>
-          <w:bCs/>
-          <w:sz w:val="24"/>
-          <w:szCs w:val="24"/>
-        </w:rPr>
-        <w:t>purpose</w:t>
-      </w:r>
-      <w:r>
-        <w:rPr>
-          <w:rFonts w:ascii="Arial" w:hAnsi="Arial" w:cs="Arial"/>
-          <w:b/>
-          <w:bCs/>
-          <w:spacing w:val="1"/>
-          <w:sz w:val="24"/>
-          <w:szCs w:val="24"/>
-        </w:rPr>
-        <w:t xml:space="preserve"> </w:t>
-      </w:r>
-      <w:r>
-        <w:rPr>
-          <w:rFonts w:ascii="Arial" w:hAnsi="Arial" w:cs="Arial"/>
-          <w:b/>
-          <w:bCs/>
-          <w:sz w:val="24"/>
-          <w:szCs w:val="24"/>
-        </w:rPr>
-        <w:t>only</w:t>
-      </w:r>
-      <w:r>
-        <w:rPr>
-          <w:rFonts w:ascii="Arial" w:hAnsi="Arial" w:cs="Arial"/>
-          <w:b/>
-          <w:bCs/>
-          <w:spacing w:val="-6"/>
-          <w:sz w:val="24"/>
-          <w:szCs w:val="24"/>
-        </w:rPr>
-        <w:t xml:space="preserve"> </w:t>
-      </w:r>
-      <w:r>
-        <w:rPr>
-          <w:rFonts w:ascii="Arial" w:hAnsi="Arial" w:cs="Arial"/>
-          <w:b/>
-          <w:bCs/>
-          <w:spacing w:val="1"/>
-          <w:sz w:val="24"/>
-          <w:szCs w:val="24"/>
-        </w:rPr>
-        <w:t>a</w:t>
-      </w:r>
-      <w:r>
-        <w:rPr>
-          <w:rFonts w:ascii="Arial" w:hAnsi="Arial" w:cs="Arial"/>
-          <w:b/>
-          <w:bCs/>
-          <w:sz w:val="24"/>
-          <w:szCs w:val="24"/>
-        </w:rPr>
-        <w:t xml:space="preserve">nd </w:t>
-      </w:r>
-      <w:r>
-        <w:rPr>
-          <w:rFonts w:ascii="Arial" w:hAnsi="Arial" w:cs="Arial"/>
-          <w:b/>
-          <w:bCs/>
-          <w:spacing w:val="1"/>
-          <w:sz w:val="24"/>
-          <w:szCs w:val="24"/>
-        </w:rPr>
-        <w:t>ce</w:t>
-      </w:r>
-      <w:r>
-        <w:rPr>
-          <w:rFonts w:ascii="Arial" w:hAnsi="Arial" w:cs="Arial"/>
-          <w:b/>
-          <w:bCs/>
-          <w:sz w:val="24"/>
-          <w:szCs w:val="24"/>
-        </w:rPr>
-        <w:t>n</w:t>
-      </w:r>
-      <w:r>
-        <w:rPr>
-          <w:rFonts w:ascii="Arial" w:hAnsi="Arial" w:cs="Arial"/>
-          <w:b/>
-          <w:bCs/>
-          <w:spacing w:val="-1"/>
-          <w:sz w:val="24"/>
-          <w:szCs w:val="24"/>
-        </w:rPr>
-        <w:t>t</w:t>
-      </w:r>
-      <w:r>
-        <w:rPr>
-          <w:rFonts w:ascii="Arial" w:hAnsi="Arial" w:cs="Arial"/>
-          <w:b/>
-          <w:bCs/>
-          <w:sz w:val="24"/>
-          <w:szCs w:val="24"/>
-        </w:rPr>
-        <w:t>re</w:t>
-      </w:r>
-      <w:r>
-        <w:rPr>
-          <w:rFonts w:ascii="Arial" w:hAnsi="Arial" w:cs="Arial"/>
-          <w:b/>
-          <w:bCs/>
-          <w:spacing w:val="1"/>
-          <w:sz w:val="24"/>
-          <w:szCs w:val="24"/>
-        </w:rPr>
-        <w:t xml:space="preserve"> </w:t>
-      </w:r>
-      <w:r>
-        <w:rPr>
-          <w:rFonts w:ascii="Arial" w:hAnsi="Arial" w:cs="Arial"/>
-          <w:b/>
-          <w:bCs/>
-          <w:sz w:val="24"/>
-          <w:szCs w:val="24"/>
-        </w:rPr>
-        <w:t>of t</w:t>
-      </w:r>
-      <w:r>
-        <w:rPr>
-          <w:rFonts w:ascii="Arial" w:hAnsi="Arial" w:cs="Arial"/>
-          <w:b/>
-          <w:bCs/>
-          <w:spacing w:val="-1"/>
-          <w:sz w:val="24"/>
-          <w:szCs w:val="24"/>
-        </w:rPr>
-        <w:t>h</w:t>
-      </w:r>
-      <w:r>
-        <w:rPr>
-          <w:rFonts w:ascii="Arial" w:hAnsi="Arial" w:cs="Arial"/>
-          <w:b/>
-          <w:bCs/>
-          <w:sz w:val="24"/>
-          <w:szCs w:val="24"/>
-        </w:rPr>
-        <w:t>e</w:t>
-      </w:r>
-      <w:r>
-        <w:rPr>
-          <w:rFonts w:ascii="Arial" w:hAnsi="Arial" w:cs="Arial"/>
-          <w:b/>
-          <w:bCs/>
-          <w:spacing w:val="1"/>
-          <w:sz w:val="24"/>
-          <w:szCs w:val="24"/>
-        </w:rPr>
-        <w:t xml:space="preserve"> </w:t>
-      </w:r>
-      <w:r>
-        <w:rPr>
-          <w:rFonts w:ascii="Arial" w:hAnsi="Arial" w:cs="Arial"/>
-          <w:b/>
-          <w:bCs/>
-          <w:sz w:val="24"/>
-          <w:szCs w:val="24"/>
-        </w:rPr>
-        <w:t>plot,</w:t>
-      </w:r>
-      <w:r>
-        <w:rPr>
-          <w:rFonts w:ascii="Arial" w:hAnsi="Arial" w:cs="Arial"/>
-          <w:b/>
-          <w:bCs/>
-          <w:spacing w:val="-1"/>
-          <w:sz w:val="24"/>
-          <w:szCs w:val="24"/>
-        </w:rPr>
-        <w:t xml:space="preserve"> </w:t>
-      </w:r>
-      <w:r>
-        <w:rPr>
-          <w:rFonts w:ascii="Arial" w:hAnsi="Arial" w:cs="Arial"/>
-          <w:b/>
-          <w:bCs/>
-          <w:spacing w:val="1"/>
-          <w:sz w:val="24"/>
-          <w:szCs w:val="24"/>
-        </w:rPr>
-        <w:t>a</w:t>
-      </w:r>
-      <w:r>
-        <w:rPr>
-          <w:rFonts w:ascii="Arial" w:hAnsi="Arial" w:cs="Arial"/>
-          <w:b/>
-          <w:bCs/>
-          <w:sz w:val="24"/>
-          <w:szCs w:val="24"/>
-        </w:rPr>
-        <w:t>s</w:t>
-      </w:r>
-      <w:r>
-        <w:rPr>
-          <w:rFonts w:ascii="Arial" w:hAnsi="Arial" w:cs="Arial"/>
-          <w:b/>
-          <w:bCs/>
-          <w:spacing w:val="-1"/>
-          <w:sz w:val="24"/>
-          <w:szCs w:val="24"/>
-        </w:rPr>
-        <w:t xml:space="preserve"> </w:t>
-      </w:r>
-      <w:r>
-        <w:rPr>
-          <w:rFonts w:ascii="Arial" w:hAnsi="Arial" w:cs="Arial"/>
-          <w:b/>
-          <w:bCs/>
-          <w:spacing w:val="1"/>
-          <w:sz w:val="24"/>
-          <w:szCs w:val="24"/>
-        </w:rPr>
-        <w:t>e</w:t>
-      </w:r>
-      <w:r>
-        <w:rPr>
-          <w:rFonts w:ascii="Arial" w:hAnsi="Arial" w:cs="Arial"/>
-          <w:b/>
-          <w:bCs/>
-          <w:sz w:val="24"/>
-          <w:szCs w:val="24"/>
-        </w:rPr>
-        <w:t>l</w:t>
-      </w:r>
-      <w:r>
-        <w:rPr>
-          <w:rFonts w:ascii="Arial" w:hAnsi="Arial" w:cs="Arial"/>
-          <w:b/>
-          <w:bCs/>
-          <w:spacing w:val="1"/>
-          <w:sz w:val="24"/>
-          <w:szCs w:val="24"/>
-        </w:rPr>
-        <w:t>a</w:t>
-      </w:r>
-      <w:r>
-        <w:rPr>
-          <w:rFonts w:ascii="Arial" w:hAnsi="Arial" w:cs="Arial"/>
-          <w:b/>
-          <w:bCs/>
-          <w:sz w:val="24"/>
-          <w:szCs w:val="24"/>
-        </w:rPr>
-        <w:t>borated</w:t>
-      </w:r>
-      <w:r>
-        <w:rPr>
-          <w:rFonts w:ascii="Arial" w:hAnsi="Arial" w:cs="Arial"/>
-          <w:b/>
-          <w:bCs/>
-          <w:spacing w:val="-2"/>
-          <w:sz w:val="24"/>
-          <w:szCs w:val="24"/>
-        </w:rPr>
-        <w:t xml:space="preserve"> </w:t>
-      </w:r>
-      <w:r>
-        <w:rPr>
-          <w:rFonts w:ascii="Arial" w:hAnsi="Arial" w:cs="Arial"/>
-          <w:b/>
-          <w:bCs/>
-          <w:sz w:val="24"/>
-          <w:szCs w:val="24"/>
-        </w:rPr>
-        <w:t>in</w:t>
-      </w:r>
-      <w:r>
-        <w:rPr>
-          <w:rFonts w:ascii="Arial" w:hAnsi="Arial" w:cs="Arial"/>
-          <w:b/>
-          <w:bCs/>
-          <w:spacing w:val="3"/>
-          <w:sz w:val="24"/>
-          <w:szCs w:val="24"/>
-        </w:rPr>
-        <w:t xml:space="preserve"> </w:t>
-      </w:r>
-      <w:r>
-        <w:rPr>
-          <w:rFonts w:ascii="Arial" w:hAnsi="Arial" w:cs="Arial"/>
-          <w:b/>
-          <w:bCs/>
-          <w:spacing w:val="-5"/>
-          <w:sz w:val="24"/>
-          <w:szCs w:val="24"/>
-        </w:rPr>
-        <w:t>A</w:t>
-      </w:r>
-      <w:r>
-        <w:rPr>
-          <w:rFonts w:ascii="Arial" w:hAnsi="Arial" w:cs="Arial"/>
-          <w:b/>
-          <w:bCs/>
-          <w:sz w:val="24"/>
-          <w:szCs w:val="24"/>
-        </w:rPr>
-        <w:t>nne</w:t>
-      </w:r>
-      <w:r>
-        <w:rPr>
-          <w:rFonts w:ascii="Arial" w:hAnsi="Arial" w:cs="Arial"/>
-          <w:b/>
-          <w:bCs/>
-          <w:spacing w:val="1"/>
-          <w:sz w:val="24"/>
-          <w:szCs w:val="24"/>
-        </w:rPr>
-        <w:t>x</w:t>
-      </w:r>
-      <w:r>
-        <w:rPr>
-          <w:rFonts w:ascii="Arial" w:hAnsi="Arial" w:cs="Arial"/>
-          <w:b/>
-          <w:bCs/>
-          <w:sz w:val="24"/>
-          <w:szCs w:val="24"/>
-        </w:rPr>
-        <w:t>ure</w:t>
-      </w:r>
-      <w:r>
-        <w:rPr>
-          <w:rFonts w:ascii="Arial" w:hAnsi="Arial" w:cs="Arial"/>
-          <w:b/>
-          <w:bCs/>
-          <w:spacing w:val="1"/>
-          <w:sz w:val="24"/>
-          <w:szCs w:val="24"/>
-        </w:rPr>
-        <w:t xml:space="preserve"> 0</w:t>
-      </w:r>
-      <w:r>
-        <w:rPr>
-          <w:rFonts w:ascii="Arial" w:hAnsi="Arial" w:cs="Arial"/>
-          <w:b/>
-          <w:bCs/>
-          <w:spacing w:val="-1"/>
-          <w:sz w:val="24"/>
-          <w:szCs w:val="24"/>
-        </w:rPr>
-        <w:t>1</w:t>
-      </w:r>
-      <w:r>
-        <w:rPr>
-          <w:rFonts w:ascii="Arial" w:hAnsi="Arial" w:cs="Arial"/>
-          <w:b/>
-          <w:bCs/>
-          <w:sz w:val="24"/>
-          <w:szCs w:val="24"/>
-        </w:rPr>
-        <w:t>,</w:t>
-      </w:r>
-      <w:r>
-        <w:rPr>
-          <w:rFonts w:ascii="Arial" w:hAnsi="Arial" w:cs="Arial"/>
-          <w:b/>
-          <w:bCs/>
-          <w:spacing w:val="-1"/>
-          <w:sz w:val="24"/>
-          <w:szCs w:val="24"/>
-        </w:rPr>
-        <w:t xml:space="preserve"> </w:t>
-      </w:r>
-      <w:r>
-        <w:rPr>
-          <w:rFonts w:ascii="Arial" w:hAnsi="Arial" w:cs="Arial"/>
-          <w:b/>
-          <w:bCs/>
-          <w:spacing w:val="3"/>
-          <w:sz w:val="24"/>
-          <w:szCs w:val="24"/>
-        </w:rPr>
-        <w:t>w</w:t>
-      </w:r>
-      <w:r>
-        <w:rPr>
-          <w:rFonts w:ascii="Arial" w:hAnsi="Arial" w:cs="Arial"/>
-          <w:b/>
-          <w:bCs/>
-          <w:sz w:val="24"/>
-          <w:szCs w:val="24"/>
-        </w:rPr>
-        <w:t xml:space="preserve">ith </w:t>
-      </w:r>
-      <w:r>
-        <w:rPr>
-          <w:rFonts w:ascii="Arial" w:hAnsi="Arial" w:cs="Arial"/>
-          <w:b/>
-          <w:bCs/>
-          <w:spacing w:val="-4"/>
-          <w:sz w:val="24"/>
-          <w:szCs w:val="24"/>
-        </w:rPr>
-        <w:t>v</w:t>
-      </w:r>
-      <w:r>
-        <w:rPr>
-          <w:rFonts w:ascii="Arial" w:hAnsi="Arial" w:cs="Arial"/>
-          <w:b/>
-          <w:bCs/>
-          <w:spacing w:val="1"/>
-          <w:sz w:val="24"/>
-          <w:szCs w:val="24"/>
-        </w:rPr>
-        <w:t>a</w:t>
-      </w:r>
-      <w:r>
-        <w:rPr>
-          <w:rFonts w:ascii="Arial" w:hAnsi="Arial" w:cs="Arial"/>
-          <w:b/>
-          <w:bCs/>
-          <w:sz w:val="24"/>
-          <w:szCs w:val="24"/>
-        </w:rPr>
-        <w:t>rious</w:t>
-      </w:r>
-      <w:r>
-        <w:rPr>
-          <w:rFonts w:ascii="Arial" w:hAnsi="Arial" w:cs="Arial"/>
-          <w:b/>
-          <w:bCs/>
-          <w:spacing w:val="1"/>
-          <w:sz w:val="24"/>
-          <w:szCs w:val="24"/>
-        </w:rPr>
-        <w:t xml:space="preserve"> </w:t>
-      </w:r>
-      <w:r>
-        <w:rPr>
-          <w:rFonts w:ascii="Arial" w:hAnsi="Arial" w:cs="Arial"/>
-          <w:b/>
-          <w:bCs/>
-          <w:sz w:val="24"/>
-          <w:szCs w:val="24"/>
-        </w:rPr>
-        <w:t>point numbers</w:t>
-      </w:r>
-      <w:r>
-        <w:rPr>
-          <w:rFonts w:ascii="Arial" w:hAnsi="Arial" w:cs="Arial"/>
-          <w:b/>
-          <w:bCs/>
-          <w:spacing w:val="2"/>
-          <w:sz w:val="24"/>
-          <w:szCs w:val="24"/>
-        </w:rPr>
-        <w:t xml:space="preserve"> </w:t>
-      </w:r>
-      <w:r>
-        <w:rPr>
-          <w:rFonts w:ascii="Arial" w:hAnsi="Arial" w:cs="Arial"/>
-          <w:b/>
-          <w:bCs/>
-          <w:sz w:val="24"/>
-          <w:szCs w:val="24"/>
-        </w:rPr>
-        <w:t>h</w:t>
-      </w:r>
-      <w:r>
-        <w:rPr>
-          <w:rFonts w:ascii="Arial" w:hAnsi="Arial" w:cs="Arial"/>
-          <w:b/>
-          <w:bCs/>
-          <w:spacing w:val="1"/>
-          <w:sz w:val="24"/>
-          <w:szCs w:val="24"/>
-        </w:rPr>
-        <w:t>a</w:t>
-      </w:r>
-      <w:r>
-        <w:rPr>
-          <w:rFonts w:ascii="Arial" w:hAnsi="Arial" w:cs="Arial"/>
-          <w:b/>
-          <w:bCs/>
-          <w:spacing w:val="-4"/>
-          <w:sz w:val="24"/>
-          <w:szCs w:val="24"/>
-        </w:rPr>
-        <w:t>v</w:t>
-      </w:r>
-      <w:r>
-        <w:rPr>
-          <w:rFonts w:ascii="Arial" w:hAnsi="Arial" w:cs="Arial"/>
-          <w:b/>
-          <w:bCs/>
-          <w:sz w:val="24"/>
-          <w:szCs w:val="24"/>
-        </w:rPr>
-        <w:t>e</w:t>
-      </w:r>
-      <w:r>
-        <w:rPr>
-          <w:rFonts w:ascii="Arial" w:hAnsi="Arial" w:cs="Arial"/>
-          <w:b/>
-          <w:bCs/>
-          <w:spacing w:val="1"/>
-          <w:sz w:val="24"/>
-          <w:szCs w:val="24"/>
-        </w:rPr>
-        <w:t xml:space="preserve"> </w:t>
-      </w:r>
-      <w:r>
-        <w:rPr>
-          <w:rFonts w:ascii="Arial" w:hAnsi="Arial" w:cs="Arial"/>
-          <w:b/>
-          <w:bCs/>
-          <w:sz w:val="24"/>
-          <w:szCs w:val="24"/>
-        </w:rPr>
-        <w:t>b</w:t>
-      </w:r>
-      <w:r>
-        <w:rPr>
-          <w:rFonts w:ascii="Arial" w:hAnsi="Arial" w:cs="Arial"/>
-          <w:b/>
-          <w:bCs/>
-          <w:spacing w:val="1"/>
-          <w:sz w:val="24"/>
-          <w:szCs w:val="24"/>
-        </w:rPr>
-        <w:t>ee</w:t>
-      </w:r>
-      <w:r>
-        <w:rPr>
-          <w:rFonts w:ascii="Arial" w:hAnsi="Arial" w:cs="Arial"/>
-          <w:b/>
-          <w:bCs/>
-          <w:sz w:val="24"/>
-          <w:szCs w:val="24"/>
-        </w:rPr>
-        <w:t xml:space="preserve">n </w:t>
-      </w:r>
-      <w:r>
-        <w:rPr>
-          <w:rFonts w:ascii="Arial" w:hAnsi="Arial" w:cs="Arial"/>
-          <w:b/>
-          <w:bCs/>
-          <w:spacing w:val="-1"/>
-          <w:sz w:val="24"/>
-          <w:szCs w:val="24"/>
-        </w:rPr>
-        <w:t>c</w:t>
-      </w:r>
-      <w:r>
-        <w:rPr>
-          <w:rFonts w:ascii="Arial" w:hAnsi="Arial" w:cs="Arial"/>
-          <w:b/>
-          <w:bCs/>
-          <w:sz w:val="24"/>
-          <w:szCs w:val="24"/>
-        </w:rPr>
-        <w:t>ir</w:t>
-      </w:r>
-      <w:r>
-        <w:rPr>
-          <w:rFonts w:ascii="Arial" w:hAnsi="Arial" w:cs="Arial"/>
-          <w:b/>
-          <w:bCs/>
-          <w:spacing w:val="1"/>
-          <w:sz w:val="24"/>
-          <w:szCs w:val="24"/>
-        </w:rPr>
-        <w:t>c</w:t>
-      </w:r>
-      <w:r>
-        <w:rPr>
-          <w:rFonts w:ascii="Arial" w:hAnsi="Arial" w:cs="Arial"/>
-          <w:b/>
-          <w:bCs/>
-          <w:sz w:val="24"/>
-          <w:szCs w:val="24"/>
-        </w:rPr>
-        <w:t>l</w:t>
-      </w:r>
-      <w:r>
-        <w:rPr>
-          <w:rFonts w:ascii="Arial" w:hAnsi="Arial" w:cs="Arial"/>
-          <w:b/>
-          <w:bCs/>
-          <w:spacing w:val="1"/>
-          <w:sz w:val="24"/>
-          <w:szCs w:val="24"/>
-        </w:rPr>
-        <w:t>e</w:t>
-      </w:r>
-      <w:r>
-        <w:rPr>
-          <w:rFonts w:ascii="Arial" w:hAnsi="Arial" w:cs="Arial"/>
-          <w:b/>
-          <w:bCs/>
-          <w:sz w:val="24"/>
-          <w:szCs w:val="24"/>
-        </w:rPr>
-        <w:t>d</w:t>
-      </w:r>
-      <w:r>
-        <w:rPr>
-          <w:rFonts w:ascii="Arial" w:hAnsi="Arial" w:cs="Arial"/>
-          <w:b/>
-          <w:bCs/>
-          <w:spacing w:val="-4"/>
-          <w:sz w:val="24"/>
-          <w:szCs w:val="24"/>
-        </w:rPr>
-        <w:t xml:space="preserve"> </w:t>
-      </w:r>
-      <w:r>
-        <w:rPr>
-          <w:rFonts w:ascii="Arial" w:hAnsi="Arial" w:cs="Arial"/>
-          <w:b/>
-          <w:bCs/>
-          <w:spacing w:val="3"/>
-          <w:sz w:val="24"/>
-          <w:szCs w:val="24"/>
-        </w:rPr>
-        <w:t>w</w:t>
-      </w:r>
-      <w:r>
-        <w:rPr>
-          <w:rFonts w:ascii="Arial" w:hAnsi="Arial" w:cs="Arial"/>
-          <w:b/>
-          <w:bCs/>
-          <w:sz w:val="24"/>
-          <w:szCs w:val="24"/>
-        </w:rPr>
-        <w:t>ith round st</w:t>
-      </w:r>
-      <w:r>
-        <w:rPr>
-          <w:rFonts w:ascii="Arial" w:hAnsi="Arial" w:cs="Arial"/>
-          <w:b/>
-          <w:bCs/>
-          <w:spacing w:val="-2"/>
-          <w:sz w:val="24"/>
-          <w:szCs w:val="24"/>
-        </w:rPr>
-        <w:t>a</w:t>
-      </w:r>
-      <w:r>
-        <w:rPr>
-          <w:rFonts w:ascii="Arial" w:hAnsi="Arial" w:cs="Arial"/>
-          <w:b/>
-          <w:bCs/>
-          <w:sz w:val="24"/>
-          <w:szCs w:val="24"/>
-        </w:rPr>
-        <w:t>mp,</w:t>
-      </w:r>
-      <w:r>
-        <w:rPr>
-          <w:rFonts w:ascii="Arial" w:hAnsi="Arial" w:cs="Arial"/>
-          <w:b/>
-          <w:bCs/>
-          <w:spacing w:val="-1"/>
-          <w:sz w:val="24"/>
-          <w:szCs w:val="24"/>
-        </w:rPr>
-        <w:t xml:space="preserve"> </w:t>
-      </w:r>
-      <w:r>
-        <w:rPr>
-          <w:rFonts w:ascii="Arial" w:hAnsi="Arial" w:cs="Arial"/>
-          <w:b/>
-          <w:bCs/>
-          <w:spacing w:val="3"/>
-          <w:sz w:val="24"/>
-          <w:szCs w:val="24"/>
-        </w:rPr>
-        <w:t>w</w:t>
-      </w:r>
-      <w:r>
-        <w:rPr>
-          <w:rFonts w:ascii="Arial" w:hAnsi="Arial" w:cs="Arial"/>
-          <w:b/>
-          <w:bCs/>
-          <w:sz w:val="24"/>
-          <w:szCs w:val="24"/>
-        </w:rPr>
-        <w:t xml:space="preserve">ith </w:t>
-      </w:r>
-      <w:proofErr w:type="spellStart"/>
-      <w:r>
-        <w:rPr>
-          <w:rFonts w:ascii="Arial" w:hAnsi="Arial" w:cs="Arial"/>
-          <w:b/>
-          <w:bCs/>
-          <w:spacing w:val="1"/>
-          <w:sz w:val="24"/>
-          <w:szCs w:val="24"/>
-        </w:rPr>
-        <w:t>ce</w:t>
-      </w:r>
-      <w:r>
-        <w:rPr>
-          <w:rFonts w:ascii="Arial" w:hAnsi="Arial" w:cs="Arial"/>
-          <w:b/>
-          <w:bCs/>
-          <w:sz w:val="24"/>
-          <w:szCs w:val="24"/>
-        </w:rPr>
-        <w:t>n</w:t>
-      </w:r>
-      <w:r>
-        <w:rPr>
-          <w:rFonts w:ascii="Arial" w:hAnsi="Arial" w:cs="Arial"/>
-          <w:b/>
-          <w:bCs/>
-          <w:spacing w:val="-1"/>
-          <w:sz w:val="24"/>
-          <w:szCs w:val="24"/>
-        </w:rPr>
-        <w:t>t</w:t>
-      </w:r>
-      <w:r>
-        <w:rPr>
-          <w:rFonts w:ascii="Arial" w:hAnsi="Arial" w:cs="Arial"/>
-          <w:b/>
-          <w:bCs/>
-          <w:spacing w:val="1"/>
-          <w:sz w:val="24"/>
-          <w:szCs w:val="24"/>
-        </w:rPr>
-        <w:t>e</w:t>
-      </w:r>
-      <w:r>
-        <w:rPr>
-          <w:rFonts w:ascii="Arial" w:hAnsi="Arial" w:cs="Arial"/>
-          <w:b/>
-          <w:bCs/>
-          <w:sz w:val="24"/>
-          <w:szCs w:val="24"/>
-        </w:rPr>
-        <w:t>r</w:t>
-      </w:r>
-      <w:proofErr w:type="spellEnd"/>
-      <w:r>
-        <w:rPr>
-          <w:rFonts w:ascii="Arial" w:hAnsi="Arial" w:cs="Arial"/>
-          <w:b/>
-          <w:bCs/>
-          <w:spacing w:val="-2"/>
-          <w:sz w:val="24"/>
-          <w:szCs w:val="24"/>
-        </w:rPr>
-        <w:t xml:space="preserve"> </w:t>
-      </w:r>
-      <w:r>
-        <w:rPr>
-          <w:rFonts w:ascii="Arial" w:hAnsi="Arial" w:cs="Arial"/>
-          <w:b/>
-          <w:bCs/>
-          <w:sz w:val="24"/>
-          <w:szCs w:val="24"/>
-        </w:rPr>
-        <w:t>of t</w:t>
-      </w:r>
-      <w:r>
-        <w:rPr>
-          <w:rFonts w:ascii="Arial" w:hAnsi="Arial" w:cs="Arial"/>
-          <w:b/>
-          <w:bCs/>
-          <w:spacing w:val="-1"/>
-          <w:sz w:val="24"/>
-          <w:szCs w:val="24"/>
-        </w:rPr>
-        <w:t>h</w:t>
-      </w:r>
-      <w:r>
-        <w:rPr>
-          <w:rFonts w:ascii="Arial" w:hAnsi="Arial" w:cs="Arial"/>
-          <w:b/>
-          <w:bCs/>
-          <w:sz w:val="24"/>
-          <w:szCs w:val="24"/>
-        </w:rPr>
-        <w:t>e</w:t>
-      </w:r>
-      <w:r>
-        <w:rPr>
-          <w:rFonts w:ascii="Arial" w:hAnsi="Arial" w:cs="Arial"/>
-          <w:b/>
-          <w:bCs/>
-          <w:spacing w:val="1"/>
-          <w:sz w:val="24"/>
-          <w:szCs w:val="24"/>
-        </w:rPr>
-        <w:t xml:space="preserve"> s</w:t>
-      </w:r>
-      <w:r>
-        <w:rPr>
-          <w:rFonts w:ascii="Arial" w:hAnsi="Arial" w:cs="Arial"/>
-          <w:b/>
-          <w:bCs/>
-          <w:sz w:val="24"/>
-          <w:szCs w:val="24"/>
-        </w:rPr>
-        <w:t xml:space="preserve">tamp being </w:t>
+          <w:sz w:val="24"/>
+          <w:szCs w:val="24"/>
+        </w:rPr>
+        <w:t xml:space="preserve">                    being </w:t>
       </w:r>
       <w:r>
         <w:rPr>
@@ -36948,6 +36179,36 @@
 </file>
 
 <file path=word/footer1.xml><?xml version="1.0" encoding="utf-8"?>
+<w:ftr xmlns:wpc="http://schemas.microsoft.com/office/word/2010/wordprocessingCanvas" xmlns:cx="http://schemas.microsoft.com/office/drawing/2014/chartex" xmlns:cx1="http://schemas.microsoft.com/office/drawing/2015/9/8/chartex" xmlns:cx2="http://schemas.microsoft.com/office/drawing/2015/10/21/chartex" xmlns:cx3="http://schemas.microsoft.com/office/drawing/2016/5/9/chartex" xmlns:cx4="http://schemas.microsoft.com/office/drawing/2016/5/10/chartex" xmlns:cx5="http://schemas.microsoft.com/office/drawing/2016/5/11/chartex" xmlns:cx6="http://schemas.microsoft.com/office/drawing/2016/5/12/chartex" xmlns:cx7="http://schemas.microsoft.com/office/drawing/2016/5/13/chartex" xmlns:cx8="http://schemas.microsoft.com/office/drawing/2016/5/14/chartex" xmlns:mc="http://schemas.openxmlformats.org/markup-compatibility/2006" xmlns:aink="http://schemas.microsoft.com/office/drawing/2016/ink" xmlns:am3d="http://schemas.microsoft.com/office/drawing/2017/model3d" xmlns:o="urn:schemas-microsoft-com:office:office" xmlns:oel="http://schemas.microsoft.com/office/2019/extlst" xmlns:r="http://schemas.openxmlformats.org/officeDocument/2006/relationships" xmlns:m="http://schemas.openxmlformats.org/officeDocument/2006/math" xmlns:v="urn:schemas-microsoft-com:vml" xmlns:wp14="http://schemas.microsoft.com/office/word/2010/wordprocessingDrawing" xmlns:wp="http://schemas.openxmlformats.org/drawingml/2006/wordprocessingDrawing" xmlns:w10="urn:schemas-microsoft-com:office:word" xmlns:w="http://schemas.openxmlformats.org/wordprocessingml/2006/main" xmlns:w14="http://schemas.microsoft.com/office/word/2010/wordml" xmlns:w15="http://schemas.microsoft.com/office/word/2012/wordml" xmlns:w16cex="http://schemas.microsoft.com/office/word/2018/wordml/cex" xmlns:w16cid="http://schemas.microsoft.com/office/word/2016/wordml/cid" xmlns:w16="http://schemas.microsoft.com/office/word/2018/wordml" xmlns:w16du="http://schemas.microsoft.com/office/word/2023/wordml/word16du" xmlns:w16sdtdh="http://schemas.microsoft.com/office/word/2020/wordml/sdtdatahash" xmlns:w16sdtfl="http://schemas.microsoft.com/office/word/2024/wordml/sdtformatlock" xmlns:w16se="http://schemas.microsoft.com/office/word/2015/wordml/symex" xmlns:wpg="http://schemas.microsoft.com/office/word/2010/wordprocessingGroup" xmlns:wpi="http://schemas.microsoft.com/office/word/2010/wordprocessingInk" xmlns:wne="http://schemas.microsoft.com/office/word/2006/wordml" xmlns:wps="http://schemas.microsoft.com/office/word/2010/wordprocessingShape" mc:Ignorable="w14 w15 w16se w16cid w16 w16cex w16sdtdh w16sdtfl w16du wp14">
+  <w:p>
+    <w:pPr>
+      <w:pStyle w:val="Footer"/>
+    </w:pPr>
+  </w:p>
+</w:ftr>
+</file>
+
+<file path=word/footer2.xml><?xml version="1.0" encoding="utf-8"?>
+<w:ftr xmlns:wpc="http://schemas.microsoft.com/office/word/2010/wordprocessingCanvas" xmlns:cx="http://schemas.microsoft.com/office/drawing/2014/chartex" xmlns:cx1="http://schemas.microsoft.com/office/drawing/2015/9/8/chartex" xmlns:cx2="http://schemas.microsoft.com/office/drawing/2015/10/21/chartex" xmlns:cx3="http://schemas.microsoft.com/office/drawing/2016/5/9/chartex" xmlns:cx4="http://schemas.microsoft.com/office/drawing/2016/5/10/chartex" xmlns:cx5="http://schemas.microsoft.com/office/drawing/2016/5/11/chartex" xmlns:cx6="http://schemas.microsoft.com/office/drawing/2016/5/12/chartex" xmlns:cx7="http://schemas.microsoft.com/office/drawing/2016/5/13/chartex" xmlns:cx8="http://schemas.microsoft.com/office/drawing/2016/5/14/chartex" xmlns:mc="http://schemas.openxmlformats.org/markup-compatibility/2006" xmlns:aink="http://schemas.microsoft.com/office/drawing/2016/ink" xmlns:am3d="http://schemas.microsoft.com/office/drawing/2017/model3d" xmlns:o="urn:schemas-microsoft-com:office:office" xmlns:oel="http://schemas.microsoft.com/office/2019/extlst" xmlns:r="http://schemas.openxmlformats.org/officeDocument/2006/relationships" xmlns:m="http://schemas.openxmlformats.org/officeDocument/2006/math" xmlns:v="urn:schemas-microsoft-com:vml" xmlns:wp14="http://schemas.microsoft.com/office/word/2010/wordprocessingDrawing" xmlns:wp="http://schemas.openxmlformats.org/drawingml/2006/wordprocessingDrawing" xmlns:w10="urn:schemas-microsoft-com:office:word" xmlns:w="http://schemas.openxmlformats.org/wordprocessingml/2006/main" xmlns:w14="http://schemas.microsoft.com/office/word/2010/wordml" xmlns:w15="http://schemas.microsoft.com/office/word/2012/wordml" xmlns:w16cex="http://schemas.microsoft.com/office/word/2018/wordml/cex" xmlns:w16cid="http://schemas.microsoft.com/office/word/2016/wordml/cid" xmlns:w16="http://schemas.microsoft.com/office/word/2018/wordml" xmlns:w16du="http://schemas.microsoft.com/office/word/2023/wordml/word16du" xmlns:w16sdtdh="http://schemas.microsoft.com/office/word/2020/wordml/sdtdatahash" xmlns:w16sdtfl="http://schemas.microsoft.com/office/word/2024/wordml/sdtformatlock" xmlns:w16se="http://schemas.microsoft.com/office/word/2015/wordml/symex" xmlns:wpg="http://schemas.microsoft.com/office/word/2010/wordprocessingGroup" xmlns:wpi="http://schemas.microsoft.com/office/word/2010/wordprocessingInk" xmlns:wne="http://schemas.microsoft.com/office/word/2006/wordml" xmlns:wps="http://schemas.microsoft.com/office/word/2010/wordprocessingShape" mc:Ignorable="w14 w15 w16se w16cid w16 w16cex w16sdtdh w16sdtfl w16du wp14">
+  <w:p>
+    <w:pPr>
+      <w:pStyle w:val="Footer"/>
+    </w:pPr>
+  </w:p>
+</w:ftr>
+</file>
+
+<file path=word/footer3.xml><?xml version="1.0" encoding="utf-8"?>
+<w:ftr xmlns:wpc="http://schemas.microsoft.com/office/word/2010/wordprocessingCanvas" xmlns:cx="http://schemas.microsoft.com/office/drawing/2014/chartex" xmlns:cx1="http://schemas.microsoft.com/office/drawing/2015/9/8/chartex" xmlns:cx2="http://schemas.microsoft.com/office/drawing/2015/10/21/chartex" xmlns:cx3="http://schemas.microsoft.com/office/drawing/2016/5/9/chartex" xmlns:cx4="http://schemas.microsoft.com/office/drawing/2016/5/10/chartex" xmlns:cx5="http://schemas.microsoft.com/office/drawing/2016/5/11/chartex" xmlns:cx6="http://schemas.microsoft.com/office/drawing/2016/5/12/chartex" xmlns:cx7="http://schemas.microsoft.com/office/drawing/2016/5/13/chartex" xmlns:cx8="http://schemas.microsoft.com/office/drawing/2016/5/14/chartex" xmlns:mc="http://schemas.openxmlformats.org/markup-compatibility/2006" xmlns:aink="http://schemas.microsoft.com/office/drawing/2016/ink" xmlns:am3d="http://schemas.microsoft.com/office/drawing/2017/model3d" xmlns:o="urn:schemas-microsoft-com:office:office" xmlns:oel="http://schemas.microsoft.com/office/2019/extlst" xmlns:r="http://schemas.openxmlformats.org/officeDocument/2006/relationships" xmlns:m="http://schemas.openxmlformats.org/officeDocument/2006/math" xmlns:v="urn:schemas-microsoft-com:vml" xmlns:wp14="http://schemas.microsoft.com/office/word/2010/wordprocessingDrawing" xmlns:wp="http://schemas.openxmlformats.org/drawingml/2006/wordprocessingDrawing" xmlns:w10="urn:schemas-microsoft-com:office:word" xmlns:w="http://schemas.openxmlformats.org/wordprocessingml/2006/main" xmlns:w14="http://schemas.microsoft.com/office/word/2010/wordml" xmlns:w15="http://schemas.microsoft.com/office/word/2012/wordml" xmlns:w16cex="http://schemas.microsoft.com/office/word/2018/wordml/cex" xmlns:w16cid="http://schemas.microsoft.com/office/word/2016/wordml/cid" xmlns:w16="http://schemas.microsoft.com/office/word/2018/wordml" xmlns:w16du="http://schemas.microsoft.com/office/word/2023/wordml/word16du" xmlns:w16sdtdh="http://schemas.microsoft.com/office/word/2020/wordml/sdtdatahash" xmlns:w16sdtfl="http://schemas.microsoft.com/office/word/2024/wordml/sdtformatlock" xmlns:w16se="http://schemas.microsoft.com/office/word/2015/wordml/symex" xmlns:wpg="http://schemas.microsoft.com/office/word/2010/wordprocessingGroup" xmlns:wpi="http://schemas.microsoft.com/office/word/2010/wordprocessingInk" xmlns:wne="http://schemas.microsoft.com/office/word/2006/wordml" xmlns:wps="http://schemas.microsoft.com/office/word/2010/wordprocessingShape" mc:Ignorable="w14 w15 w16se w16cid w16 w16cex w16sdtdh w16sdtfl w16du wp14">
+  <w:p>
+    <w:pPr>
+      <w:pStyle w:val="Footer"/>
+    </w:pPr>
+  </w:p>
+</w:ftr>
+</file>
+
+<file path=word/footer4.xml><?xml version="1.0" encoding="utf-8"?>
 <w:ftr xmlns:wpc="http://schemas.microsoft.com/office/word/2010/wordprocessingCanvas" xmlns:cx="http://schemas.microsoft.com/office/drawing/2014/chartex" xmlns:cx1="http://schemas.microsoft.com/office/drawing/2015/9/8/chartex" xmlns:cx2="http://schemas.microsoft.com/office/drawing/2015/10/21/chartex" xmlns:cx3="http://schemas.microsoft.com/office/drawing/2016/5/9/chartex" xmlns:cx4="http://schemas.microsoft.com/office/drawing/2016/5/10/chartex" xmlns:cx5="http://schemas.microsoft.com/office/drawing/2016/5/11/chartex" xmlns:cx6="http://schemas.microsoft.com/office/drawing/2016/5/12/chartex" xmlns:cx7="http://schemas.microsoft.com/office/drawing/2016/5/13/chartex" xmlns:cx8="http://schemas.microsoft.com/office/drawing/2016/5/14/chartex" xmlns:mc="http://schemas.openxmlformats.org/markup-compatibility/2006" xmlns:aink="http://schemas.microsoft.com/office/drawing/2016/ink" xmlns:am3d="http://schemas.microsoft.com/office/drawing/2017/model3d" xmlns:o="urn:schemas-microsoft-com:office:office" xmlns:oel="http://schemas.microsoft.com/office/2019/extlst" xmlns:r="http://schemas.openxmlformats.org/officeDocument/2006/relationships" xmlns:m="http://schemas.openxmlformats.org/officeDocument/2006/math" xmlns:v="urn:schemas-microsoft-com:vml" xmlns:wp14="http://schemas.microsoft.com/office/word/2010/wordprocessingDrawing" xmlns:wp="http://schemas.openxmlformats.org/drawingml/2006/wordprocessingDrawing" xmlns:w10="urn:schemas-microsoft-com:office:word" xmlns:w="http://schemas.openxmlformats.org/wordprocessingml/2006/main" xmlns:w14="http://schemas.microsoft.com/office/word/2010/wordml" xmlns:w15="http://schemas.microsoft.com/office/word/2012/wordml" xmlns:w16cex="http://schemas.microsoft.com/office/word/2018/wordml/cex" xmlns:w16cid="http://schemas.microsoft.com/office/word/2016/wordml/cid" xmlns:w16="http://schemas.microsoft.com/office/word/2018/wordml" xmlns:w16du="http://schemas.microsoft.com/office/word/2023/wordml/word16du" xmlns:w16sdtdh="http://schemas.microsoft.com/office/word/2020/wordml/sdtdatahash" xmlns:w16sdtfl="http://schemas.microsoft.com/office/word/2024/wordml/sdtformatlock" xmlns:w16se="http://schemas.microsoft.com/office/word/2015/wordml/symex" xmlns:wpg="http://schemas.microsoft.com/office/word/2010/wordprocessingGroup" xmlns:wpi="http://schemas.microsoft.com/office/word/2010/wordprocessingInk" xmlns:wne="http://schemas.microsoft.com/office/word/2006/wordml" xmlns:wps="http://schemas.microsoft.com/office/word/2010/wordprocessingShape" mc:Ignorable="w14 w15 w16se w16cid w16 w16cex w16sdtdh w16sdtfl w16du wp14">
   <w:p>
     <w:pPr>
@@ -37135,7 +36396,7 @@
               <v:stroke joinstyle="miter"/>
               <v:path gradientshapeok="t" o:connecttype="rect"/>
             </v:shapetype>
-            <v:shape id="Text Box 5" o:spid="_x0000_s1028" type="#_x0000_t202" style="position:absolute;margin-left:432.05pt;margin-top:766.6pt;width:49.9pt;height:14pt;z-index:-251661824;visibility:visible;mso-wrap-style:square;mso-wrap-distance-left:9pt;mso-wrap-distance-top:0;mso-wrap-distance-right:9pt;mso-wrap-distance-bottom:0;mso-position-horizontal:absolute;mso-position-horizontal-relative:page;mso-position-vertical:absolute;mso-position-vertical-relative:page;v-text-anchor:top" o:gfxdata="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" o:allowincell="f" filled="f" stroked="f">
+            <v:shape id="Text Box 5" o:spid="_x0000_s1026" type="#_x0000_t202" style="position:absolute;margin-left:432.05pt;margin-top:766.6pt;width:49.9pt;height:14pt;z-index:-251661824;visibility:visible;mso-wrap-style:square;mso-wrap-distance-left:9pt;mso-wrap-distance-top:0;mso-wrap-distance-right:9pt;mso-wrap-distance-bottom:0;mso-position-horizontal:absolute;mso-position-horizontal-relative:page;mso-position-vertical:absolute;mso-position-vertical-relative:page;v-text-anchor:top" o:gfxdata="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" o:allowincell="f" filled="f" stroked="f">
               <v:textbox inset="0,0,0,0">
                 <w:txbxContent>
                   <w:p>
@@ -37266,7 +36527,7 @@
       <mc:AlternateContent>
         <mc:Choice Requires="wps">
           <w:drawing>
-            <wp:anchor distT="0" distB="0" distL="114300" distR="114300" simplePos="0" relativeHeight="251655680" behindDoc="1" locked="0" layoutInCell="0" allowOverlap="1" wp14:anchorId="7DC7F000" wp14:editId="7A4F2602">
+            <wp:anchor distT="0" distB="0" distL="114300" distR="114300" simplePos="0" relativeHeight="251655680" behindDoc="1" locked="0" layoutInCell="0" allowOverlap="1" wp14:anchorId="7DC7F000" wp14:editId="51212232">
               <wp:simplePos x="0" y="0"/>
               <wp:positionH relativeFrom="page">
                 <wp:posOffset>6171565</wp:posOffset>
@@ -37275,7 +36536,7 @@
                 <wp:posOffset>9737090</wp:posOffset>
               </wp:positionV>
               <wp:extent cx="95885" cy="151765"/>
-              <wp:effectExtent l="0" t="0" r="0" b="0"/>
+              <wp:effectExtent l="0" t="0" r="18415" b="635"/>
               <wp:wrapNone/>
               <wp:docPr id="1106168537" name="Text Box 6"/>
               <wp:cNvGraphicFramePr>
@@ -37324,6 +36585,14 @@
                             </w:rPr>
                             <w:t>6</w:t>
                           </w:r>
+                          <w:r>
+                            <w:rPr>
+                              <w:rFonts w:ascii="Arial" w:hAnsi="Arial" w:cs="Arial"/>
+                              <w:sz w:val="20"/>
+                              <w:szCs w:val="20"/>
+                            </w:rPr>
+                            <w:t>4</w:t>
+                          </w:r>
                         </w:p>
                       </w:txbxContent>
                     </wps:txbx>
@@ -37338,7 +36607,11 @@
         </mc:Choice>
         <mc:Fallback>
           <w:pict>
-            <v:shape w14:anchorId="7DC7F000" id="Text Box 6" o:spid="_x0000_s1029" type="#_x0000_t202" style="position:absolute;margin-left:485.95pt;margin-top:766.7pt;width:7.55pt;height:11.95pt;z-index:-251660800;visibility:visible;mso-wrap-style:square;mso-wrap-distance-left:9pt;mso-wrap-distance-top:0;mso-wrap-distance-right:9pt;mso-wrap-distance-bottom:0;mso-position-horizontal:absolute;mso-position-horizontal-relative:page;mso-position-vertical:absolute;mso-position-vertical-relative:page;v-text-anchor:top" o:gfxdata="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" o:allowincell="f" filled="f" stroked="f">
+            <v:shapetype w14:anchorId="7DC7F000" id="_x0000_t202" coordsize="21600,21600" o:spt="202" path="m,l,21600r21600,l21600,xe">
+              <v:stroke joinstyle="miter"/>
+              <v:path gradientshapeok="t" o:connecttype="rect"/>
+            </v:shapetype>
+            <v:shape id="Text Box 6" o:spid="_x0000_s1027" type="#_x0000_t202" style="position:absolute;margin-left:485.95pt;margin-top:766.7pt;width:7.55pt;height:11.95pt;z-index:-251660800;visibility:visible;mso-wrap-style:square;mso-wrap-distance-left:9pt;mso-wrap-distance-top:0;mso-wrap-distance-right:9pt;mso-wrap-distance-bottom:0;mso-position-horizontal:absolute;mso-position-horizontal-relative:page;mso-position-vertical:absolute;mso-position-vertical-relative:page;v-text-anchor:top" o:gfxdata="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" o:allowincell="f" filled="f" stroked="f">
               <v:textbox inset="0,0,0,0">
                 <w:txbxContent>
                   <w:p>
@@ -37363,6 +36636,14 @@
                       </w:rPr>
                       <w:t>6</w:t>
                     </w:r>
+                    <w:r>
+                      <w:rPr>
+                        <w:rFonts w:ascii="Arial" w:hAnsi="Arial" w:cs="Arial"/>
+                        <w:sz w:val="20"/>
+                        <w:szCs w:val="20"/>
+                      </w:rPr>
+                      <w:t>4</w:t>
+                    </w:r>
                   </w:p>
                 </w:txbxContent>
               </v:textbox>
@@ -37376,7 +36657,7 @@
 </w:ftr>
 </file>
 
-<file path=word/footer2.xml><?xml version="1.0" encoding="utf-8"?>
+<file path=word/footer5.xml><?xml version="1.0" encoding="utf-8"?>
 <w:ftr xmlns:wpc="http://schemas.microsoft.com/office/word/2010/wordprocessingCanvas" xmlns:cx="http://schemas.microsoft.com/office/drawing/2014/chartex" xmlns:cx1="http://schemas.microsoft.com/office/drawing/2015/9/8/chartex" xmlns:cx2="http://schemas.microsoft.com/office/drawing/2015/10/21/chartex" xmlns:cx3="http://schemas.microsoft.com/office/drawing/2016/5/9/chartex" xmlns:cx4="http://schemas.microsoft.com/office/drawing/2016/5/10/chartex" xmlns:cx5="http://schemas.microsoft.com/office/drawing/2016/5/11/chartex" xmlns:cx6="http://schemas.microsoft.com/office/drawing/2016/5/12/chartex" xmlns:cx7="http://schemas.microsoft.com/office/drawing/2016/5/13/chartex" xmlns:cx8="http://schemas.microsoft.com/office/drawing/2016/5/14/chartex" xmlns:mc="http://schemas.openxmlformats.org/markup-compatibility/2006" xmlns:aink="http://schemas.microsoft.com/office/drawing/2016/ink" xmlns:am3d="http://schemas.microsoft.com/office/drawing/2017/model3d" xmlns:o="urn:schemas-microsoft-com:office:office" xmlns:oel="http://schemas.microsoft.com/office/2019/extlst" xmlns:r="http://schemas.openxmlformats.org/officeDocument/2006/relationships" xmlns:m="http://schemas.openxmlformats.org/officeDocument/2006/math" xmlns:v="urn:schemas-microsoft-com:vml" xmlns:wp14="http://schemas.microsoft.com/office/word/2010/wordprocessingDrawing" xmlns:wp="http://schemas.openxmlformats.org/drawingml/2006/wordprocessingDrawing" xmlns:w10="urn:schemas-microsoft-com:office:word" xmlns:w="http://schemas.openxmlformats.org/wordprocessingml/2006/main" xmlns:w14="http://schemas.microsoft.com/office/word/2010/wordml" xmlns:w15="http://schemas.microsoft.com/office/word/2012/wordml" xmlns:w16cex="http://schemas.microsoft.com/office/word/2018/wordml/cex" xmlns:w16cid="http://schemas.microsoft.com/office/word/2016/wordml/cid" xmlns:w16="http://schemas.microsoft.com/office/word/2018/wordml" xmlns:w16du="http://schemas.microsoft.com/office/word/2023/wordml/word16du" xmlns:w16sdtdh="http://schemas.microsoft.com/office/word/2020/wordml/sdtdatahash" xmlns:w16sdtfl="http://schemas.microsoft.com/office/word/2024/wordml/sdtformatlock" xmlns:w16se="http://schemas.microsoft.com/office/word/2015/wordml/symex" xmlns:wpg="http://schemas.microsoft.com/office/word/2010/wordprocessingGroup" xmlns:wpi="http://schemas.microsoft.com/office/word/2010/wordprocessingInk" xmlns:wne="http://schemas.microsoft.com/office/word/2006/wordml" xmlns:wps="http://schemas.microsoft.com/office/word/2010/wordprocessingShape" mc:Ignorable="w14 w15 w16se w16cid w16 w16cex w16sdtdh w16sdtfl w16du wp14">
   <w:p>
     <w:pPr>
@@ -37564,7 +36845,7 @@
               <v:stroke joinstyle="miter"/>
               <v:path gradientshapeok="t" o:connecttype="rect"/>
             </v:shapetype>
-            <v:shape id="Text Box 7" o:spid="_x0000_s1030" type="#_x0000_t202" style="position:absolute;margin-left:432.05pt;margin-top:766.6pt;width:49.9pt;height:14pt;z-index:-251659776;visibility:visible;mso-wrap-style:square;mso-wrap-distance-left:9pt;mso-wrap-distance-top:0;mso-wrap-distance-right:9pt;mso-wrap-distance-bottom:0;mso-position-horizontal:absolute;mso-position-horizontal-relative:page;mso-position-vertical:absolute;mso-position-vertical-relative:page;v-text-anchor:top" o:gfxdata="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" o:allowincell="f" filled="f" stroked="f">
+            <v:shape id="Text Box 7" o:spid="_x0000_s1028" type="#_x0000_t202" style="position:absolute;margin-left:432.05pt;margin-top:766.6pt;width:49.9pt;height:14pt;z-index:-251659776;visibility:visible;mso-wrap-style:square;mso-wrap-distance-left:9pt;mso-wrap-distance-top:0;mso-wrap-distance-right:9pt;mso-wrap-distance-bottom:0;mso-position-horizontal:absolute;mso-position-horizontal-relative:page;mso-position-vertical:absolute;mso-position-vertical-relative:page;v-text-anchor:top" o:gfxdata="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" o:allowincell="f" filled="f" stroked="f">
               <v:textbox inset="0,0,0,0">
                 <w:txbxContent>
                   <w:p>
@@ -37767,7 +37048,7 @@
         </mc:Choice>
         <mc:Fallback>
           <w:pict>
-            <v:shape w14:anchorId="6FFC7ACC" id="Text Box 8" o:spid="_x0000_s1031" type="#_x0000_t202" style="position:absolute;margin-left:485.95pt;margin-top:766.7pt;width:7.55pt;height:11.95pt;z-index:-251658752;visibility:visible;mso-wrap-style:square;mso-wrap-distance-left:9pt;mso-wrap-distance-top:0;mso-wrap-distance-right:9pt;mso-wrap-distance-bottom:0;mso-position-horizontal:absolute;mso-position-horizontal-relative:page;mso-position-vertical:absolute;mso-position-vertical-relative:page;v-text-anchor:top" o:gfxdata="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" o:allowincell="f" filled="f" stroked="f">
+            <v:shape w14:anchorId="6FFC7ACC" id="Text Box 8" o:spid="_x0000_s1029" type="#_x0000_t202" style="position:absolute;margin-left:485.95pt;margin-top:766.7pt;width:7.55pt;height:11.95pt;z-index:-251658752;visibility:visible;mso-wrap-style:square;mso-wrap-distance-left:9pt;mso-wrap-distance-top:0;mso-wrap-distance-right:9pt;mso-wrap-distance-bottom:0;mso-position-horizontal:absolute;mso-position-horizontal-relative:page;mso-position-vertical:absolute;mso-position-vertical-relative:page;v-text-anchor:top" o:gfxdata="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" o:allowincell="f" filled="f" stroked="f">
               <v:textbox inset="0,0,0,0">
                 <w:txbxContent>
                   <w:p>
@@ -37841,960 +37122,73 @@
       <w:spacing w:after="0" w:line="200" w:lineRule="exact"/>
       <w:rPr>
         <w:rFonts w:ascii="Times New Roman" w:hAnsi="Times New Roman"/>
-        <w:sz w:val="20"/>
-        <w:szCs w:val="20"/>
+        <w:sz w:val="24"/>
+        <w:szCs w:val="24"/>
       </w:rPr>
     </w:pPr>
     <w:r>
       <w:rPr>
-        <w:noProof/>
+        <w:rFonts w:ascii="Times New Roman" w:hAnsi="Times New Roman"/>
+        <w:sz w:val="24"/>
+        <w:szCs w:val="24"/>
       </w:rPr>
-      <mc:AlternateContent>
-        <mc:Choice Requires="wps">
-          <w:drawing>
-            <wp:anchor distT="0" distB="0" distL="114300" distR="114300" simplePos="0" relativeHeight="251652608" behindDoc="1" locked="0" layoutInCell="0" allowOverlap="1" wp14:anchorId="3A282C17" wp14:editId="1EA7E41A">
-              <wp:simplePos x="0" y="0"/>
-              <wp:positionH relativeFrom="page">
-                <wp:posOffset>426085</wp:posOffset>
-              </wp:positionH>
-              <wp:positionV relativeFrom="page">
-                <wp:posOffset>787400</wp:posOffset>
-              </wp:positionV>
-              <wp:extent cx="3526155" cy="385445"/>
-              <wp:effectExtent l="0" t="0" r="17145" b="14605"/>
-              <wp:wrapNone/>
-              <wp:docPr id="1515472192" name="Text Box 3"/>
-              <wp:cNvGraphicFramePr>
-                <a:graphicFrameLocks xmlns:a="http://schemas.openxmlformats.org/drawingml/2006/main"/>
-              </wp:cNvGraphicFramePr>
-              <a:graphic xmlns:a="http://schemas.openxmlformats.org/drawingml/2006/main">
-                <a:graphicData uri="http://schemas.microsoft.com/office/word/2010/wordprocessingShape">
-                  <wps:wsp>
-                    <wps:cNvSpPr txBox="1">
-                      <a:spLocks noChangeArrowheads="1"/>
-                    </wps:cNvSpPr>
-                    <wps:spPr bwMode="auto">
-                      <a:xfrm>
-                        <a:off x="0" y="0"/>
-                        <a:ext cx="3526155" cy="385445"/>
-                      </a:xfrm>
-                      <a:prstGeom prst="rect">
-                        <a:avLst/>
-                      </a:prstGeom>
-                      <a:noFill/>
-                      <a:ln>
-                        <a:noFill/>
-                      </a:ln>
-                    </wps:spPr>
-                    <wps:txbx>
-                      <w:txbxContent>
-                        <w:p>
-                          <w:pPr>
-                            <w:widowControl w:val="0"/>
-                            <w:autoSpaceDE w:val="0"/>
-                            <w:autoSpaceDN w:val="0"/>
-                            <w:adjustRightInd w:val="0"/>
-                            <w:spacing w:after="0" w:line="265" w:lineRule="exact"/>
-                            <w:ind w:left="20" w:right="-36"/>
-                            <w:rPr>
-                              <w:rFonts w:ascii="Arial" w:hAnsi="Arial" w:cs="Arial"/>
-                              <w:sz w:val="24"/>
-                              <w:szCs w:val="24"/>
-                            </w:rPr>
-                          </w:pPr>
-                          <w:r>
-                            <w:rPr>
-                              <w:rFonts w:ascii="Arial" w:hAnsi="Arial" w:cs="Arial"/>
-                              <w:spacing w:val="-1"/>
-                              <w:sz w:val="24"/>
-                              <w:szCs w:val="24"/>
-                            </w:rPr>
-                            <w:t>M</w:t>
-                          </w:r>
-                          <w:r>
-                            <w:rPr>
-                              <w:rFonts w:ascii="Arial" w:hAnsi="Arial" w:cs="Arial"/>
-                              <w:sz w:val="24"/>
-                              <w:szCs w:val="24"/>
-                            </w:rPr>
-                            <w:t>ONAR</w:t>
-                          </w:r>
-                          <w:r>
-                            <w:rPr>
-                              <w:rFonts w:ascii="Arial" w:hAnsi="Arial" w:cs="Arial"/>
-                              <w:spacing w:val="-1"/>
-                              <w:sz w:val="24"/>
-                              <w:szCs w:val="24"/>
-                            </w:rPr>
-                            <w:t>C</w:t>
-                          </w:r>
-                          <w:r>
-                            <w:rPr>
-                              <w:rFonts w:ascii="Arial" w:hAnsi="Arial" w:cs="Arial"/>
-                              <w:sz w:val="24"/>
-                              <w:szCs w:val="24"/>
-                            </w:rPr>
-                            <w:t>H/</w:t>
-                          </w:r>
-                          <w:proofErr w:type="gramStart"/>
-                          <w:r>
-                            <w:rPr>
-                              <w:rFonts w:ascii="Arial" w:hAnsi="Arial" w:cs="Arial"/>
-                              <w:sz w:val="24"/>
-                              <w:szCs w:val="24"/>
-                            </w:rPr>
-                            <w:t>P</w:t>
-                          </w:r>
-                          <w:r>
-                            <w:rPr>
-                              <w:rFonts w:ascii="Arial" w:hAnsi="Arial" w:cs="Arial"/>
-                              <w:spacing w:val="-1"/>
-                              <w:sz w:val="24"/>
-                              <w:szCs w:val="24"/>
-                            </w:rPr>
-                            <w:t>M</w:t>
-                          </w:r>
-                          <w:r>
-                            <w:rPr>
-                              <w:rFonts w:ascii="Arial" w:hAnsi="Arial" w:cs="Arial"/>
-                              <w:sz w:val="24"/>
-                              <w:szCs w:val="24"/>
-                            </w:rPr>
-                            <w:t xml:space="preserve">C </w:t>
-                          </w:r>
-                          <w:r>
-                            <w:rPr>
-                              <w:rFonts w:ascii="Arial" w:hAnsi="Arial" w:cs="Arial"/>
-                              <w:spacing w:val="33"/>
-                              <w:sz w:val="24"/>
-                              <w:szCs w:val="24"/>
-                            </w:rPr>
-                            <w:t xml:space="preserve"> </w:t>
-                          </w:r>
-                          <w:r>
-                            <w:rPr>
-                              <w:rFonts w:ascii="Arial" w:hAnsi="Arial" w:cs="Arial"/>
-                              <w:spacing w:val="-1"/>
-                              <w:sz w:val="24"/>
-                              <w:szCs w:val="24"/>
-                            </w:rPr>
-                            <w:t>M</w:t>
-                          </w:r>
-                          <w:r>
-                            <w:rPr>
-                              <w:rFonts w:ascii="Arial" w:hAnsi="Arial" w:cs="Arial"/>
-                              <w:sz w:val="24"/>
-                              <w:szCs w:val="24"/>
-                            </w:rPr>
-                            <w:t>ONAR</w:t>
-                          </w:r>
-                          <w:r>
-                            <w:rPr>
-                              <w:rFonts w:ascii="Arial" w:hAnsi="Arial" w:cs="Arial"/>
-                              <w:spacing w:val="-1"/>
-                              <w:sz w:val="24"/>
-                              <w:szCs w:val="24"/>
-                            </w:rPr>
-                            <w:t>C</w:t>
-                          </w:r>
-                          <w:r>
-                            <w:rPr>
-                              <w:rFonts w:ascii="Arial" w:hAnsi="Arial" w:cs="Arial"/>
-                              <w:sz w:val="24"/>
-                              <w:szCs w:val="24"/>
-                            </w:rPr>
-                            <w:t>H</w:t>
-                          </w:r>
-                          <w:proofErr w:type="gramEnd"/>
-                          <w:r>
-                            <w:rPr>
-                              <w:rFonts w:ascii="Arial" w:hAnsi="Arial" w:cs="Arial"/>
-                              <w:sz w:val="24"/>
-                              <w:szCs w:val="24"/>
-                            </w:rPr>
-                            <w:t>/P</w:t>
-                          </w:r>
-                          <w:r>
-                            <w:rPr>
-                              <w:rFonts w:ascii="Arial" w:hAnsi="Arial" w:cs="Arial"/>
-                              <w:spacing w:val="-1"/>
-                              <w:sz w:val="24"/>
-                              <w:szCs w:val="24"/>
-                            </w:rPr>
-                            <w:t>M</w:t>
-                          </w:r>
-                          <w:r>
-                            <w:rPr>
-                              <w:rFonts w:ascii="Arial" w:hAnsi="Arial" w:cs="Arial"/>
-                              <w:spacing w:val="1"/>
-                              <w:sz w:val="24"/>
-                              <w:szCs w:val="24"/>
-                            </w:rPr>
-                            <w:t>C</w:t>
-                          </w:r>
-                          <w:r>
-                            <w:rPr>
-                              <w:rFonts w:ascii="Arial" w:hAnsi="Arial" w:cs="Arial"/>
-                              <w:spacing w:val="-1"/>
-                              <w:sz w:val="24"/>
-                              <w:szCs w:val="24"/>
-                            </w:rPr>
-                            <w:t>-</w:t>
-                          </w:r>
-                          <w:r>
-                            <w:rPr>
-                              <w:rFonts w:ascii="Arial" w:hAnsi="Arial" w:cs="Arial"/>
-                              <w:sz w:val="24"/>
-                              <w:szCs w:val="24"/>
-                            </w:rPr>
-                            <w:t>AAI</w:t>
-                          </w:r>
-                          <w:r>
-                            <w:rPr>
-                              <w:rFonts w:ascii="Arial" w:hAnsi="Arial" w:cs="Arial"/>
-                              <w:spacing w:val="1"/>
-                              <w:sz w:val="24"/>
-                              <w:szCs w:val="24"/>
-                            </w:rPr>
-                            <w:t>/</w:t>
-                          </w:r>
-                          <w:r>
-                            <w:rPr>
-                              <w:rFonts w:ascii="Arial" w:hAnsi="Arial" w:cs="Arial"/>
-                              <w:sz w:val="24"/>
-                              <w:szCs w:val="24"/>
-                            </w:rPr>
-                            <w:t>AN</w:t>
-                          </w:r>
-                          <w:r>
-                            <w:rPr>
-                              <w:rFonts w:ascii="Arial" w:hAnsi="Arial" w:cs="Arial"/>
-                              <w:spacing w:val="-2"/>
-                              <w:sz w:val="24"/>
-                              <w:szCs w:val="24"/>
-                            </w:rPr>
-                            <w:t>_</w:t>
-                          </w:r>
-                          <w:r>
-                            <w:rPr>
-                              <w:rFonts w:ascii="Arial" w:hAnsi="Arial" w:cs="Arial"/>
-                              <w:spacing w:val="1"/>
-                              <w:sz w:val="24"/>
-                              <w:szCs w:val="24"/>
-                            </w:rPr>
-                            <w:t>1</w:t>
-                          </w:r>
-                          <w:r>
-                            <w:rPr>
-                              <w:rFonts w:ascii="Arial" w:hAnsi="Arial" w:cs="Arial"/>
-                              <w:spacing w:val="2"/>
-                              <w:sz w:val="24"/>
-                              <w:szCs w:val="24"/>
-                            </w:rPr>
-                            <w:t>4</w:t>
-                          </w:r>
-                          <w:r>
-                            <w:rPr>
-                              <w:rFonts w:ascii="Arial" w:hAnsi="Arial" w:cs="Arial"/>
-                              <w:spacing w:val="-1"/>
-                              <w:sz w:val="24"/>
-                              <w:szCs w:val="24"/>
-                            </w:rPr>
-                            <w:t>6</w:t>
-                          </w:r>
-                          <w:r>
-                            <w:rPr>
-                              <w:rFonts w:ascii="Arial" w:hAnsi="Arial" w:cs="Arial"/>
-                              <w:spacing w:val="1"/>
-                              <w:sz w:val="24"/>
-                              <w:szCs w:val="24"/>
-                            </w:rPr>
-                            <w:t>9</w:t>
-                          </w:r>
-                          <w:r>
-                            <w:rPr>
-                              <w:rFonts w:ascii="Arial" w:hAnsi="Arial" w:cs="Arial"/>
-                              <w:sz w:val="24"/>
-                              <w:szCs w:val="24"/>
-                            </w:rPr>
-                            <w:t>4</w:t>
-                          </w:r>
-                        </w:p>
-                        <w:p>
-                          <w:pPr>
-                            <w:widowControl w:val="0"/>
-                            <w:autoSpaceDE w:val="0"/>
-                            <w:autoSpaceDN w:val="0"/>
-                            <w:adjustRightInd w:val="0"/>
-                            <w:spacing w:before="50" w:after="0" w:line="240" w:lineRule="auto"/>
-                            <w:ind w:left="20"/>
-                            <w:rPr>
-                              <w:rFonts w:ascii="Arial" w:hAnsi="Arial" w:cs="Arial"/>
-                              <w:sz w:val="24"/>
-                              <w:szCs w:val="24"/>
-                            </w:rPr>
-                          </w:pPr>
-                          <w:r>
-                            <w:rPr>
-                              <w:rFonts w:ascii="Arial" w:hAnsi="Arial" w:cs="Arial"/>
-                              <w:sz w:val="24"/>
-                              <w:szCs w:val="24"/>
-                            </w:rPr>
-                            <w:t>SHOP</w:t>
-                          </w:r>
-                          <w:r>
-                            <w:rPr>
-                              <w:rFonts w:ascii="Arial" w:hAnsi="Arial" w:cs="Arial"/>
-                              <w:spacing w:val="1"/>
-                              <w:sz w:val="24"/>
-                              <w:szCs w:val="24"/>
-                            </w:rPr>
-                            <w:t xml:space="preserve"> A</w:t>
-                          </w:r>
-                          <w:r>
-                            <w:rPr>
-                              <w:rFonts w:ascii="Arial" w:hAnsi="Arial" w:cs="Arial"/>
-                              <w:spacing w:val="-3"/>
-                              <w:sz w:val="24"/>
-                              <w:szCs w:val="24"/>
-                            </w:rPr>
-                            <w:t>C</w:t>
-                          </w:r>
-                          <w:r>
-                            <w:rPr>
-                              <w:rFonts w:ascii="Arial" w:hAnsi="Arial" w:cs="Arial"/>
-                              <w:sz w:val="24"/>
-                              <w:szCs w:val="24"/>
-                            </w:rPr>
-                            <w:t>T</w:t>
-                          </w:r>
-                          <w:r>
-                            <w:rPr>
-                              <w:rFonts w:ascii="Arial" w:hAnsi="Arial" w:cs="Arial"/>
-                              <w:spacing w:val="2"/>
-                              <w:sz w:val="24"/>
-                              <w:szCs w:val="24"/>
-                            </w:rPr>
-                            <w:t xml:space="preserve"> </w:t>
-                          </w:r>
-                          <w:r>
-                            <w:rPr>
-                              <w:rFonts w:ascii="Arial" w:hAnsi="Arial" w:cs="Arial"/>
-                              <w:spacing w:val="-1"/>
-                              <w:sz w:val="24"/>
-                              <w:szCs w:val="24"/>
-                            </w:rPr>
-                            <w:t>L</w:t>
-                          </w:r>
-                          <w:r>
-                            <w:rPr>
-                              <w:rFonts w:ascii="Arial" w:hAnsi="Arial" w:cs="Arial"/>
-                              <w:sz w:val="24"/>
-                              <w:szCs w:val="24"/>
-                            </w:rPr>
-                            <w:t>ICENSE</w:t>
-                          </w:r>
-                          <w:r>
-                            <w:rPr>
-                              <w:rFonts w:ascii="Arial" w:hAnsi="Arial" w:cs="Arial"/>
-                              <w:spacing w:val="-1"/>
-                              <w:sz w:val="24"/>
-                              <w:szCs w:val="24"/>
-                            </w:rPr>
-                            <w:t xml:space="preserve"> </w:t>
-                          </w:r>
-                          <w:r>
-                            <w:rPr>
-                              <w:rFonts w:ascii="Arial" w:hAnsi="Arial" w:cs="Arial"/>
-                              <w:sz w:val="24"/>
-                              <w:szCs w:val="24"/>
-                            </w:rPr>
-                            <w:t>No.</w:t>
-                          </w:r>
-                          <w:r>
-                            <w:rPr>
-                              <w:rFonts w:ascii="Arial" w:hAnsi="Arial" w:cs="Arial"/>
-                              <w:spacing w:val="1"/>
-                              <w:sz w:val="24"/>
-                              <w:szCs w:val="24"/>
-                            </w:rPr>
-                            <w:t xml:space="preserve"> 1</w:t>
-                          </w:r>
-                          <w:r>
-                            <w:rPr>
-                              <w:rFonts w:ascii="Arial" w:hAnsi="Arial" w:cs="Arial"/>
-                              <w:spacing w:val="-1"/>
-                              <w:sz w:val="24"/>
-                              <w:szCs w:val="24"/>
-                            </w:rPr>
-                            <w:t>8</w:t>
-                          </w:r>
-                          <w:r>
-                            <w:rPr>
-                              <w:rFonts w:ascii="Arial" w:hAnsi="Arial" w:cs="Arial"/>
-                              <w:spacing w:val="1"/>
-                              <w:sz w:val="24"/>
-                              <w:szCs w:val="24"/>
-                            </w:rPr>
-                            <w:t>31</w:t>
-                          </w:r>
-                          <w:r>
-                            <w:rPr>
-                              <w:rFonts w:ascii="Arial" w:hAnsi="Arial" w:cs="Arial"/>
-                              <w:spacing w:val="-1"/>
-                              <w:sz w:val="24"/>
-                              <w:szCs w:val="24"/>
-                            </w:rPr>
-                            <w:t>0</w:t>
-                          </w:r>
-                          <w:r>
-                            <w:rPr>
-                              <w:rFonts w:ascii="Arial" w:hAnsi="Arial" w:cs="Arial"/>
-                              <w:spacing w:val="1"/>
-                              <w:sz w:val="24"/>
-                              <w:szCs w:val="24"/>
-                            </w:rPr>
-                            <w:t>0</w:t>
-                          </w:r>
-                          <w:r>
-                            <w:rPr>
-                              <w:rFonts w:ascii="Arial" w:hAnsi="Arial" w:cs="Arial"/>
-                              <w:spacing w:val="-1"/>
-                              <w:sz w:val="24"/>
-                              <w:szCs w:val="24"/>
-                            </w:rPr>
-                            <w:t>0</w:t>
-                          </w:r>
-                          <w:r>
-                            <w:rPr>
-                              <w:rFonts w:ascii="Arial" w:hAnsi="Arial" w:cs="Arial"/>
-                              <w:spacing w:val="1"/>
-                              <w:sz w:val="24"/>
-                              <w:szCs w:val="24"/>
-                            </w:rPr>
-                            <w:t>31</w:t>
-                          </w:r>
-                          <w:r>
-                            <w:rPr>
-                              <w:rFonts w:ascii="Arial" w:hAnsi="Arial" w:cs="Arial"/>
-                              <w:spacing w:val="-1"/>
-                              <w:sz w:val="24"/>
-                              <w:szCs w:val="24"/>
-                            </w:rPr>
-                            <w:t>1</w:t>
-                          </w:r>
-                          <w:r>
-                            <w:rPr>
-                              <w:rFonts w:ascii="Arial" w:hAnsi="Arial" w:cs="Arial"/>
-                              <w:spacing w:val="1"/>
-                              <w:sz w:val="24"/>
-                              <w:szCs w:val="24"/>
-                            </w:rPr>
-                            <w:t>9</w:t>
-                          </w:r>
-                          <w:r>
-                            <w:rPr>
-                              <w:rFonts w:ascii="Arial" w:hAnsi="Arial" w:cs="Arial"/>
-                              <w:spacing w:val="-1"/>
-                              <w:sz w:val="24"/>
-                              <w:szCs w:val="24"/>
-                            </w:rPr>
-                            <w:t>3</w:t>
-                          </w:r>
-                          <w:r>
-                            <w:rPr>
-                              <w:rFonts w:ascii="Arial" w:hAnsi="Arial" w:cs="Arial"/>
-                              <w:spacing w:val="1"/>
-                              <w:sz w:val="24"/>
-                              <w:szCs w:val="24"/>
-                            </w:rPr>
-                            <w:t>92</w:t>
-                          </w:r>
-                          <w:r>
-                            <w:rPr>
-                              <w:rFonts w:ascii="Arial" w:hAnsi="Arial" w:cs="Arial"/>
-                              <w:spacing w:val="-1"/>
-                              <w:sz w:val="24"/>
-                              <w:szCs w:val="24"/>
-                            </w:rPr>
-                            <w:t>7</w:t>
-                          </w:r>
-                          <w:r>
-                            <w:rPr>
-                              <w:rFonts w:ascii="Arial" w:hAnsi="Arial" w:cs="Arial"/>
-                              <w:sz w:val="24"/>
-                              <w:szCs w:val="24"/>
-                            </w:rPr>
-                            <w:t>1</w:t>
-                          </w:r>
-                        </w:p>
-                      </w:txbxContent>
-                    </wps:txbx>
-                    <wps:bodyPr rot="0" vert="horz" wrap="square" lIns="0" tIns="0" rIns="0" bIns="0" anchor="t" anchorCtr="0" upright="1">
-                      <a:noAutofit/>
-                    </wps:bodyPr>
-                  </wps:wsp>
-                </a:graphicData>
-              </a:graphic>
-            </wp:anchor>
-          </w:drawing>
-        </mc:Choice>
-        <mc:Fallback>
-          <w:pict>
-            <v:shapetype w14:anchorId="3A282C17" id="_x0000_t202" coordsize="21600,21600" o:spt="202" path="m,l,21600r21600,l21600,xe">
-              <v:stroke joinstyle="miter"/>
-              <v:path gradientshapeok="t" o:connecttype="rect"/>
-            </v:shapetype>
-            <v:shape id="Text Box 3" o:spid="_x0000_s1026" type="#_x0000_t202" style="position:absolute;margin-left:33.55pt;margin-top:62pt;width:277.65pt;height:30.35pt;z-index:-251663872;visibility:visible;mso-wrap-style:square;mso-wrap-distance-left:9pt;mso-wrap-distance-top:0;mso-wrap-distance-right:9pt;mso-wrap-distance-bottom:0;mso-position-horizontal:absolute;mso-position-horizontal-relative:page;mso-position-vertical:absolute;mso-position-vertical-relative:page;v-text-anchor:top" o:gfxdata="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" o:allowincell="f" filled="f" stroked="f">
-              <v:textbox inset="0,0,0,0">
-                <w:txbxContent>
-                  <w:p>
-                    <w:pPr>
-                      <w:widowControl w:val="0"/>
-                      <w:autoSpaceDE w:val="0"/>
-                      <w:autoSpaceDN w:val="0"/>
-                      <w:adjustRightInd w:val="0"/>
-                      <w:spacing w:after="0" w:line="265" w:lineRule="exact"/>
-                      <w:ind w:left="20" w:right="-36"/>
-                      <w:rPr>
-                        <w:rFonts w:ascii="Arial" w:hAnsi="Arial" w:cs="Arial"/>
-                        <w:sz w:val="24"/>
-                        <w:szCs w:val="24"/>
-                      </w:rPr>
-                    </w:pPr>
-                    <w:r>
-                      <w:rPr>
-                        <w:rFonts w:ascii="Arial" w:hAnsi="Arial" w:cs="Arial"/>
-                        <w:spacing w:val="-1"/>
-                        <w:sz w:val="24"/>
-                        <w:szCs w:val="24"/>
-                      </w:rPr>
-                      <w:t>M</w:t>
-                    </w:r>
-                    <w:r>
-                      <w:rPr>
-                        <w:rFonts w:ascii="Arial" w:hAnsi="Arial" w:cs="Arial"/>
-                        <w:sz w:val="24"/>
-                        <w:szCs w:val="24"/>
-                      </w:rPr>
-                      <w:t>ONAR</w:t>
-                    </w:r>
-                    <w:r>
-                      <w:rPr>
-                        <w:rFonts w:ascii="Arial" w:hAnsi="Arial" w:cs="Arial"/>
-                        <w:spacing w:val="-1"/>
-                        <w:sz w:val="24"/>
-                        <w:szCs w:val="24"/>
-                      </w:rPr>
-                      <w:t>C</w:t>
-                    </w:r>
-                    <w:r>
-                      <w:rPr>
-                        <w:rFonts w:ascii="Arial" w:hAnsi="Arial" w:cs="Arial"/>
-                        <w:sz w:val="24"/>
-                        <w:szCs w:val="24"/>
-                      </w:rPr>
-                      <w:t>H/</w:t>
-                    </w:r>
-                    <w:proofErr w:type="gramStart"/>
-                    <w:r>
-                      <w:rPr>
-                        <w:rFonts w:ascii="Arial" w:hAnsi="Arial" w:cs="Arial"/>
-                        <w:sz w:val="24"/>
-                        <w:szCs w:val="24"/>
-                      </w:rPr>
-                      <w:t>P</w:t>
-                    </w:r>
-                    <w:r>
-                      <w:rPr>
-                        <w:rFonts w:ascii="Arial" w:hAnsi="Arial" w:cs="Arial"/>
-                        <w:spacing w:val="-1"/>
-                        <w:sz w:val="24"/>
-                        <w:szCs w:val="24"/>
-                      </w:rPr>
-                      <w:t>M</w:t>
-                    </w:r>
-                    <w:r>
-                      <w:rPr>
-                        <w:rFonts w:ascii="Arial" w:hAnsi="Arial" w:cs="Arial"/>
-                        <w:sz w:val="24"/>
-                        <w:szCs w:val="24"/>
-                      </w:rPr>
-                      <w:t xml:space="preserve">C </w:t>
-                    </w:r>
-                    <w:r>
-                      <w:rPr>
-                        <w:rFonts w:ascii="Arial" w:hAnsi="Arial" w:cs="Arial"/>
-                        <w:spacing w:val="33"/>
-                        <w:sz w:val="24"/>
-                        <w:szCs w:val="24"/>
-                      </w:rPr>
-                      <w:t xml:space="preserve"> </w:t>
-                    </w:r>
-                    <w:r>
-                      <w:rPr>
-                        <w:rFonts w:ascii="Arial" w:hAnsi="Arial" w:cs="Arial"/>
-                        <w:spacing w:val="-1"/>
-                        <w:sz w:val="24"/>
-                        <w:szCs w:val="24"/>
-                      </w:rPr>
-                      <w:t>M</w:t>
-                    </w:r>
-                    <w:r>
-                      <w:rPr>
-                        <w:rFonts w:ascii="Arial" w:hAnsi="Arial" w:cs="Arial"/>
-                        <w:sz w:val="24"/>
-                        <w:szCs w:val="24"/>
-                      </w:rPr>
-                      <w:t>ONAR</w:t>
-                    </w:r>
-                    <w:r>
-                      <w:rPr>
-                        <w:rFonts w:ascii="Arial" w:hAnsi="Arial" w:cs="Arial"/>
-                        <w:spacing w:val="-1"/>
-                        <w:sz w:val="24"/>
-                        <w:szCs w:val="24"/>
-                      </w:rPr>
-                      <w:t>C</w:t>
-                    </w:r>
-                    <w:r>
-                      <w:rPr>
-                        <w:rFonts w:ascii="Arial" w:hAnsi="Arial" w:cs="Arial"/>
-                        <w:sz w:val="24"/>
-                        <w:szCs w:val="24"/>
-                      </w:rPr>
-                      <w:t>H</w:t>
-                    </w:r>
-                    <w:proofErr w:type="gramEnd"/>
-                    <w:r>
-                      <w:rPr>
-                        <w:rFonts w:ascii="Arial" w:hAnsi="Arial" w:cs="Arial"/>
-                        <w:sz w:val="24"/>
-                        <w:szCs w:val="24"/>
-                      </w:rPr>
-                      <w:t>/P</w:t>
-                    </w:r>
-                    <w:r>
-                      <w:rPr>
-                        <w:rFonts w:ascii="Arial" w:hAnsi="Arial" w:cs="Arial"/>
-                        <w:spacing w:val="-1"/>
-                        <w:sz w:val="24"/>
-                        <w:szCs w:val="24"/>
-                      </w:rPr>
-                      <w:t>M</w:t>
-                    </w:r>
-                    <w:r>
-                      <w:rPr>
-                        <w:rFonts w:ascii="Arial" w:hAnsi="Arial" w:cs="Arial"/>
-                        <w:spacing w:val="1"/>
-                        <w:sz w:val="24"/>
-                        <w:szCs w:val="24"/>
-                      </w:rPr>
-                      <w:t>C</w:t>
-                    </w:r>
-                    <w:r>
-                      <w:rPr>
-                        <w:rFonts w:ascii="Arial" w:hAnsi="Arial" w:cs="Arial"/>
-                        <w:spacing w:val="-1"/>
-                        <w:sz w:val="24"/>
-                        <w:szCs w:val="24"/>
-                      </w:rPr>
-                      <w:t>-</w:t>
-                    </w:r>
-                    <w:r>
-                      <w:rPr>
-                        <w:rFonts w:ascii="Arial" w:hAnsi="Arial" w:cs="Arial"/>
-                        <w:sz w:val="24"/>
-                        <w:szCs w:val="24"/>
-                      </w:rPr>
-                      <w:t>AAI</w:t>
-                    </w:r>
-                    <w:r>
-                      <w:rPr>
-                        <w:rFonts w:ascii="Arial" w:hAnsi="Arial" w:cs="Arial"/>
-                        <w:spacing w:val="1"/>
-                        <w:sz w:val="24"/>
-                        <w:szCs w:val="24"/>
-                      </w:rPr>
-                      <w:t>/</w:t>
-                    </w:r>
-                    <w:r>
-                      <w:rPr>
-                        <w:rFonts w:ascii="Arial" w:hAnsi="Arial" w:cs="Arial"/>
-                        <w:sz w:val="24"/>
-                        <w:szCs w:val="24"/>
-                      </w:rPr>
-                      <w:t>AN</w:t>
-                    </w:r>
-                    <w:r>
-                      <w:rPr>
-                        <w:rFonts w:ascii="Arial" w:hAnsi="Arial" w:cs="Arial"/>
-                        <w:spacing w:val="-2"/>
-                        <w:sz w:val="24"/>
-                        <w:szCs w:val="24"/>
-                      </w:rPr>
-                      <w:t>_</w:t>
-                    </w:r>
-                    <w:r>
-                      <w:rPr>
-                        <w:rFonts w:ascii="Arial" w:hAnsi="Arial" w:cs="Arial"/>
-                        <w:spacing w:val="1"/>
-                        <w:sz w:val="24"/>
-                        <w:szCs w:val="24"/>
-                      </w:rPr>
-                      <w:t>1</w:t>
-                    </w:r>
-                    <w:r>
-                      <w:rPr>
-                        <w:rFonts w:ascii="Arial" w:hAnsi="Arial" w:cs="Arial"/>
-                        <w:spacing w:val="2"/>
-                        <w:sz w:val="24"/>
-                        <w:szCs w:val="24"/>
-                      </w:rPr>
-                      <w:t>4</w:t>
-                    </w:r>
-                    <w:r>
-                      <w:rPr>
-                        <w:rFonts w:ascii="Arial" w:hAnsi="Arial" w:cs="Arial"/>
-                        <w:spacing w:val="-1"/>
-                        <w:sz w:val="24"/>
-                        <w:szCs w:val="24"/>
-                      </w:rPr>
-                      <w:t>6</w:t>
-                    </w:r>
-                    <w:r>
-                      <w:rPr>
-                        <w:rFonts w:ascii="Arial" w:hAnsi="Arial" w:cs="Arial"/>
-                        <w:spacing w:val="1"/>
-                        <w:sz w:val="24"/>
-                        <w:szCs w:val="24"/>
-                      </w:rPr>
-                      <w:t>9</w:t>
-                    </w:r>
-                    <w:r>
-                      <w:rPr>
-                        <w:rFonts w:ascii="Arial" w:hAnsi="Arial" w:cs="Arial"/>
-                        <w:sz w:val="24"/>
-                        <w:szCs w:val="24"/>
-                      </w:rPr>
-                      <w:t>4</w:t>
-                    </w:r>
-                  </w:p>
-                  <w:p>
-                    <w:pPr>
-                      <w:widowControl w:val="0"/>
-                      <w:autoSpaceDE w:val="0"/>
-                      <w:autoSpaceDN w:val="0"/>
-                      <w:adjustRightInd w:val="0"/>
-                      <w:spacing w:before="50" w:after="0" w:line="240" w:lineRule="auto"/>
-                      <w:ind w:left="20"/>
-                      <w:rPr>
-                        <w:rFonts w:ascii="Arial" w:hAnsi="Arial" w:cs="Arial"/>
-                        <w:sz w:val="24"/>
-                        <w:szCs w:val="24"/>
-                      </w:rPr>
-                    </w:pPr>
-                    <w:r>
-                      <w:rPr>
-                        <w:rFonts w:ascii="Arial" w:hAnsi="Arial" w:cs="Arial"/>
-                        <w:sz w:val="24"/>
-                        <w:szCs w:val="24"/>
-                      </w:rPr>
-                      <w:t>SHOP</w:t>
-                    </w:r>
-                    <w:r>
-                      <w:rPr>
-                        <w:rFonts w:ascii="Arial" w:hAnsi="Arial" w:cs="Arial"/>
-                        <w:spacing w:val="1"/>
-                        <w:sz w:val="24"/>
-                        <w:szCs w:val="24"/>
-                      </w:rPr>
-                      <w:t xml:space="preserve"> A</w:t>
-                    </w:r>
-                    <w:r>
-                      <w:rPr>
-                        <w:rFonts w:ascii="Arial" w:hAnsi="Arial" w:cs="Arial"/>
-                        <w:spacing w:val="-3"/>
-                        <w:sz w:val="24"/>
-                        <w:szCs w:val="24"/>
-                      </w:rPr>
-                      <w:t>C</w:t>
-                    </w:r>
-                    <w:r>
-                      <w:rPr>
-                        <w:rFonts w:ascii="Arial" w:hAnsi="Arial" w:cs="Arial"/>
-                        <w:sz w:val="24"/>
-                        <w:szCs w:val="24"/>
-                      </w:rPr>
-                      <w:t>T</w:t>
-                    </w:r>
-                    <w:r>
-                      <w:rPr>
-                        <w:rFonts w:ascii="Arial" w:hAnsi="Arial" w:cs="Arial"/>
-                        <w:spacing w:val="2"/>
-                        <w:sz w:val="24"/>
-                        <w:szCs w:val="24"/>
-                      </w:rPr>
-                      <w:t xml:space="preserve"> </w:t>
-                    </w:r>
-                    <w:r>
-                      <w:rPr>
-                        <w:rFonts w:ascii="Arial" w:hAnsi="Arial" w:cs="Arial"/>
-                        <w:spacing w:val="-1"/>
-                        <w:sz w:val="24"/>
-                        <w:szCs w:val="24"/>
-                      </w:rPr>
-                      <w:t>L</w:t>
-                    </w:r>
-                    <w:r>
-                      <w:rPr>
-                        <w:rFonts w:ascii="Arial" w:hAnsi="Arial" w:cs="Arial"/>
-                        <w:sz w:val="24"/>
-                        <w:szCs w:val="24"/>
-                      </w:rPr>
-                      <w:t>ICENSE</w:t>
-                    </w:r>
-                    <w:r>
-                      <w:rPr>
-                        <w:rFonts w:ascii="Arial" w:hAnsi="Arial" w:cs="Arial"/>
-                        <w:spacing w:val="-1"/>
-                        <w:sz w:val="24"/>
-                        <w:szCs w:val="24"/>
-                      </w:rPr>
-                      <w:t xml:space="preserve"> </w:t>
-                    </w:r>
-                    <w:r>
-                      <w:rPr>
-                        <w:rFonts w:ascii="Arial" w:hAnsi="Arial" w:cs="Arial"/>
-                        <w:sz w:val="24"/>
-                        <w:szCs w:val="24"/>
-                      </w:rPr>
-                      <w:t>No.</w:t>
-                    </w:r>
-                    <w:r>
-                      <w:rPr>
-                        <w:rFonts w:ascii="Arial" w:hAnsi="Arial" w:cs="Arial"/>
-                        <w:spacing w:val="1"/>
-                        <w:sz w:val="24"/>
-                        <w:szCs w:val="24"/>
-                      </w:rPr>
-                      <w:t xml:space="preserve"> 1</w:t>
-                    </w:r>
-                    <w:r>
-                      <w:rPr>
-                        <w:rFonts w:ascii="Arial" w:hAnsi="Arial" w:cs="Arial"/>
-                        <w:spacing w:val="-1"/>
-                        <w:sz w:val="24"/>
-                        <w:szCs w:val="24"/>
-                      </w:rPr>
-                      <w:t>8</w:t>
-                    </w:r>
-                    <w:r>
-                      <w:rPr>
-                        <w:rFonts w:ascii="Arial" w:hAnsi="Arial" w:cs="Arial"/>
-                        <w:spacing w:val="1"/>
-                        <w:sz w:val="24"/>
-                        <w:szCs w:val="24"/>
-                      </w:rPr>
-                      <w:t>31</w:t>
-                    </w:r>
-                    <w:r>
-                      <w:rPr>
-                        <w:rFonts w:ascii="Arial" w:hAnsi="Arial" w:cs="Arial"/>
-                        <w:spacing w:val="-1"/>
-                        <w:sz w:val="24"/>
-                        <w:szCs w:val="24"/>
-                      </w:rPr>
-                      <w:t>0</w:t>
-                    </w:r>
-                    <w:r>
-                      <w:rPr>
-                        <w:rFonts w:ascii="Arial" w:hAnsi="Arial" w:cs="Arial"/>
-                        <w:spacing w:val="1"/>
-                        <w:sz w:val="24"/>
-                        <w:szCs w:val="24"/>
-                      </w:rPr>
-                      <w:t>0</w:t>
-                    </w:r>
-                    <w:r>
-                      <w:rPr>
-                        <w:rFonts w:ascii="Arial" w:hAnsi="Arial" w:cs="Arial"/>
-                        <w:spacing w:val="-1"/>
-                        <w:sz w:val="24"/>
-                        <w:szCs w:val="24"/>
-                      </w:rPr>
-                      <w:t>0</w:t>
-                    </w:r>
-                    <w:r>
-                      <w:rPr>
-                        <w:rFonts w:ascii="Arial" w:hAnsi="Arial" w:cs="Arial"/>
-                        <w:spacing w:val="1"/>
-                        <w:sz w:val="24"/>
-                        <w:szCs w:val="24"/>
-                      </w:rPr>
-                      <w:t>31</w:t>
-                    </w:r>
-                    <w:r>
-                      <w:rPr>
-                        <w:rFonts w:ascii="Arial" w:hAnsi="Arial" w:cs="Arial"/>
-                        <w:spacing w:val="-1"/>
-                        <w:sz w:val="24"/>
-                        <w:szCs w:val="24"/>
-                      </w:rPr>
-                      <w:t>1</w:t>
-                    </w:r>
-                    <w:r>
-                      <w:rPr>
-                        <w:rFonts w:ascii="Arial" w:hAnsi="Arial" w:cs="Arial"/>
-                        <w:spacing w:val="1"/>
-                        <w:sz w:val="24"/>
-                        <w:szCs w:val="24"/>
-                      </w:rPr>
-                      <w:t>9</w:t>
-                    </w:r>
-                    <w:r>
-                      <w:rPr>
-                        <w:rFonts w:ascii="Arial" w:hAnsi="Arial" w:cs="Arial"/>
-                        <w:spacing w:val="-1"/>
-                        <w:sz w:val="24"/>
-                        <w:szCs w:val="24"/>
-                      </w:rPr>
-                      <w:t>3</w:t>
-                    </w:r>
-                    <w:r>
-                      <w:rPr>
-                        <w:rFonts w:ascii="Arial" w:hAnsi="Arial" w:cs="Arial"/>
-                        <w:spacing w:val="1"/>
-                        <w:sz w:val="24"/>
-                        <w:szCs w:val="24"/>
-                      </w:rPr>
-                      <w:t>92</w:t>
-                    </w:r>
-                    <w:r>
-                      <w:rPr>
-                        <w:rFonts w:ascii="Arial" w:hAnsi="Arial" w:cs="Arial"/>
-                        <w:spacing w:val="-1"/>
-                        <w:sz w:val="24"/>
-                        <w:szCs w:val="24"/>
-                      </w:rPr>
-                      <w:t>7</w:t>
-                    </w:r>
-                    <w:r>
-                      <w:rPr>
-                        <w:rFonts w:ascii="Arial" w:hAnsi="Arial" w:cs="Arial"/>
-                        <w:sz w:val="24"/>
-                        <w:szCs w:val="24"/>
-                      </w:rPr>
-                      <w:t>1</w:t>
-                    </w:r>
-                  </w:p>
-                </w:txbxContent>
-              </v:textbox>
-              <w10:wrap anchorx="page" anchory="page"/>
-            </v:shape>
-          </w:pict>
-        </mc:Fallback>
-      </mc:AlternateContent>
+      <w:t xml:space="preserve">MONARCH/PMC MONARCH/PMC-AAI/AN_15622 </w:t>
+    </w:r>
+  </w:p>
+  <w:p>
+    <w:pPr>
+      <w:widowControl w:val="0"/>
+      <w:tabs>
+        <w:tab w:val="left" w:pos="9700"/>
+      </w:tabs>
+      <w:autoSpaceDE w:val="0"/>
+      <w:autoSpaceDN w:val="0"/>
+      <w:adjustRightInd w:val="0"/>
+      <w:spacing w:after="0" w:line="200" w:lineRule="exact"/>
+      <w:rPr>
+        <w:rFonts w:ascii="Times New Roman" w:hAnsi="Times New Roman"/>
+        <w:sz w:val="24"/>
+        <w:szCs w:val="24"/>
+      </w:rPr>
+    </w:pPr>
+    <w:r>
+      <w:rPr>
+        <w:rFonts w:ascii="Times New Roman" w:hAnsi="Times New Roman"/>
+        <w:sz w:val="24"/>
+        <w:szCs w:val="24"/>
+      </w:rPr>
+      <w:tab/>
+      <w:t>13/01/2013</w:t>
+    </w:r>
+  </w:p>
+  <w:p>
+    <w:pPr>
+      <w:widowControl w:val="0"/>
+      <w:autoSpaceDE w:val="0"/>
+      <w:autoSpaceDN w:val="0"/>
+      <w:adjustRightInd w:val="0"/>
+      <w:spacing w:after="0" w:line="200" w:lineRule="exact"/>
+      <w:rPr>
+        <w:rFonts w:ascii="Times New Roman" w:hAnsi="Times New Roman"/>
+        <w:sz w:val="24"/>
+        <w:szCs w:val="24"/>
+      </w:rPr>
+    </w:pPr>
+    <w:r>
+      <w:rPr>
+        <w:rFonts w:ascii="Times New Roman" w:hAnsi="Times New Roman"/>
+        <w:sz w:val="24"/>
+        <w:szCs w:val="24"/>
+      </w:rPr>
+      <w:t>SHOP ACT LICENSE No. 1831000311939271</w:t>
+    </w:r>
+    <w:r>
+      <w:rPr>
+        <w:rFonts w:ascii="Times New Roman" w:hAnsi="Times New Roman"/>
+        <w:sz w:val="24"/>
+        <w:szCs w:val="24"/>
+      </w:rPr>
+      <w:t xml:space="preserve">                                                                                                                                                                                        </w:t>
     </w:r>
   </w:p>
 </w:hdr>
@@ -38811,966 +37205,119 @@
       <w:spacing w:after="0" w:line="200" w:lineRule="exact"/>
       <w:rPr>
         <w:rFonts w:ascii="Times New Roman" w:hAnsi="Times New Roman"/>
-        <w:sz w:val="20"/>
-        <w:szCs w:val="20"/>
+        <w:sz w:val="24"/>
+        <w:szCs w:val="24"/>
       </w:rPr>
     </w:pPr>
     <w:r>
       <w:rPr>
-        <w:noProof/>
+        <w:rFonts w:ascii="Times New Roman" w:hAnsi="Times New Roman"/>
+        <w:sz w:val="24"/>
+        <w:szCs w:val="24"/>
       </w:rPr>
-      <mc:AlternateContent>
-        <mc:Choice Requires="wps">
-          <w:drawing>
-            <wp:anchor distT="0" distB="0" distL="114300" distR="114300" simplePos="0" relativeHeight="251650560" behindDoc="1" locked="0" layoutInCell="0" allowOverlap="1" wp14:anchorId="1A62709F" wp14:editId="6FE940B3">
-              <wp:simplePos x="0" y="0"/>
-              <wp:positionH relativeFrom="page">
-                <wp:posOffset>395605</wp:posOffset>
-              </wp:positionH>
-              <wp:positionV relativeFrom="page">
-                <wp:posOffset>848360</wp:posOffset>
-              </wp:positionV>
-              <wp:extent cx="3526155" cy="385445"/>
-              <wp:effectExtent l="0" t="0" r="0" b="0"/>
-              <wp:wrapNone/>
-              <wp:docPr id="1341095647" name="Text Box 1"/>
-              <wp:cNvGraphicFramePr>
-                <a:graphicFrameLocks xmlns:a="http://schemas.openxmlformats.org/drawingml/2006/main"/>
-              </wp:cNvGraphicFramePr>
-              <a:graphic xmlns:a="http://schemas.openxmlformats.org/drawingml/2006/main">
-                <a:graphicData uri="http://schemas.microsoft.com/office/word/2010/wordprocessingShape">
-                  <wps:wsp>
-                    <wps:cNvSpPr txBox="1">
-                      <a:spLocks noChangeArrowheads="1"/>
-                    </wps:cNvSpPr>
-                    <wps:spPr bwMode="auto">
-                      <a:xfrm>
-                        <a:off x="0" y="0"/>
-                        <a:ext cx="3526155" cy="385445"/>
-                      </a:xfrm>
-                      <a:prstGeom prst="rect">
-                        <a:avLst/>
-                      </a:prstGeom>
-                      <a:noFill/>
-                      <a:ln>
-                        <a:noFill/>
-                      </a:ln>
-                    </wps:spPr>
-                    <wps:txbx>
-                      <w:txbxContent>
-                        <w:p>
-                          <w:pPr>
-                            <w:widowControl w:val="0"/>
-                            <w:autoSpaceDE w:val="0"/>
-                            <w:autoSpaceDN w:val="0"/>
-                            <w:adjustRightInd w:val="0"/>
-                            <w:spacing w:after="0" w:line="265" w:lineRule="exact"/>
-                            <w:ind w:left="20" w:right="-36"/>
-                            <w:rPr>
-                              <w:rFonts w:ascii="Arial" w:hAnsi="Arial" w:cs="Arial"/>
-                              <w:sz w:val="24"/>
-                              <w:szCs w:val="24"/>
-                            </w:rPr>
-                          </w:pPr>
-                          <w:r>
-                            <w:rPr>
-                              <w:rFonts w:ascii="Arial" w:hAnsi="Arial" w:cs="Arial"/>
-                              <w:spacing w:val="-1"/>
-                              <w:sz w:val="24"/>
-                              <w:szCs w:val="24"/>
-                            </w:rPr>
-                            <w:t>M</w:t>
-                          </w:r>
-                          <w:r>
-                            <w:rPr>
-                              <w:rFonts w:ascii="Arial" w:hAnsi="Arial" w:cs="Arial"/>
-                              <w:sz w:val="24"/>
-                              <w:szCs w:val="24"/>
-                            </w:rPr>
-                            <w:t>ONAR</w:t>
-                          </w:r>
-                          <w:r>
-                            <w:rPr>
-                              <w:rFonts w:ascii="Arial" w:hAnsi="Arial" w:cs="Arial"/>
-                              <w:spacing w:val="-1"/>
-                              <w:sz w:val="24"/>
-                              <w:szCs w:val="24"/>
-                            </w:rPr>
-                            <w:t>C</w:t>
-                          </w:r>
-                          <w:r>
-                            <w:rPr>
-                              <w:rFonts w:ascii="Arial" w:hAnsi="Arial" w:cs="Arial"/>
-                              <w:sz w:val="24"/>
-                              <w:szCs w:val="24"/>
-                            </w:rPr>
-                            <w:t>H/</w:t>
-                          </w:r>
-                          <w:proofErr w:type="gramStart"/>
-                          <w:r>
-                            <w:rPr>
-                              <w:rFonts w:ascii="Arial" w:hAnsi="Arial" w:cs="Arial"/>
-                              <w:sz w:val="24"/>
-                              <w:szCs w:val="24"/>
-                            </w:rPr>
-                            <w:t>P</w:t>
-                          </w:r>
-                          <w:r>
-                            <w:rPr>
-                              <w:rFonts w:ascii="Arial" w:hAnsi="Arial" w:cs="Arial"/>
-                              <w:spacing w:val="-1"/>
-                              <w:sz w:val="24"/>
-                              <w:szCs w:val="24"/>
-                            </w:rPr>
-                            <w:t>M</w:t>
-                          </w:r>
-                          <w:r>
-                            <w:rPr>
-                              <w:rFonts w:ascii="Arial" w:hAnsi="Arial" w:cs="Arial"/>
-                              <w:sz w:val="24"/>
-                              <w:szCs w:val="24"/>
-                            </w:rPr>
-                            <w:t xml:space="preserve">C </w:t>
-                          </w:r>
-                          <w:r>
-                            <w:rPr>
-                              <w:rFonts w:ascii="Arial" w:hAnsi="Arial" w:cs="Arial"/>
-                              <w:spacing w:val="33"/>
-                              <w:sz w:val="24"/>
-                              <w:szCs w:val="24"/>
-                            </w:rPr>
-                            <w:t xml:space="preserve"> </w:t>
-                          </w:r>
-                          <w:r>
-                            <w:rPr>
-                              <w:rFonts w:ascii="Arial" w:hAnsi="Arial" w:cs="Arial"/>
-                              <w:spacing w:val="-1"/>
-                              <w:sz w:val="24"/>
-                              <w:szCs w:val="24"/>
-                            </w:rPr>
-                            <w:t>M</w:t>
-                          </w:r>
-                          <w:r>
-                            <w:rPr>
-                              <w:rFonts w:ascii="Arial" w:hAnsi="Arial" w:cs="Arial"/>
-                              <w:sz w:val="24"/>
-                              <w:szCs w:val="24"/>
-                            </w:rPr>
-                            <w:t>ONAR</w:t>
-                          </w:r>
-                          <w:r>
-                            <w:rPr>
-                              <w:rFonts w:ascii="Arial" w:hAnsi="Arial" w:cs="Arial"/>
-                              <w:spacing w:val="-1"/>
-                              <w:sz w:val="24"/>
-                              <w:szCs w:val="24"/>
-                            </w:rPr>
-                            <w:t>C</w:t>
-                          </w:r>
-                          <w:r>
-                            <w:rPr>
-                              <w:rFonts w:ascii="Arial" w:hAnsi="Arial" w:cs="Arial"/>
-                              <w:sz w:val="24"/>
-                              <w:szCs w:val="24"/>
-                            </w:rPr>
-                            <w:t>H</w:t>
-                          </w:r>
-                          <w:proofErr w:type="gramEnd"/>
-                          <w:r>
-                            <w:rPr>
-                              <w:rFonts w:ascii="Arial" w:hAnsi="Arial" w:cs="Arial"/>
-                              <w:sz w:val="24"/>
-                              <w:szCs w:val="24"/>
-                            </w:rPr>
-                            <w:t>/P</w:t>
-                          </w:r>
-                          <w:r>
-                            <w:rPr>
-                              <w:rFonts w:ascii="Arial" w:hAnsi="Arial" w:cs="Arial"/>
-                              <w:spacing w:val="-1"/>
-                              <w:sz w:val="24"/>
-                              <w:szCs w:val="24"/>
-                            </w:rPr>
-                            <w:t>M</w:t>
-                          </w:r>
-                          <w:r>
-                            <w:rPr>
-                              <w:rFonts w:ascii="Arial" w:hAnsi="Arial" w:cs="Arial"/>
-                              <w:spacing w:val="1"/>
-                              <w:sz w:val="24"/>
-                              <w:szCs w:val="24"/>
-                            </w:rPr>
-                            <w:t>C</w:t>
-                          </w:r>
-                          <w:r>
-                            <w:rPr>
-                              <w:rFonts w:ascii="Arial" w:hAnsi="Arial" w:cs="Arial"/>
-                              <w:spacing w:val="-1"/>
-                              <w:sz w:val="24"/>
-                              <w:szCs w:val="24"/>
-                            </w:rPr>
-                            <w:t>-</w:t>
-                          </w:r>
-                          <w:r>
-                            <w:rPr>
-                              <w:rFonts w:ascii="Arial" w:hAnsi="Arial" w:cs="Arial"/>
-                              <w:sz w:val="24"/>
-                              <w:szCs w:val="24"/>
-                            </w:rPr>
-                            <w:t>AAI</w:t>
-                          </w:r>
-                          <w:r>
-                            <w:rPr>
-                              <w:rFonts w:ascii="Arial" w:hAnsi="Arial" w:cs="Arial"/>
-                              <w:spacing w:val="1"/>
-                              <w:sz w:val="24"/>
-                              <w:szCs w:val="24"/>
-                            </w:rPr>
-                            <w:t>/</w:t>
-                          </w:r>
-                          <w:r>
-                            <w:rPr>
-                              <w:rFonts w:ascii="Arial" w:hAnsi="Arial" w:cs="Arial"/>
-                              <w:sz w:val="24"/>
-                              <w:szCs w:val="24"/>
-                            </w:rPr>
-                            <w:t>AN</w:t>
-                          </w:r>
-                          <w:r>
-                            <w:rPr>
-                              <w:rFonts w:ascii="Arial" w:hAnsi="Arial" w:cs="Arial"/>
-                              <w:spacing w:val="-2"/>
-                              <w:sz w:val="24"/>
-                              <w:szCs w:val="24"/>
-                            </w:rPr>
-                            <w:t>_</w:t>
-                          </w:r>
-                          <w:r>
-                            <w:rPr>
-                              <w:rFonts w:ascii="Arial" w:hAnsi="Arial" w:cs="Arial"/>
-                              <w:spacing w:val="1"/>
-                              <w:sz w:val="24"/>
-                              <w:szCs w:val="24"/>
-                            </w:rPr>
-                            <w:t>1</w:t>
-                          </w:r>
-                          <w:r>
-                            <w:rPr>
-                              <w:rFonts w:ascii="Arial" w:hAnsi="Arial" w:cs="Arial"/>
-                              <w:spacing w:val="2"/>
-                              <w:sz w:val="24"/>
-                              <w:szCs w:val="24"/>
-                            </w:rPr>
-                            <w:t>4</w:t>
-                          </w:r>
-                          <w:r>
-                            <w:rPr>
-                              <w:rFonts w:ascii="Arial" w:hAnsi="Arial" w:cs="Arial"/>
-                              <w:spacing w:val="-1"/>
-                              <w:sz w:val="24"/>
-                              <w:szCs w:val="24"/>
-                            </w:rPr>
-                            <w:t>6</w:t>
-                          </w:r>
-                          <w:r>
-                            <w:rPr>
-                              <w:rFonts w:ascii="Arial" w:hAnsi="Arial" w:cs="Arial"/>
-                              <w:spacing w:val="1"/>
-                              <w:sz w:val="24"/>
-                              <w:szCs w:val="24"/>
-                            </w:rPr>
-                            <w:t>9</w:t>
-                          </w:r>
-                          <w:r>
-                            <w:rPr>
-                              <w:rFonts w:ascii="Arial" w:hAnsi="Arial" w:cs="Arial"/>
-                              <w:sz w:val="24"/>
-                              <w:szCs w:val="24"/>
-                            </w:rPr>
-                            <w:t>4</w:t>
-                          </w:r>
-                        </w:p>
-                        <w:p>
-                          <w:pPr>
-                            <w:widowControl w:val="0"/>
-                            <w:autoSpaceDE w:val="0"/>
-                            <w:autoSpaceDN w:val="0"/>
-                            <w:adjustRightInd w:val="0"/>
-                            <w:spacing w:before="50" w:after="0" w:line="240" w:lineRule="auto"/>
-                            <w:ind w:left="20"/>
-                            <w:rPr>
-                              <w:rFonts w:ascii="Arial" w:hAnsi="Arial" w:cs="Arial"/>
-                              <w:sz w:val="24"/>
-                              <w:szCs w:val="24"/>
-                            </w:rPr>
-                          </w:pPr>
-                          <w:r>
-                            <w:rPr>
-                              <w:rFonts w:ascii="Arial" w:hAnsi="Arial" w:cs="Arial"/>
-                              <w:sz w:val="24"/>
-                              <w:szCs w:val="24"/>
-                            </w:rPr>
-                            <w:t>SHOP</w:t>
-                          </w:r>
-                          <w:r>
-                            <w:rPr>
-                              <w:rFonts w:ascii="Arial" w:hAnsi="Arial" w:cs="Arial"/>
-                              <w:spacing w:val="1"/>
-                              <w:sz w:val="24"/>
-                              <w:szCs w:val="24"/>
-                            </w:rPr>
-                            <w:t xml:space="preserve"> A</w:t>
-                          </w:r>
-                          <w:r>
-                            <w:rPr>
-                              <w:rFonts w:ascii="Arial" w:hAnsi="Arial" w:cs="Arial"/>
-                              <w:spacing w:val="-3"/>
-                              <w:sz w:val="24"/>
-                              <w:szCs w:val="24"/>
-                            </w:rPr>
-                            <w:t>C</w:t>
-                          </w:r>
-                          <w:r>
-                            <w:rPr>
-                              <w:rFonts w:ascii="Arial" w:hAnsi="Arial" w:cs="Arial"/>
-                              <w:sz w:val="24"/>
-                              <w:szCs w:val="24"/>
-                            </w:rPr>
-                            <w:t>T</w:t>
-                          </w:r>
-                          <w:r>
-                            <w:rPr>
-                              <w:rFonts w:ascii="Arial" w:hAnsi="Arial" w:cs="Arial"/>
-                              <w:spacing w:val="2"/>
-                              <w:sz w:val="24"/>
-                              <w:szCs w:val="24"/>
-                            </w:rPr>
-                            <w:t xml:space="preserve"> </w:t>
-                          </w:r>
-                          <w:r>
-                            <w:rPr>
-                              <w:rFonts w:ascii="Arial" w:hAnsi="Arial" w:cs="Arial"/>
-                              <w:spacing w:val="-1"/>
-                              <w:sz w:val="24"/>
-                              <w:szCs w:val="24"/>
-                            </w:rPr>
-                            <w:t>L</w:t>
-                          </w:r>
-                          <w:r>
-                            <w:rPr>
-                              <w:rFonts w:ascii="Arial" w:hAnsi="Arial" w:cs="Arial"/>
-                              <w:sz w:val="24"/>
-                              <w:szCs w:val="24"/>
-                            </w:rPr>
-                            <w:t>ICENSE</w:t>
-                          </w:r>
-                          <w:r>
-                            <w:rPr>
-                              <w:rFonts w:ascii="Arial" w:hAnsi="Arial" w:cs="Arial"/>
-                              <w:spacing w:val="-1"/>
-                              <w:sz w:val="24"/>
-                              <w:szCs w:val="24"/>
-                            </w:rPr>
-                            <w:t xml:space="preserve"> </w:t>
-                          </w:r>
-                          <w:r>
-                            <w:rPr>
-                              <w:rFonts w:ascii="Arial" w:hAnsi="Arial" w:cs="Arial"/>
-                              <w:sz w:val="24"/>
-                              <w:szCs w:val="24"/>
-                            </w:rPr>
-                            <w:t>No.</w:t>
-                          </w:r>
-                          <w:r>
-                            <w:rPr>
-                              <w:rFonts w:ascii="Arial" w:hAnsi="Arial" w:cs="Arial"/>
-                              <w:spacing w:val="1"/>
-                              <w:sz w:val="24"/>
-                              <w:szCs w:val="24"/>
-                            </w:rPr>
-                            <w:t xml:space="preserve"> 1</w:t>
-                          </w:r>
-                          <w:r>
-                            <w:rPr>
-                              <w:rFonts w:ascii="Arial" w:hAnsi="Arial" w:cs="Arial"/>
-                              <w:spacing w:val="-1"/>
-                              <w:sz w:val="24"/>
-                              <w:szCs w:val="24"/>
-                            </w:rPr>
-                            <w:t>8</w:t>
-                          </w:r>
-                          <w:r>
-                            <w:rPr>
-                              <w:rFonts w:ascii="Arial" w:hAnsi="Arial" w:cs="Arial"/>
-                              <w:spacing w:val="1"/>
-                              <w:sz w:val="24"/>
-                              <w:szCs w:val="24"/>
-                            </w:rPr>
-                            <w:t>31</w:t>
-                          </w:r>
-                          <w:r>
-                            <w:rPr>
-                              <w:rFonts w:ascii="Arial" w:hAnsi="Arial" w:cs="Arial"/>
-                              <w:spacing w:val="-1"/>
-                              <w:sz w:val="24"/>
-                              <w:szCs w:val="24"/>
-                            </w:rPr>
-                            <w:t>0</w:t>
-                          </w:r>
-                          <w:r>
-                            <w:rPr>
-                              <w:rFonts w:ascii="Arial" w:hAnsi="Arial" w:cs="Arial"/>
-                              <w:spacing w:val="1"/>
-                              <w:sz w:val="24"/>
-                              <w:szCs w:val="24"/>
-                            </w:rPr>
-                            <w:t>0</w:t>
-                          </w:r>
-                          <w:r>
-                            <w:rPr>
-                              <w:rFonts w:ascii="Arial" w:hAnsi="Arial" w:cs="Arial"/>
-                              <w:spacing w:val="-1"/>
-                              <w:sz w:val="24"/>
-                              <w:szCs w:val="24"/>
-                            </w:rPr>
-                            <w:t>0</w:t>
-                          </w:r>
-                          <w:r>
-                            <w:rPr>
-                              <w:rFonts w:ascii="Arial" w:hAnsi="Arial" w:cs="Arial"/>
-                              <w:spacing w:val="1"/>
-                              <w:sz w:val="24"/>
-                              <w:szCs w:val="24"/>
-                            </w:rPr>
-                            <w:t>31</w:t>
-                          </w:r>
-                          <w:r>
-                            <w:rPr>
-                              <w:rFonts w:ascii="Arial" w:hAnsi="Arial" w:cs="Arial"/>
-                              <w:spacing w:val="-1"/>
-                              <w:sz w:val="24"/>
-                              <w:szCs w:val="24"/>
-                            </w:rPr>
-                            <w:t>1</w:t>
-                          </w:r>
-                          <w:r>
-                            <w:rPr>
-                              <w:rFonts w:ascii="Arial" w:hAnsi="Arial" w:cs="Arial"/>
-                              <w:spacing w:val="1"/>
-                              <w:sz w:val="24"/>
-                              <w:szCs w:val="24"/>
-                            </w:rPr>
-                            <w:t>9</w:t>
-                          </w:r>
-                          <w:r>
-                            <w:rPr>
-                              <w:rFonts w:ascii="Arial" w:hAnsi="Arial" w:cs="Arial"/>
-                              <w:spacing w:val="-1"/>
-                              <w:sz w:val="24"/>
-                              <w:szCs w:val="24"/>
-                            </w:rPr>
-                            <w:t>3</w:t>
-                          </w:r>
-                          <w:r>
-                            <w:rPr>
-                              <w:rFonts w:ascii="Arial" w:hAnsi="Arial" w:cs="Arial"/>
-                              <w:spacing w:val="1"/>
-                              <w:sz w:val="24"/>
-                              <w:szCs w:val="24"/>
-                            </w:rPr>
-                            <w:t>92</w:t>
-                          </w:r>
-                          <w:r>
-                            <w:rPr>
-                              <w:rFonts w:ascii="Arial" w:hAnsi="Arial" w:cs="Arial"/>
-                              <w:spacing w:val="-1"/>
-                              <w:sz w:val="24"/>
-                              <w:szCs w:val="24"/>
-                            </w:rPr>
-                            <w:t>7</w:t>
-                          </w:r>
-                          <w:r>
-                            <w:rPr>
-                              <w:rFonts w:ascii="Arial" w:hAnsi="Arial" w:cs="Arial"/>
-                              <w:sz w:val="24"/>
-                              <w:szCs w:val="24"/>
-                            </w:rPr>
-                            <w:t>1</w:t>
-                          </w:r>
-                        </w:p>
-                      </w:txbxContent>
-                    </wps:txbx>
-                    <wps:bodyPr rot="0" vert="horz" wrap="square" lIns="0" tIns="0" rIns="0" bIns="0" anchor="t" anchorCtr="0" upright="1">
-                      <a:noAutofit/>
-                    </wps:bodyPr>
-                  </wps:wsp>
-                </a:graphicData>
-              </a:graphic>
-            </wp:anchor>
-          </w:drawing>
-        </mc:Choice>
-        <mc:Fallback>
-          <w:pict>
-            <v:shapetype w14:anchorId="1A62709F" id="_x0000_t202" coordsize="21600,21600" o:spt="202" path="m,l,21600r21600,l21600,xe">
-              <v:stroke joinstyle="miter"/>
-              <v:path gradientshapeok="t" o:connecttype="rect"/>
-            </v:shapetype>
-            <v:shape id="Text Box 1" o:spid="_x0000_s1027" type="#_x0000_t202" style="position:absolute;margin-left:31.15pt;margin-top:66.8pt;width:277.65pt;height:30.35pt;z-index:-251665920;visibility:visible;mso-wrap-style:square;mso-wrap-distance-left:9pt;mso-wrap-distance-top:0;mso-wrap-distance-right:9pt;mso-wrap-distance-bottom:0;mso-position-horizontal:absolute;mso-position-horizontal-relative:page;mso-position-vertical:absolute;mso-position-vertical-relative:page;v-text-anchor:top" o:gfxdata="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" o:allowincell="f" filled="f" stroked="f">
-              <v:textbox inset="0,0,0,0">
-                <w:txbxContent>
-                  <w:p>
-                    <w:pPr>
-                      <w:widowControl w:val="0"/>
-                      <w:autoSpaceDE w:val="0"/>
-                      <w:autoSpaceDN w:val="0"/>
-                      <w:adjustRightInd w:val="0"/>
-                      <w:spacing w:after="0" w:line="265" w:lineRule="exact"/>
-                      <w:ind w:left="20" w:right="-36"/>
-                      <w:rPr>
-                        <w:rFonts w:ascii="Arial" w:hAnsi="Arial" w:cs="Arial"/>
-                        <w:sz w:val="24"/>
-                        <w:szCs w:val="24"/>
-                      </w:rPr>
-                    </w:pPr>
-                    <w:r>
-                      <w:rPr>
-                        <w:rFonts w:ascii="Arial" w:hAnsi="Arial" w:cs="Arial"/>
-                        <w:spacing w:val="-1"/>
-                        <w:sz w:val="24"/>
-                        <w:szCs w:val="24"/>
-                      </w:rPr>
-                      <w:t>M</w:t>
-                    </w:r>
-                    <w:r>
-                      <w:rPr>
-                        <w:rFonts w:ascii="Arial" w:hAnsi="Arial" w:cs="Arial"/>
-                        <w:sz w:val="24"/>
-                        <w:szCs w:val="24"/>
-                      </w:rPr>
-                      <w:t>ONAR</w:t>
-                    </w:r>
-                    <w:r>
-                      <w:rPr>
-                        <w:rFonts w:ascii="Arial" w:hAnsi="Arial" w:cs="Arial"/>
-                        <w:spacing w:val="-1"/>
-                        <w:sz w:val="24"/>
-                        <w:szCs w:val="24"/>
-                      </w:rPr>
-                      <w:t>C</w:t>
-                    </w:r>
-                    <w:r>
-                      <w:rPr>
-                        <w:rFonts w:ascii="Arial" w:hAnsi="Arial" w:cs="Arial"/>
-                        <w:sz w:val="24"/>
-                        <w:szCs w:val="24"/>
-                      </w:rPr>
-                      <w:t>H/</w:t>
-                    </w:r>
-                    <w:proofErr w:type="gramStart"/>
-                    <w:r>
-                      <w:rPr>
-                        <w:rFonts w:ascii="Arial" w:hAnsi="Arial" w:cs="Arial"/>
-                        <w:sz w:val="24"/>
-                        <w:szCs w:val="24"/>
-                      </w:rPr>
-                      <w:t>P</w:t>
-                    </w:r>
-                    <w:r>
-                      <w:rPr>
-                        <w:rFonts w:ascii="Arial" w:hAnsi="Arial" w:cs="Arial"/>
-                        <w:spacing w:val="-1"/>
-                        <w:sz w:val="24"/>
-                        <w:szCs w:val="24"/>
-                      </w:rPr>
-                      <w:t>M</w:t>
-                    </w:r>
-                    <w:r>
-                      <w:rPr>
-                        <w:rFonts w:ascii="Arial" w:hAnsi="Arial" w:cs="Arial"/>
-                        <w:sz w:val="24"/>
-                        <w:szCs w:val="24"/>
-                      </w:rPr>
-                      <w:t xml:space="preserve">C </w:t>
-                    </w:r>
-                    <w:r>
-                      <w:rPr>
-                        <w:rFonts w:ascii="Arial" w:hAnsi="Arial" w:cs="Arial"/>
-                        <w:spacing w:val="33"/>
-                        <w:sz w:val="24"/>
-                        <w:szCs w:val="24"/>
-                      </w:rPr>
-                      <w:t xml:space="preserve"> </w:t>
-                    </w:r>
-                    <w:r>
-                      <w:rPr>
-                        <w:rFonts w:ascii="Arial" w:hAnsi="Arial" w:cs="Arial"/>
-                        <w:spacing w:val="-1"/>
-                        <w:sz w:val="24"/>
-                        <w:szCs w:val="24"/>
-                      </w:rPr>
-                      <w:t>M</w:t>
-                    </w:r>
-                    <w:r>
-                      <w:rPr>
-                        <w:rFonts w:ascii="Arial" w:hAnsi="Arial" w:cs="Arial"/>
-                        <w:sz w:val="24"/>
-                        <w:szCs w:val="24"/>
-                      </w:rPr>
-                      <w:t>ONAR</w:t>
-                    </w:r>
-                    <w:r>
-                      <w:rPr>
-                        <w:rFonts w:ascii="Arial" w:hAnsi="Arial" w:cs="Arial"/>
-                        <w:spacing w:val="-1"/>
-                        <w:sz w:val="24"/>
-                        <w:szCs w:val="24"/>
-                      </w:rPr>
-                      <w:t>C</w:t>
-                    </w:r>
-                    <w:r>
-                      <w:rPr>
-                        <w:rFonts w:ascii="Arial" w:hAnsi="Arial" w:cs="Arial"/>
-                        <w:sz w:val="24"/>
-                        <w:szCs w:val="24"/>
-                      </w:rPr>
-                      <w:t>H</w:t>
-                    </w:r>
-                    <w:proofErr w:type="gramEnd"/>
-                    <w:r>
-                      <w:rPr>
-                        <w:rFonts w:ascii="Arial" w:hAnsi="Arial" w:cs="Arial"/>
-                        <w:sz w:val="24"/>
-                        <w:szCs w:val="24"/>
-                      </w:rPr>
-                      <w:t>/P</w:t>
-                    </w:r>
-                    <w:r>
-                      <w:rPr>
-                        <w:rFonts w:ascii="Arial" w:hAnsi="Arial" w:cs="Arial"/>
-                        <w:spacing w:val="-1"/>
-                        <w:sz w:val="24"/>
-                        <w:szCs w:val="24"/>
-                      </w:rPr>
-                      <w:t>M</w:t>
-                    </w:r>
-                    <w:r>
-                      <w:rPr>
-                        <w:rFonts w:ascii="Arial" w:hAnsi="Arial" w:cs="Arial"/>
-                        <w:spacing w:val="1"/>
-                        <w:sz w:val="24"/>
-                        <w:szCs w:val="24"/>
-                      </w:rPr>
-                      <w:t>C</w:t>
-                    </w:r>
-                    <w:r>
-                      <w:rPr>
-                        <w:rFonts w:ascii="Arial" w:hAnsi="Arial" w:cs="Arial"/>
-                        <w:spacing w:val="-1"/>
-                        <w:sz w:val="24"/>
-                        <w:szCs w:val="24"/>
-                      </w:rPr>
-                      <w:t>-</w:t>
-                    </w:r>
-                    <w:r>
-                      <w:rPr>
-                        <w:rFonts w:ascii="Arial" w:hAnsi="Arial" w:cs="Arial"/>
-                        <w:sz w:val="24"/>
-                        <w:szCs w:val="24"/>
-                      </w:rPr>
-                      <w:t>AAI</w:t>
-                    </w:r>
-                    <w:r>
-                      <w:rPr>
-                        <w:rFonts w:ascii="Arial" w:hAnsi="Arial" w:cs="Arial"/>
-                        <w:spacing w:val="1"/>
-                        <w:sz w:val="24"/>
-                        <w:szCs w:val="24"/>
-                      </w:rPr>
-                      <w:t>/</w:t>
-                    </w:r>
-                    <w:r>
-                      <w:rPr>
-                        <w:rFonts w:ascii="Arial" w:hAnsi="Arial" w:cs="Arial"/>
-                        <w:sz w:val="24"/>
-                        <w:szCs w:val="24"/>
-                      </w:rPr>
-                      <w:t>AN</w:t>
-                    </w:r>
-                    <w:r>
-                      <w:rPr>
-                        <w:rFonts w:ascii="Arial" w:hAnsi="Arial" w:cs="Arial"/>
-                        <w:spacing w:val="-2"/>
-                        <w:sz w:val="24"/>
-                        <w:szCs w:val="24"/>
-                      </w:rPr>
-                      <w:t>_</w:t>
-                    </w:r>
-                    <w:r>
-                      <w:rPr>
-                        <w:rFonts w:ascii="Arial" w:hAnsi="Arial" w:cs="Arial"/>
-                        <w:spacing w:val="1"/>
-                        <w:sz w:val="24"/>
-                        <w:szCs w:val="24"/>
-                      </w:rPr>
-                      <w:t>1</w:t>
-                    </w:r>
-                    <w:r>
-                      <w:rPr>
-                        <w:rFonts w:ascii="Arial" w:hAnsi="Arial" w:cs="Arial"/>
-                        <w:spacing w:val="2"/>
-                        <w:sz w:val="24"/>
-                        <w:szCs w:val="24"/>
-                      </w:rPr>
-                      <w:t>4</w:t>
-                    </w:r>
-                    <w:r>
-                      <w:rPr>
-                        <w:rFonts w:ascii="Arial" w:hAnsi="Arial" w:cs="Arial"/>
-                        <w:spacing w:val="-1"/>
-                        <w:sz w:val="24"/>
-                        <w:szCs w:val="24"/>
-                      </w:rPr>
-                      <w:t>6</w:t>
-                    </w:r>
-                    <w:r>
-                      <w:rPr>
-                        <w:rFonts w:ascii="Arial" w:hAnsi="Arial" w:cs="Arial"/>
-                        <w:spacing w:val="1"/>
-                        <w:sz w:val="24"/>
-                        <w:szCs w:val="24"/>
-                      </w:rPr>
-                      <w:t>9</w:t>
-                    </w:r>
-                    <w:r>
-                      <w:rPr>
-                        <w:rFonts w:ascii="Arial" w:hAnsi="Arial" w:cs="Arial"/>
-                        <w:sz w:val="24"/>
-                        <w:szCs w:val="24"/>
-                      </w:rPr>
-                      <w:t>4</w:t>
-                    </w:r>
-                  </w:p>
-                  <w:p>
-                    <w:pPr>
-                      <w:widowControl w:val="0"/>
-                      <w:autoSpaceDE w:val="0"/>
-                      <w:autoSpaceDN w:val="0"/>
-                      <w:adjustRightInd w:val="0"/>
-                      <w:spacing w:before="50" w:after="0" w:line="240" w:lineRule="auto"/>
-                      <w:ind w:left="20"/>
-                      <w:rPr>
-                        <w:rFonts w:ascii="Arial" w:hAnsi="Arial" w:cs="Arial"/>
-                        <w:sz w:val="24"/>
-                        <w:szCs w:val="24"/>
-                      </w:rPr>
-                    </w:pPr>
-                    <w:r>
-                      <w:rPr>
-                        <w:rFonts w:ascii="Arial" w:hAnsi="Arial" w:cs="Arial"/>
-                        <w:sz w:val="24"/>
-                        <w:szCs w:val="24"/>
-                      </w:rPr>
-                      <w:t>SHOP</w:t>
-                    </w:r>
-                    <w:r>
-                      <w:rPr>
-                        <w:rFonts w:ascii="Arial" w:hAnsi="Arial" w:cs="Arial"/>
-                        <w:spacing w:val="1"/>
-                        <w:sz w:val="24"/>
-                        <w:szCs w:val="24"/>
-                      </w:rPr>
-                      <w:t xml:space="preserve"> A</w:t>
-                    </w:r>
-                    <w:r>
-                      <w:rPr>
-                        <w:rFonts w:ascii="Arial" w:hAnsi="Arial" w:cs="Arial"/>
-                        <w:spacing w:val="-3"/>
-                        <w:sz w:val="24"/>
-                        <w:szCs w:val="24"/>
-                      </w:rPr>
-                      <w:t>C</w:t>
-                    </w:r>
-                    <w:r>
-                      <w:rPr>
-                        <w:rFonts w:ascii="Arial" w:hAnsi="Arial" w:cs="Arial"/>
-                        <w:sz w:val="24"/>
-                        <w:szCs w:val="24"/>
-                      </w:rPr>
-                      <w:t>T</w:t>
-                    </w:r>
-                    <w:r>
-                      <w:rPr>
-                        <w:rFonts w:ascii="Arial" w:hAnsi="Arial" w:cs="Arial"/>
-                        <w:spacing w:val="2"/>
-                        <w:sz w:val="24"/>
-                        <w:szCs w:val="24"/>
-                      </w:rPr>
-                      <w:t xml:space="preserve"> </w:t>
-                    </w:r>
-                    <w:r>
-                      <w:rPr>
-                        <w:rFonts w:ascii="Arial" w:hAnsi="Arial" w:cs="Arial"/>
-                        <w:spacing w:val="-1"/>
-                        <w:sz w:val="24"/>
-                        <w:szCs w:val="24"/>
-                      </w:rPr>
-                      <w:t>L</w:t>
-                    </w:r>
-                    <w:r>
-                      <w:rPr>
-                        <w:rFonts w:ascii="Arial" w:hAnsi="Arial" w:cs="Arial"/>
-                        <w:sz w:val="24"/>
-                        <w:szCs w:val="24"/>
-                      </w:rPr>
-                      <w:t>ICENSE</w:t>
-                    </w:r>
-                    <w:r>
-                      <w:rPr>
-                        <w:rFonts w:ascii="Arial" w:hAnsi="Arial" w:cs="Arial"/>
-                        <w:spacing w:val="-1"/>
-                        <w:sz w:val="24"/>
-                        <w:szCs w:val="24"/>
-                      </w:rPr>
-                      <w:t xml:space="preserve"> </w:t>
-                    </w:r>
-                    <w:r>
-                      <w:rPr>
-                        <w:rFonts w:ascii="Arial" w:hAnsi="Arial" w:cs="Arial"/>
-                        <w:sz w:val="24"/>
-                        <w:szCs w:val="24"/>
-                      </w:rPr>
-                      <w:t>No.</w:t>
-                    </w:r>
-                    <w:r>
-                      <w:rPr>
-                        <w:rFonts w:ascii="Arial" w:hAnsi="Arial" w:cs="Arial"/>
-                        <w:spacing w:val="1"/>
-                        <w:sz w:val="24"/>
-                        <w:szCs w:val="24"/>
-                      </w:rPr>
-                      <w:t xml:space="preserve"> 1</w:t>
-                    </w:r>
-                    <w:r>
-                      <w:rPr>
-                        <w:rFonts w:ascii="Arial" w:hAnsi="Arial" w:cs="Arial"/>
-                        <w:spacing w:val="-1"/>
-                        <w:sz w:val="24"/>
-                        <w:szCs w:val="24"/>
-                      </w:rPr>
-                      <w:t>8</w:t>
-                    </w:r>
-                    <w:r>
-                      <w:rPr>
-                        <w:rFonts w:ascii="Arial" w:hAnsi="Arial" w:cs="Arial"/>
-                        <w:spacing w:val="1"/>
-                        <w:sz w:val="24"/>
-                        <w:szCs w:val="24"/>
-                      </w:rPr>
-                      <w:t>31</w:t>
-                    </w:r>
-                    <w:r>
-                      <w:rPr>
-                        <w:rFonts w:ascii="Arial" w:hAnsi="Arial" w:cs="Arial"/>
-                        <w:spacing w:val="-1"/>
-                        <w:sz w:val="24"/>
-                        <w:szCs w:val="24"/>
-                      </w:rPr>
-                      <w:t>0</w:t>
-                    </w:r>
-                    <w:r>
-                      <w:rPr>
-                        <w:rFonts w:ascii="Arial" w:hAnsi="Arial" w:cs="Arial"/>
-                        <w:spacing w:val="1"/>
-                        <w:sz w:val="24"/>
-                        <w:szCs w:val="24"/>
-                      </w:rPr>
-                      <w:t>0</w:t>
-                    </w:r>
-                    <w:r>
-                      <w:rPr>
-                        <w:rFonts w:ascii="Arial" w:hAnsi="Arial" w:cs="Arial"/>
-                        <w:spacing w:val="-1"/>
-                        <w:sz w:val="24"/>
-                        <w:szCs w:val="24"/>
-                      </w:rPr>
-                      <w:t>0</w:t>
-                    </w:r>
-                    <w:r>
-                      <w:rPr>
-                        <w:rFonts w:ascii="Arial" w:hAnsi="Arial" w:cs="Arial"/>
-                        <w:spacing w:val="1"/>
-                        <w:sz w:val="24"/>
-                        <w:szCs w:val="24"/>
-                      </w:rPr>
-                      <w:t>31</w:t>
-                    </w:r>
-                    <w:r>
-                      <w:rPr>
-                        <w:rFonts w:ascii="Arial" w:hAnsi="Arial" w:cs="Arial"/>
-                        <w:spacing w:val="-1"/>
-                        <w:sz w:val="24"/>
-                        <w:szCs w:val="24"/>
-                      </w:rPr>
-                      <w:t>1</w:t>
-                    </w:r>
-                    <w:r>
-                      <w:rPr>
-                        <w:rFonts w:ascii="Arial" w:hAnsi="Arial" w:cs="Arial"/>
-                        <w:spacing w:val="1"/>
-                        <w:sz w:val="24"/>
-                        <w:szCs w:val="24"/>
-                      </w:rPr>
-                      <w:t>9</w:t>
-                    </w:r>
-                    <w:r>
-                      <w:rPr>
-                        <w:rFonts w:ascii="Arial" w:hAnsi="Arial" w:cs="Arial"/>
-                        <w:spacing w:val="-1"/>
-                        <w:sz w:val="24"/>
-                        <w:szCs w:val="24"/>
-                      </w:rPr>
-                      <w:t>3</w:t>
-                    </w:r>
-                    <w:r>
-                      <w:rPr>
-                        <w:rFonts w:ascii="Arial" w:hAnsi="Arial" w:cs="Arial"/>
-                        <w:spacing w:val="1"/>
-                        <w:sz w:val="24"/>
-                        <w:szCs w:val="24"/>
-                      </w:rPr>
-                      <w:t>92</w:t>
-                    </w:r>
-                    <w:r>
-                      <w:rPr>
-                        <w:rFonts w:ascii="Arial" w:hAnsi="Arial" w:cs="Arial"/>
-                        <w:spacing w:val="-1"/>
-                        <w:sz w:val="24"/>
-                        <w:szCs w:val="24"/>
-                      </w:rPr>
-                      <w:t>7</w:t>
-                    </w:r>
-                    <w:r>
-                      <w:rPr>
-                        <w:rFonts w:ascii="Arial" w:hAnsi="Arial" w:cs="Arial"/>
-                        <w:sz w:val="24"/>
-                        <w:szCs w:val="24"/>
-                      </w:rPr>
-                      <w:t>1</w:t>
-                    </w:r>
-                  </w:p>
-                </w:txbxContent>
-              </v:textbox>
-              <w10:wrap anchorx="page" anchory="page"/>
-            </v:shape>
-          </w:pict>
-        </mc:Fallback>
-      </mc:AlternateContent>
+      <w:t>MONARCH/PMC MONARCH/PMC-AAI/AN_15622</w:t>
+    </w:r>
+  </w:p>
+  <w:p>
+    <w:pPr>
+      <w:widowControl w:val="0"/>
+      <w:autoSpaceDE w:val="0"/>
+      <w:autoSpaceDN w:val="0"/>
+      <w:adjustRightInd w:val="0"/>
+      <w:spacing w:after="0" w:line="200" w:lineRule="exact"/>
+      <w:rPr>
+        <w:rFonts w:ascii="Times New Roman" w:hAnsi="Times New Roman"/>
+        <w:sz w:val="24"/>
+        <w:szCs w:val="24"/>
+      </w:rPr>
+    </w:pPr>
+  </w:p>
+  <w:p>
+    <w:pPr>
+      <w:widowControl w:val="0"/>
+      <w:autoSpaceDE w:val="0"/>
+      <w:autoSpaceDN w:val="0"/>
+      <w:adjustRightInd w:val="0"/>
+      <w:spacing w:after="0" w:line="200" w:lineRule="exact"/>
+      <w:rPr>
+        <w:rFonts w:ascii="Times New Roman" w:hAnsi="Times New Roman"/>
+        <w:sz w:val="24"/>
+        <w:szCs w:val="24"/>
+      </w:rPr>
+    </w:pPr>
+    <w:r>
+      <w:rPr>
+        <w:rFonts w:ascii="Times New Roman" w:hAnsi="Times New Roman"/>
+        <w:sz w:val="24"/>
+        <w:szCs w:val="24"/>
+      </w:rPr>
+      <w:t xml:space="preserve">SHOP ACT LICENSE No. 1831000311939271                                                                                                                                                                                        </w:t>
+    </w:r>
+  </w:p>
+  <w:p>
+    <w:pPr>
+      <w:widowControl w:val="0"/>
+      <w:autoSpaceDE w:val="0"/>
+      <w:autoSpaceDN w:val="0"/>
+      <w:adjustRightInd w:val="0"/>
+      <w:spacing w:after="0" w:line="200" w:lineRule="exact"/>
+      <w:rPr>
+        <w:rFonts w:ascii="Times New Roman" w:hAnsi="Times New Roman"/>
+        <w:sz w:val="24"/>
+        <w:szCs w:val="24"/>
+      </w:rPr>
+    </w:pPr>
+  </w:p>
+  <w:p>
+    <w:pPr>
+      <w:widowControl w:val="0"/>
+      <w:tabs>
+        <w:tab w:val="left" w:pos="6630"/>
+        <w:tab w:val="left" w:pos="8190"/>
+      </w:tabs>
+      <w:autoSpaceDE w:val="0"/>
+      <w:autoSpaceDN w:val="0"/>
+      <w:adjustRightInd w:val="0"/>
+      <w:spacing w:after="0" w:line="200" w:lineRule="exact"/>
+      <w:rPr>
+        <w:rFonts w:ascii="Times New Roman" w:hAnsi="Times New Roman"/>
+        <w:sz w:val="24"/>
+        <w:szCs w:val="24"/>
+      </w:rPr>
+    </w:pPr>
+    <w:r>
+      <w:rPr>
+        <w:rFonts w:ascii="Times New Roman" w:hAnsi="Times New Roman"/>
+        <w:sz w:val="24"/>
+        <w:szCs w:val="24"/>
+      </w:rPr>
+      <w:tab/>
+      <w:t xml:space="preserve">                                 13/01/2013</w:t>
+    </w:r>
+    <w:r>
+      <w:rPr>
+        <w:rFonts w:ascii="Times New Roman" w:hAnsi="Times New Roman"/>
+        <w:sz w:val="24"/>
+        <w:szCs w:val="24"/>
+      </w:rPr>
+      <w:tab/>
+      <w:t xml:space="preserve">       </w:t>
     </w:r>
   </w:p>
 </w:hdr>
 </file>
 
 <file path=word/header3.xml><?xml version="1.0" encoding="utf-8"?>
+<w:hdr xmlns:wpc="http://schemas.microsoft.com/office/word/2010/wordprocessingCanvas" xmlns:cx="http://schemas.microsoft.com/office/drawing/2014/chartex" xmlns:cx1="http://schemas.microsoft.com/office/drawing/2015/9/8/chartex" xmlns:cx2="http://schemas.microsoft.com/office/drawing/2015/10/21/chartex" xmlns:cx3="http://schemas.microsoft.com/office/drawing/2016/5/9/chartex" xmlns:cx4="http://schemas.microsoft.com/office/drawing/2016/5/10/chartex" xmlns:cx5="http://schemas.microsoft.com/office/drawing/2016/5/11/chartex" xmlns:cx6="http://schemas.microsoft.com/office/drawing/2016/5/12/chartex" xmlns:cx7="http://schemas.microsoft.com/office/drawing/2016/5/13/chartex" xmlns:cx8="http://schemas.microsoft.com/office/drawing/2016/5/14/chartex" xmlns:mc="http://schemas.openxmlformats.org/markup-compatibility/2006" xmlns:aink="http://schemas.microsoft.com/office/drawing/2016/ink" xmlns:am3d="http://schemas.microsoft.com/office/drawing/2017/model3d" xmlns:o="urn:schemas-microsoft-com:office:office" xmlns:oel="http://schemas.microsoft.com/office/2019/extlst" xmlns:r="http://schemas.openxmlformats.org/officeDocument/2006/relationships" xmlns:m="http://schemas.openxmlformats.org/officeDocument/2006/math" xmlns:v="urn:schemas-microsoft-com:vml" xmlns:wp14="http://schemas.microsoft.com/office/word/2010/wordprocessingDrawing" xmlns:wp="http://schemas.openxmlformats.org/drawingml/2006/wordprocessingDrawing" xmlns:w10="urn:schemas-microsoft-com:office:word" xmlns:w="http://schemas.openxmlformats.org/wordprocessingml/2006/main" xmlns:w14="http://schemas.microsoft.com/office/word/2010/wordml" xmlns:w15="http://schemas.microsoft.com/office/word/2012/wordml" xmlns:w16cex="http://schemas.microsoft.com/office/word/2018/wordml/cex" xmlns:w16cid="http://schemas.microsoft.com/office/word/2016/wordml/cid" xmlns:w16="http://schemas.microsoft.com/office/word/2018/wordml" xmlns:w16du="http://schemas.microsoft.com/office/word/2023/wordml/word16du" xmlns:w16sdtdh="http://schemas.microsoft.com/office/word/2020/wordml/sdtdatahash" xmlns:w16sdtfl="http://schemas.microsoft.com/office/word/2024/wordml/sdtformatlock" xmlns:w16se="http://schemas.microsoft.com/office/word/2015/wordml/symex" xmlns:wpg="http://schemas.microsoft.com/office/word/2010/wordprocessingGroup" xmlns:wpi="http://schemas.microsoft.com/office/word/2010/wordprocessingInk" xmlns:wne="http://schemas.microsoft.com/office/word/2006/wordml" xmlns:wps="http://schemas.microsoft.com/office/word/2010/wordprocessingShape" mc:Ignorable="w14 w15 w16se w16cid w16 w16cex w16sdtdh w16sdtfl w16du wp14">
+  <w:p>
+    <w:pPr>
+      <w:pStyle w:val="Header"/>
+    </w:pPr>
+  </w:p>
+</w:hdr>
+</file>
+
+<file path=word/header4.xml><?xml version="1.0" encoding="utf-8"?>
 <w:hdr xmlns:wpc="http://schemas.microsoft.com/office/word/2010/wordprocessingCanvas" xmlns:cx="http://schemas.microsoft.com/office/drawing/2014/chartex" xmlns:cx1="http://schemas.microsoft.com/office/drawing/2015/9/8/chartex" xmlns:cx2="http://schemas.microsoft.com/office/drawing/2015/10/21/chartex" xmlns:cx3="http://schemas.microsoft.com/office/drawing/2016/5/9/chartex" xmlns:cx4="http://schemas.microsoft.com/office/drawing/2016/5/10/chartex" xmlns:cx5="http://schemas.microsoft.com/office/drawing/2016/5/11/chartex" xmlns:cx6="http://schemas.microsoft.com/office/drawing/2016/5/12/chartex" xmlns:cx7="http://schemas.microsoft.com/office/drawing/2016/5/13/chartex" xmlns:cx8="http://schemas.microsoft.com/office/drawing/2016/5/14/chartex" xmlns:mc="http://schemas.openxmlformats.org/markup-compatibility/2006" xmlns:aink="http://schemas.microsoft.com/office/drawing/2016/ink" xmlns:am3d="http://schemas.microsoft.com/office/drawing/2017/model3d" xmlns:o="urn:schemas-microsoft-com:office:office" xmlns:oel="http://schemas.microsoft.com/office/2019/extlst" xmlns:r="http://schemas.openxmlformats.org/officeDocument/2006/relationships" xmlns:m="http://schemas.openxmlformats.org/officeDocument/2006/math" xmlns:v="urn:schemas-microsoft-com:vml" xmlns:wp14="http://schemas.microsoft.com/office/word/2010/wordprocessingDrawing" xmlns:wp="http://schemas.openxmlformats.org/drawingml/2006/wordprocessingDrawing" xmlns:w10="urn:schemas-microsoft-com:office:word" xmlns:w="http://schemas.openxmlformats.org/wordprocessingml/2006/main" xmlns:w14="http://schemas.microsoft.com/office/word/2010/wordml" xmlns:w15="http://schemas.microsoft.com/office/word/2012/wordml" xmlns:w16cex="http://schemas.microsoft.com/office/word/2018/wordml/cex" xmlns:w16cid="http://schemas.microsoft.com/office/word/2016/wordml/cid" xmlns:w16="http://schemas.microsoft.com/office/word/2018/wordml" xmlns:w16du="http://schemas.microsoft.com/office/word/2023/wordml/word16du" xmlns:w16sdtdh="http://schemas.microsoft.com/office/word/2020/wordml/sdtdatahash" xmlns:w16sdtfl="http://schemas.microsoft.com/office/word/2024/wordml/sdtformatlock" xmlns:w16se="http://schemas.microsoft.com/office/word/2015/wordml/symex" xmlns:wpg="http://schemas.microsoft.com/office/word/2010/wordprocessingGroup" xmlns:wpi="http://schemas.microsoft.com/office/word/2010/wordprocessingInk" xmlns:wne="http://schemas.microsoft.com/office/word/2006/wordml" xmlns:wps="http://schemas.microsoft.com/office/word/2010/wordprocessingShape" mc:Ignorable="w14 w15 w16se w16cid w16 w16cex w16sdtdh w16sdtfl w16du wp14">
   <w:p>
     <w:pPr>
@@ -40285,7 +37832,7 @@
               <v:stroke joinstyle="miter"/>
               <v:path gradientshapeok="t" o:connecttype="rect"/>
             </v:shapetype>
-            <v:shape id="Text Box 14" o:spid="_x0000_s1032" type="#_x0000_t202" style="position:absolute;margin-left:33.55pt;margin-top:95pt;width:277.65pt;height:30.35pt;z-index:-251652608;visibility:visible;mso-wrap-style:square;mso-wrap-distance-left:9pt;mso-wrap-distance-top:0;mso-wrap-distance-right:9pt;mso-wrap-distance-bottom:0;mso-position-horizontal:absolute;mso-position-horizontal-relative:page;mso-position-vertical:absolute;mso-position-vertical-relative:page;v-text-anchor:top" o:gfxdata="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" o:allowincell="f" filled="f" stroked="f">
+            <v:shape id="Text Box 14" o:spid="_x0000_s1030" type="#_x0000_t202" style="position:absolute;margin-left:33.55pt;margin-top:95pt;width:277.65pt;height:30.35pt;z-index:-251652608;visibility:visible;mso-wrap-style:square;mso-wrap-distance-left:9pt;mso-wrap-distance-top:0;mso-wrap-distance-right:9pt;mso-wrap-distance-bottom:0;mso-position-horizontal:absolute;mso-position-horizontal-relative:page;mso-position-vertical:absolute;mso-position-vertical-relative:page;v-text-anchor:top" o:gfxdata="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" o:allowincell="f" filled="f" stroked="f">
               <v:textbox inset="0,0,0,0">
                 <w:txbxContent>
                   <w:p>
@@ -40936,7 +38483,7 @@
         </mc:Choice>
         <mc:Fallback>
           <w:pict>
-            <v:shape w14:anchorId="3A9EC918" id="Text Box 15" o:spid="_x0000_s1033" type="#_x0000_t202" style="position:absolute;margin-left:413.2pt;margin-top:111.35pt;width:96.15pt;height:14pt;z-index:-251651584;visibility:visible;mso-wrap-style:square;mso-wrap-distance-left:9pt;mso-wrap-distance-top:0;mso-wrap-distance-right:9pt;mso-wrap-distance-bottom:0;mso-position-horizontal:absolute;mso-position-horizontal-relative:page;mso-position-vertical:absolute;mso-position-vertical-relative:page;v-text-anchor:top" o:gfxdata="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" o:allowincell="f" filled="f" stroked="f">
+            <v:shape w14:anchorId="3A9EC918" id="Text Box 15" o:spid="_x0000_s1031" type="#_x0000_t202" style="position:absolute;margin-left:413.2pt;margin-top:111.35pt;width:96.15pt;height:14pt;z-index:-251651584;visibility:visible;mso-wrap-style:square;mso-wrap-distance-left:9pt;mso-wrap-distance-top:0;mso-wrap-distance-right:9pt;mso-wrap-distance-bottom:0;mso-position-horizontal:absolute;mso-position-horizontal-relative:page;mso-position-vertical:absolute;mso-position-vertical-relative:page;v-text-anchor:top" o:gfxdata="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" o:allowincell="f" filled="f" stroked="f">
               <v:textbox inset="0,0,0,0">
                 <w:txbxContent>
                   <w:p>
@@ -41095,7 +38642,7 @@
 </w:hdr>
 </file>
 
-<file path=word/header4.xml><?xml version="1.0" encoding="utf-8"?>
+<file path=word/header5.xml><?xml version="1.0" encoding="utf-8"?>
 <w:hdr xmlns:wpc="http://schemas.microsoft.com/office/word/2010/wordprocessingCanvas" xmlns:cx="http://schemas.microsoft.com/office/drawing/2014/chartex" xmlns:cx1="http://schemas.microsoft.com/office/drawing/2015/9/8/chartex" xmlns:cx2="http://schemas.microsoft.com/office/drawing/2015/10/21/chartex" xmlns:cx3="http://schemas.microsoft.com/office/drawing/2016/5/9/chartex" xmlns:cx4="http://schemas.microsoft.com/office/drawing/2016/5/10/chartex" xmlns:cx5="http://schemas.microsoft.com/office/drawing/2016/5/11/chartex" xmlns:cx6="http://schemas.microsoft.com/office/drawing/2016/5/12/chartex" xmlns:cx7="http://schemas.microsoft.com/office/drawing/2016/5/13/chartex" xmlns:cx8="http://schemas.microsoft.com/office/drawing/2016/5/14/chartex" xmlns:mc="http://schemas.openxmlformats.org/markup-compatibility/2006" xmlns:aink="http://schemas.microsoft.com/office/drawing/2016/ink" xmlns:am3d="http://schemas.microsoft.com/office/drawing/2017/model3d" xmlns:o="urn:schemas-microsoft-com:office:office" xmlns:oel="http://schemas.microsoft.com/office/2019/extlst" xmlns:r="http://schemas.openxmlformats.org/officeDocument/2006/relationships" xmlns:m="http://schemas.openxmlformats.org/officeDocument/2006/math" xmlns:v="urn:schemas-microsoft-com:vml" xmlns:wp14="http://schemas.microsoft.com/office/word/2010/wordprocessingDrawing" xmlns:wp="http://schemas.openxmlformats.org/drawingml/2006/wordprocessingDrawing" xmlns:w10="urn:schemas-microsoft-com:office:word" xmlns:w="http://schemas.openxmlformats.org/wordprocessingml/2006/main" xmlns:w14="http://schemas.microsoft.com/office/word/2010/wordml" xmlns:w15="http://schemas.microsoft.com/office/word/2012/wordml" xmlns:w16cex="http://schemas.microsoft.com/office/word/2018/wordml/cex" xmlns:w16cid="http://schemas.microsoft.com/office/word/2016/wordml/cid" xmlns:w16="http://schemas.microsoft.com/office/word/2018/wordml" xmlns:w16du="http://schemas.microsoft.com/office/word/2023/wordml/word16du" xmlns:w16sdtdh="http://schemas.microsoft.com/office/word/2020/wordml/sdtdatahash" xmlns:w16sdtfl="http://schemas.microsoft.com/office/word/2024/wordml/sdtformatlock" xmlns:w16se="http://schemas.microsoft.com/office/word/2015/wordml/symex" xmlns:wpg="http://schemas.microsoft.com/office/word/2010/wordprocessingGroup" xmlns:wpi="http://schemas.microsoft.com/office/word/2010/wordprocessingInk" xmlns:wne="http://schemas.microsoft.com/office/word/2006/wordml" xmlns:wps="http://schemas.microsoft.com/office/word/2010/wordprocessingShape" mc:Ignorable="w14 w15 w16se w16cid w16 w16cex w16sdtdh w16sdtfl w16du wp14">
   <w:p>
     <w:pPr>
@@ -41110,1345 +38657,6 @@
         <w:szCs w:val="20"/>
       </w:rPr>
     </w:pPr>
-    <w:r>
-      <w:rPr>
-        <w:rFonts w:ascii="Times New Roman" w:hAnsi="Times New Roman"/>
-        <w:noProof/>
-        <w:sz w:val="20"/>
-        <w:szCs w:val="20"/>
-      </w:rPr>
-      <mc:AlternateContent>
-        <mc:Choice Requires="wps">
-          <w:drawing>
-            <wp:anchor distT="91440" distB="91440" distL="114300" distR="114300" simplePos="0" relativeHeight="251666944" behindDoc="0" locked="0" layoutInCell="1" allowOverlap="1" wp14:anchorId="1E178D99" wp14:editId="30C0D960">
-              <wp:simplePos x="0" y="0"/>
-              <wp:positionH relativeFrom="page">
-                <wp:posOffset>5471160</wp:posOffset>
-              </wp:positionH>
-              <wp:positionV relativeFrom="paragraph">
-                <wp:posOffset>121920</wp:posOffset>
-              </wp:positionV>
-              <wp:extent cx="1409700" cy="1403985"/>
-              <wp:effectExtent l="0" t="0" r="0" b="0"/>
-              <wp:wrapTopAndBottom/>
-              <wp:docPr id="307" name="Text Box 2"/>
-              <wp:cNvGraphicFramePr>
-                <a:graphicFrameLocks xmlns:a="http://schemas.openxmlformats.org/drawingml/2006/main"/>
-              </wp:cNvGraphicFramePr>
-              <a:graphic xmlns:a="http://schemas.openxmlformats.org/drawingml/2006/main">
-                <a:graphicData uri="http://schemas.microsoft.com/office/word/2010/wordprocessingShape">
-                  <wps:wsp>
-                    <wps:cNvSpPr txBox="1">
-                      <a:spLocks noChangeArrowheads="1"/>
-                    </wps:cNvSpPr>
-                    <wps:spPr bwMode="auto">
-                      <a:xfrm>
-                        <a:off x="0" y="0"/>
-                        <a:ext cx="1409700" cy="1403985"/>
-                      </a:xfrm>
-                      <a:prstGeom prst="rect">
-                        <a:avLst/>
-                      </a:prstGeom>
-                      <a:noFill/>
-                      <a:ln w="9525">
-                        <a:noFill/>
-                        <a:miter lim="800000"/>
-                        <a:headEnd/>
-                        <a:tailEnd/>
-                      </a:ln>
-                    </wps:spPr>
-                    <wps:txbx>
-                      <w:txbxContent>
-                        <w:p>
-                          <w:pPr>
-                            <w:widowControl w:val="0"/>
-                            <w:autoSpaceDE w:val="0"/>
-                            <w:autoSpaceDN w:val="0"/>
-                            <w:adjustRightInd w:val="0"/>
-                            <w:spacing w:after="0" w:line="265" w:lineRule="exact"/>
-                            <w:ind w:left="20" w:right="-36"/>
-                            <w:rPr>
-                              <w:rFonts w:ascii="Arial" w:hAnsi="Arial" w:cs="Arial"/>
-                              <w:sz w:val="24"/>
-                              <w:szCs w:val="24"/>
-                            </w:rPr>
-                          </w:pPr>
-                          <w:r>
-                            <w:rPr>
-                              <w:rFonts w:ascii="Arial" w:hAnsi="Arial" w:cs="Arial"/>
-                              <w:sz w:val="24"/>
-                              <w:szCs w:val="24"/>
-                            </w:rPr>
-                            <w:t>Da</w:t>
-                          </w:r>
-                          <w:r>
-                            <w:rPr>
-                              <w:rFonts w:ascii="Arial" w:hAnsi="Arial" w:cs="Arial"/>
-                              <w:spacing w:val="1"/>
-                              <w:sz w:val="24"/>
-                              <w:szCs w:val="24"/>
-                            </w:rPr>
-                            <w:t>t</w:t>
-                          </w:r>
-                          <w:r>
-                            <w:rPr>
-                              <w:rFonts w:ascii="Arial" w:hAnsi="Arial" w:cs="Arial"/>
-                              <w:sz w:val="24"/>
-                              <w:szCs w:val="24"/>
-                            </w:rPr>
-                            <w:t>e</w:t>
-                          </w:r>
-                          <w:r>
-                            <w:rPr>
-                              <w:rFonts w:ascii="Arial" w:hAnsi="Arial" w:cs="Arial"/>
-                              <w:spacing w:val="2"/>
-                              <w:sz w:val="24"/>
-                              <w:szCs w:val="24"/>
-                            </w:rPr>
-                            <w:t xml:space="preserve"> </w:t>
-                          </w:r>
-                          <w:r>
-                            <w:rPr>
-                              <w:rFonts w:ascii="Arial" w:hAnsi="Arial" w:cs="Arial"/>
-                              <w:sz w:val="24"/>
-                              <w:szCs w:val="24"/>
-                            </w:rPr>
-                            <w:t>-</w:t>
-                          </w:r>
-                          <w:r>
-                            <w:rPr>
-                              <w:rFonts w:ascii="Arial" w:hAnsi="Arial" w:cs="Arial"/>
-                              <w:spacing w:val="-41"/>
-                              <w:sz w:val="24"/>
-                              <w:szCs w:val="24"/>
-                            </w:rPr>
-                            <w:t xml:space="preserve"> </w:t>
-                          </w:r>
-                          <w:r>
-                            <w:rPr>
-                              <w:rFonts w:ascii="Arial" w:hAnsi="Arial" w:cs="Arial"/>
-                              <w:spacing w:val="1"/>
-                              <w:sz w:val="24"/>
-                              <w:szCs w:val="24"/>
-                            </w:rPr>
-                            <w:t>13</w:t>
-                          </w:r>
-                          <w:r>
-                            <w:rPr>
-                              <w:rFonts w:ascii="Arial" w:hAnsi="Arial" w:cs="Arial"/>
-                              <w:sz w:val="24"/>
-                              <w:szCs w:val="24"/>
-                            </w:rPr>
-                            <w:t>/</w:t>
-                          </w:r>
-                          <w:r>
-                            <w:rPr>
-                              <w:rFonts w:ascii="Arial" w:hAnsi="Arial" w:cs="Arial"/>
-                              <w:spacing w:val="-1"/>
-                              <w:sz w:val="24"/>
-                              <w:szCs w:val="24"/>
-                            </w:rPr>
-                            <w:t>0</w:t>
-                          </w:r>
-                          <w:r>
-                            <w:rPr>
-                              <w:rFonts w:ascii="Arial" w:hAnsi="Arial" w:cs="Arial"/>
-                              <w:spacing w:val="1"/>
-                              <w:sz w:val="24"/>
-                              <w:szCs w:val="24"/>
-                            </w:rPr>
-                            <w:t>1</w:t>
-                          </w:r>
-                          <w:r>
-                            <w:rPr>
-                              <w:rFonts w:ascii="Arial" w:hAnsi="Arial" w:cs="Arial"/>
-                              <w:sz w:val="24"/>
-                              <w:szCs w:val="24"/>
-                            </w:rPr>
-                            <w:t>/</w:t>
-                          </w:r>
-                          <w:r>
-                            <w:rPr>
-                              <w:rFonts w:ascii="Arial" w:hAnsi="Arial" w:cs="Arial"/>
-                              <w:spacing w:val="-1"/>
-                              <w:sz w:val="24"/>
-                              <w:szCs w:val="24"/>
-                            </w:rPr>
-                            <w:t>2</w:t>
-                          </w:r>
-                          <w:r>
-                            <w:rPr>
-                              <w:rFonts w:ascii="Arial" w:hAnsi="Arial" w:cs="Arial"/>
-                              <w:spacing w:val="1"/>
-                              <w:sz w:val="24"/>
-                              <w:szCs w:val="24"/>
-                            </w:rPr>
-                            <w:t>0</w:t>
-                          </w:r>
-                          <w:r>
-                            <w:rPr>
-                              <w:rFonts w:ascii="Arial" w:hAnsi="Arial" w:cs="Arial"/>
-                              <w:spacing w:val="-1"/>
-                              <w:sz w:val="24"/>
-                              <w:szCs w:val="24"/>
-                            </w:rPr>
-                            <w:t>2</w:t>
-                          </w:r>
-                          <w:r>
-                            <w:rPr>
-                              <w:rFonts w:ascii="Arial" w:hAnsi="Arial" w:cs="Arial"/>
-                              <w:sz w:val="24"/>
-                              <w:szCs w:val="24"/>
-                            </w:rPr>
-                            <w:t>5</w:t>
-                          </w:r>
-                        </w:p>
-                      </w:txbxContent>
-                    </wps:txbx>
-                    <wps:bodyPr rot="0" vert="horz" wrap="square" lIns="91440" tIns="45720" rIns="91440" bIns="45720" anchor="t" anchorCtr="0">
-                      <a:spAutoFit/>
-                    </wps:bodyPr>
-                  </wps:wsp>
-                </a:graphicData>
-              </a:graphic>
-              <wp14:sizeRelH relativeFrom="margin">
-                <wp14:pctWidth>0</wp14:pctWidth>
-              </wp14:sizeRelH>
-              <wp14:sizeRelV relativeFrom="margin">
-                <wp14:pctHeight>20000</wp14:pctHeight>
-              </wp14:sizeRelV>
-            </wp:anchor>
-          </w:drawing>
-        </mc:Choice>
-        <mc:Fallback>
-          <w:pict>
-            <v:shapetype w14:anchorId="1E178D99" id="_x0000_t202" coordsize="21600,21600" o:spt="202" path="m,l,21600r21600,l21600,xe">
-              <v:stroke joinstyle="miter"/>
-              <v:path gradientshapeok="t" o:connecttype="rect"/>
-            </v:shapetype>
-            <v:shape id="Text Box 2" o:spid="_x0000_s1034" type="#_x0000_t202" style="position:absolute;margin-left:430.8pt;margin-top:9.6pt;width:111pt;height:110.55pt;z-index:251666944;visibility:visible;mso-wrap-style:square;mso-width-percent:0;mso-height-percent:200;mso-wrap-distance-left:9pt;mso-wrap-distance-top:7.2pt;mso-wrap-distance-right:9pt;mso-wrap-distance-bottom:7.2pt;mso-position-horizontal:absolute;mso-position-horizontal-relative:page;mso-position-vertical:absolute;mso-position-vertical-relative:text;mso-width-percent:0;mso-height-percent:200;mso-width-relative:margin;mso-height-relative:margin;v-text-anchor:top" o:gfxdata="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" filled="f" stroked="f">
-              <v:textbox style="mso-fit-shape-to-text:t">
-                <w:txbxContent>
-                  <w:p>
-                    <w:pPr>
-                      <w:widowControl w:val="0"/>
-                      <w:autoSpaceDE w:val="0"/>
-                      <w:autoSpaceDN w:val="0"/>
-                      <w:adjustRightInd w:val="0"/>
-                      <w:spacing w:after="0" w:line="265" w:lineRule="exact"/>
-                      <w:ind w:left="20" w:right="-36"/>
-                      <w:rPr>
-                        <w:rFonts w:ascii="Arial" w:hAnsi="Arial" w:cs="Arial"/>
-                        <w:sz w:val="24"/>
-                        <w:szCs w:val="24"/>
-                      </w:rPr>
-                    </w:pPr>
-                    <w:r>
-                      <w:rPr>
-                        <w:rFonts w:ascii="Arial" w:hAnsi="Arial" w:cs="Arial"/>
-                        <w:sz w:val="24"/>
-                        <w:szCs w:val="24"/>
-                      </w:rPr>
-                      <w:t>Da</w:t>
-                    </w:r>
-                    <w:r>
-                      <w:rPr>
-                        <w:rFonts w:ascii="Arial" w:hAnsi="Arial" w:cs="Arial"/>
-                        <w:spacing w:val="1"/>
-                        <w:sz w:val="24"/>
-                        <w:szCs w:val="24"/>
-                      </w:rPr>
-                      <w:t>t</w:t>
-                    </w:r>
-                    <w:r>
-                      <w:rPr>
-                        <w:rFonts w:ascii="Arial" w:hAnsi="Arial" w:cs="Arial"/>
-                        <w:sz w:val="24"/>
-                        <w:szCs w:val="24"/>
-                      </w:rPr>
-                      <w:t>e</w:t>
-                    </w:r>
-                    <w:r>
-                      <w:rPr>
-                        <w:rFonts w:ascii="Arial" w:hAnsi="Arial" w:cs="Arial"/>
-                        <w:spacing w:val="2"/>
-                        <w:sz w:val="24"/>
-                        <w:szCs w:val="24"/>
-                      </w:rPr>
-                      <w:t xml:space="preserve"> </w:t>
-                    </w:r>
-                    <w:r>
-                      <w:rPr>
-                        <w:rFonts w:ascii="Arial" w:hAnsi="Arial" w:cs="Arial"/>
-                        <w:sz w:val="24"/>
-                        <w:szCs w:val="24"/>
-                      </w:rPr>
-                      <w:t>-</w:t>
-                    </w:r>
-                    <w:r>
-                      <w:rPr>
-                        <w:rFonts w:ascii="Arial" w:hAnsi="Arial" w:cs="Arial"/>
-                        <w:spacing w:val="-41"/>
-                        <w:sz w:val="24"/>
-                        <w:szCs w:val="24"/>
-                      </w:rPr>
-                      <w:t xml:space="preserve"> </w:t>
-                    </w:r>
-                    <w:r>
-                      <w:rPr>
-                        <w:rFonts w:ascii="Arial" w:hAnsi="Arial" w:cs="Arial"/>
-                        <w:spacing w:val="1"/>
-                        <w:sz w:val="24"/>
-                        <w:szCs w:val="24"/>
-                      </w:rPr>
-                      <w:t>13</w:t>
-                    </w:r>
-                    <w:r>
-                      <w:rPr>
-                        <w:rFonts w:ascii="Arial" w:hAnsi="Arial" w:cs="Arial"/>
-                        <w:sz w:val="24"/>
-                        <w:szCs w:val="24"/>
-                      </w:rPr>
-                      <w:t>/</w:t>
-                    </w:r>
-                    <w:r>
-                      <w:rPr>
-                        <w:rFonts w:ascii="Arial" w:hAnsi="Arial" w:cs="Arial"/>
-                        <w:spacing w:val="-1"/>
-                        <w:sz w:val="24"/>
-                        <w:szCs w:val="24"/>
-                      </w:rPr>
-                      <w:t>0</w:t>
-                    </w:r>
-                    <w:r>
-                      <w:rPr>
-                        <w:rFonts w:ascii="Arial" w:hAnsi="Arial" w:cs="Arial"/>
-                        <w:spacing w:val="1"/>
-                        <w:sz w:val="24"/>
-                        <w:szCs w:val="24"/>
-                      </w:rPr>
-                      <w:t>1</w:t>
-                    </w:r>
-                    <w:r>
-                      <w:rPr>
-                        <w:rFonts w:ascii="Arial" w:hAnsi="Arial" w:cs="Arial"/>
-                        <w:sz w:val="24"/>
-                        <w:szCs w:val="24"/>
-                      </w:rPr>
-                      <w:t>/</w:t>
-                    </w:r>
-                    <w:r>
-                      <w:rPr>
-                        <w:rFonts w:ascii="Arial" w:hAnsi="Arial" w:cs="Arial"/>
-                        <w:spacing w:val="-1"/>
-                        <w:sz w:val="24"/>
-                        <w:szCs w:val="24"/>
-                      </w:rPr>
-                      <w:t>2</w:t>
-                    </w:r>
-                    <w:r>
-                      <w:rPr>
-                        <w:rFonts w:ascii="Arial" w:hAnsi="Arial" w:cs="Arial"/>
-                        <w:spacing w:val="1"/>
-                        <w:sz w:val="24"/>
-                        <w:szCs w:val="24"/>
-                      </w:rPr>
-                      <w:t>0</w:t>
-                    </w:r>
-                    <w:r>
-                      <w:rPr>
-                        <w:rFonts w:ascii="Arial" w:hAnsi="Arial" w:cs="Arial"/>
-                        <w:spacing w:val="-1"/>
-                        <w:sz w:val="24"/>
-                        <w:szCs w:val="24"/>
-                      </w:rPr>
-                      <w:t>2</w:t>
-                    </w:r>
-                    <w:r>
-                      <w:rPr>
-                        <w:rFonts w:ascii="Arial" w:hAnsi="Arial" w:cs="Arial"/>
-                        <w:sz w:val="24"/>
-                        <w:szCs w:val="24"/>
-                      </w:rPr>
-                      <w:t>5</w:t>
-                    </w:r>
-                  </w:p>
-                </w:txbxContent>
-              </v:textbox>
-              <w10:wrap type="topAndBottom" anchorx="page"/>
-            </v:shape>
-          </w:pict>
-        </mc:Fallback>
-      </mc:AlternateContent>
-    </w:r>
-    <w:r>
-      <w:rPr>
-        <w:noProof/>
-      </w:rPr>
-      <mc:AlternateContent>
-        <mc:Choice Requires="wps">
-          <w:drawing>
-            <wp:anchor distT="0" distB="0" distL="114300" distR="114300" simplePos="0" relativeHeight="251662848" behindDoc="1" locked="0" layoutInCell="0" allowOverlap="1" wp14:anchorId="1686383D" wp14:editId="6FE7CE82">
-              <wp:simplePos x="0" y="0"/>
-              <wp:positionH relativeFrom="page">
-                <wp:posOffset>396240</wp:posOffset>
-              </wp:positionH>
-              <wp:positionV relativeFrom="page">
-                <wp:posOffset>472440</wp:posOffset>
-              </wp:positionV>
-              <wp:extent cx="3526155" cy="510540"/>
-              <wp:effectExtent l="0" t="0" r="17145" b="3810"/>
-              <wp:wrapNone/>
-              <wp:docPr id="1168000050" name="Text Box 13"/>
-              <wp:cNvGraphicFramePr>
-                <a:graphicFrameLocks xmlns:a="http://schemas.openxmlformats.org/drawingml/2006/main"/>
-              </wp:cNvGraphicFramePr>
-              <a:graphic xmlns:a="http://schemas.openxmlformats.org/drawingml/2006/main">
-                <a:graphicData uri="http://schemas.microsoft.com/office/word/2010/wordprocessingShape">
-                  <wps:wsp>
-                    <wps:cNvSpPr txBox="1">
-                      <a:spLocks noChangeArrowheads="1"/>
-                    </wps:cNvSpPr>
-                    <wps:spPr bwMode="auto">
-                      <a:xfrm>
-                        <a:off x="0" y="0"/>
-                        <a:ext cx="3526155" cy="510540"/>
-                      </a:xfrm>
-                      <a:prstGeom prst="rect">
-                        <a:avLst/>
-                      </a:prstGeom>
-                      <a:noFill/>
-                      <a:ln>
-                        <a:noFill/>
-                      </a:ln>
-                    </wps:spPr>
-                    <wps:txbx>
-                      <w:txbxContent>
-                        <w:p>
-                          <w:pPr>
-                            <w:widowControl w:val="0"/>
-                            <w:autoSpaceDE w:val="0"/>
-                            <w:autoSpaceDN w:val="0"/>
-                            <w:adjustRightInd w:val="0"/>
-                            <w:spacing w:after="0" w:line="265" w:lineRule="exact"/>
-                            <w:ind w:left="20" w:right="-36"/>
-                            <w:rPr>
-                              <w:rFonts w:ascii="Arial" w:hAnsi="Arial" w:cs="Arial"/>
-                              <w:sz w:val="24"/>
-                              <w:szCs w:val="24"/>
-                            </w:rPr>
-                          </w:pPr>
-                          <w:r>
-                            <w:rPr>
-                              <w:rFonts w:ascii="Arial" w:hAnsi="Arial" w:cs="Arial"/>
-                              <w:spacing w:val="-1"/>
-                              <w:sz w:val="24"/>
-                              <w:szCs w:val="24"/>
-                            </w:rPr>
-                            <w:t>M</w:t>
-                          </w:r>
-                          <w:r>
-                            <w:rPr>
-                              <w:rFonts w:ascii="Arial" w:hAnsi="Arial" w:cs="Arial"/>
-                              <w:sz w:val="24"/>
-                              <w:szCs w:val="24"/>
-                            </w:rPr>
-                            <w:t>ONAR</w:t>
-                          </w:r>
-                          <w:r>
-                            <w:rPr>
-                              <w:rFonts w:ascii="Arial" w:hAnsi="Arial" w:cs="Arial"/>
-                              <w:spacing w:val="-1"/>
-                              <w:sz w:val="24"/>
-                              <w:szCs w:val="24"/>
-                            </w:rPr>
-                            <w:t>C</w:t>
-                          </w:r>
-                          <w:r>
-                            <w:rPr>
-                              <w:rFonts w:ascii="Arial" w:hAnsi="Arial" w:cs="Arial"/>
-                              <w:sz w:val="24"/>
-                              <w:szCs w:val="24"/>
-                            </w:rPr>
-                            <w:t>H/</w:t>
-                          </w:r>
-                          <w:proofErr w:type="gramStart"/>
-                          <w:r>
-                            <w:rPr>
-                              <w:rFonts w:ascii="Arial" w:hAnsi="Arial" w:cs="Arial"/>
-                              <w:sz w:val="24"/>
-                              <w:szCs w:val="24"/>
-                            </w:rPr>
-                            <w:t>P</w:t>
-                          </w:r>
-                          <w:r>
-                            <w:rPr>
-                              <w:rFonts w:ascii="Arial" w:hAnsi="Arial" w:cs="Arial"/>
-                              <w:spacing w:val="-1"/>
-                              <w:sz w:val="24"/>
-                              <w:szCs w:val="24"/>
-                            </w:rPr>
-                            <w:t>M</w:t>
-                          </w:r>
-                          <w:r>
-                            <w:rPr>
-                              <w:rFonts w:ascii="Arial" w:hAnsi="Arial" w:cs="Arial"/>
-                              <w:sz w:val="24"/>
-                              <w:szCs w:val="24"/>
-                            </w:rPr>
-                            <w:t xml:space="preserve">C </w:t>
-                          </w:r>
-                          <w:r>
-                            <w:rPr>
-                              <w:rFonts w:ascii="Arial" w:hAnsi="Arial" w:cs="Arial"/>
-                              <w:spacing w:val="33"/>
-                              <w:sz w:val="24"/>
-                              <w:szCs w:val="24"/>
-                            </w:rPr>
-                            <w:t xml:space="preserve"> </w:t>
-                          </w:r>
-                          <w:r>
-                            <w:rPr>
-                              <w:rFonts w:ascii="Arial" w:hAnsi="Arial" w:cs="Arial"/>
-                              <w:spacing w:val="-1"/>
-                              <w:sz w:val="24"/>
-                              <w:szCs w:val="24"/>
-                            </w:rPr>
-                            <w:t>M</w:t>
-                          </w:r>
-                          <w:r>
-                            <w:rPr>
-                              <w:rFonts w:ascii="Arial" w:hAnsi="Arial" w:cs="Arial"/>
-                              <w:sz w:val="24"/>
-                              <w:szCs w:val="24"/>
-                            </w:rPr>
-                            <w:t>ONAR</w:t>
-                          </w:r>
-                          <w:r>
-                            <w:rPr>
-                              <w:rFonts w:ascii="Arial" w:hAnsi="Arial" w:cs="Arial"/>
-                              <w:spacing w:val="-1"/>
-                              <w:sz w:val="24"/>
-                              <w:szCs w:val="24"/>
-                            </w:rPr>
-                            <w:t>C</w:t>
-                          </w:r>
-                          <w:r>
-                            <w:rPr>
-                              <w:rFonts w:ascii="Arial" w:hAnsi="Arial" w:cs="Arial"/>
-                              <w:sz w:val="24"/>
-                              <w:szCs w:val="24"/>
-                            </w:rPr>
-                            <w:t>H</w:t>
-                          </w:r>
-                          <w:proofErr w:type="gramEnd"/>
-                          <w:r>
-                            <w:rPr>
-                              <w:rFonts w:ascii="Arial" w:hAnsi="Arial" w:cs="Arial"/>
-                              <w:sz w:val="24"/>
-                              <w:szCs w:val="24"/>
-                            </w:rPr>
-                            <w:t>/P</w:t>
-                          </w:r>
-                          <w:r>
-                            <w:rPr>
-                              <w:rFonts w:ascii="Arial" w:hAnsi="Arial" w:cs="Arial"/>
-                              <w:spacing w:val="-1"/>
-                              <w:sz w:val="24"/>
-                              <w:szCs w:val="24"/>
-                            </w:rPr>
-                            <w:t>M</w:t>
-                          </w:r>
-                          <w:r>
-                            <w:rPr>
-                              <w:rFonts w:ascii="Arial" w:hAnsi="Arial" w:cs="Arial"/>
-                              <w:spacing w:val="1"/>
-                              <w:sz w:val="24"/>
-                              <w:szCs w:val="24"/>
-                            </w:rPr>
-                            <w:t>C</w:t>
-                          </w:r>
-                          <w:r>
-                            <w:rPr>
-                              <w:rFonts w:ascii="Arial" w:hAnsi="Arial" w:cs="Arial"/>
-                              <w:spacing w:val="-1"/>
-                              <w:sz w:val="24"/>
-                              <w:szCs w:val="24"/>
-                            </w:rPr>
-                            <w:t>-</w:t>
-                          </w:r>
-                          <w:r>
-                            <w:rPr>
-                              <w:rFonts w:ascii="Arial" w:hAnsi="Arial" w:cs="Arial"/>
-                              <w:sz w:val="24"/>
-                              <w:szCs w:val="24"/>
-                            </w:rPr>
-                            <w:t>AAI</w:t>
-                          </w:r>
-                          <w:r>
-                            <w:rPr>
-                              <w:rFonts w:ascii="Arial" w:hAnsi="Arial" w:cs="Arial"/>
-                              <w:spacing w:val="1"/>
-                              <w:sz w:val="24"/>
-                              <w:szCs w:val="24"/>
-                            </w:rPr>
-                            <w:t>/</w:t>
-                          </w:r>
-                          <w:r>
-                            <w:rPr>
-                              <w:rFonts w:ascii="Arial" w:hAnsi="Arial" w:cs="Arial"/>
-                              <w:sz w:val="24"/>
-                              <w:szCs w:val="24"/>
-                            </w:rPr>
-                            <w:t>AN</w:t>
-                          </w:r>
-                          <w:r>
-                            <w:rPr>
-                              <w:rFonts w:ascii="Arial" w:hAnsi="Arial" w:cs="Arial"/>
-                              <w:spacing w:val="-2"/>
-                              <w:sz w:val="24"/>
-                              <w:szCs w:val="24"/>
-                            </w:rPr>
-                            <w:t>_</w:t>
-                          </w:r>
-                          <w:r>
-                            <w:rPr>
-                              <w:rFonts w:ascii="Arial" w:hAnsi="Arial" w:cs="Arial"/>
-                              <w:spacing w:val="1"/>
-                              <w:sz w:val="24"/>
-                              <w:szCs w:val="24"/>
-                            </w:rPr>
-                            <w:t>1</w:t>
-                          </w:r>
-                          <w:r>
-                            <w:rPr>
-                              <w:rFonts w:ascii="Arial" w:hAnsi="Arial" w:cs="Arial"/>
-                              <w:spacing w:val="2"/>
-                              <w:sz w:val="24"/>
-                              <w:szCs w:val="24"/>
-                            </w:rPr>
-                            <w:t>4</w:t>
-                          </w:r>
-                          <w:r>
-                            <w:rPr>
-                              <w:rFonts w:ascii="Arial" w:hAnsi="Arial" w:cs="Arial"/>
-                              <w:spacing w:val="-1"/>
-                              <w:sz w:val="24"/>
-                              <w:szCs w:val="24"/>
-                            </w:rPr>
-                            <w:t>6</w:t>
-                          </w:r>
-                          <w:r>
-                            <w:rPr>
-                              <w:rFonts w:ascii="Arial" w:hAnsi="Arial" w:cs="Arial"/>
-                              <w:spacing w:val="1"/>
-                              <w:sz w:val="24"/>
-                              <w:szCs w:val="24"/>
-                            </w:rPr>
-                            <w:t>9</w:t>
-                          </w:r>
-                          <w:r>
-                            <w:rPr>
-                              <w:rFonts w:ascii="Arial" w:hAnsi="Arial" w:cs="Arial"/>
-                              <w:sz w:val="24"/>
-                              <w:szCs w:val="24"/>
-                            </w:rPr>
-                            <w:t>4</w:t>
-                          </w:r>
-                        </w:p>
-                        <w:p>
-                          <w:pPr>
-                            <w:widowControl w:val="0"/>
-                            <w:autoSpaceDE w:val="0"/>
-                            <w:autoSpaceDN w:val="0"/>
-                            <w:adjustRightInd w:val="0"/>
-                            <w:spacing w:after="0" w:line="265" w:lineRule="exact"/>
-                            <w:ind w:left="20" w:right="-36"/>
-                            <w:rPr>
-                              <w:rFonts w:ascii="Arial" w:hAnsi="Arial" w:cs="Arial"/>
-                              <w:sz w:val="24"/>
-                              <w:szCs w:val="24"/>
-                            </w:rPr>
-                          </w:pPr>
-                          <w:r>
-                            <w:rPr>
-                              <w:rFonts w:ascii="Arial" w:hAnsi="Arial" w:cs="Arial"/>
-                              <w:sz w:val="24"/>
-                              <w:szCs w:val="24"/>
-                            </w:rPr>
-                            <w:t>SHOP</w:t>
-                          </w:r>
-                          <w:r>
-                            <w:rPr>
-                              <w:rFonts w:ascii="Arial" w:hAnsi="Arial" w:cs="Arial"/>
-                              <w:spacing w:val="1"/>
-                              <w:sz w:val="24"/>
-                              <w:szCs w:val="24"/>
-                            </w:rPr>
-                            <w:t xml:space="preserve"> A</w:t>
-                          </w:r>
-                          <w:r>
-                            <w:rPr>
-                              <w:rFonts w:ascii="Arial" w:hAnsi="Arial" w:cs="Arial"/>
-                              <w:spacing w:val="-3"/>
-                              <w:sz w:val="24"/>
-                              <w:szCs w:val="24"/>
-                            </w:rPr>
-                            <w:t>C</w:t>
-                          </w:r>
-                          <w:r>
-                            <w:rPr>
-                              <w:rFonts w:ascii="Arial" w:hAnsi="Arial" w:cs="Arial"/>
-                              <w:sz w:val="24"/>
-                              <w:szCs w:val="24"/>
-                            </w:rPr>
-                            <w:t>T</w:t>
-                          </w:r>
-                          <w:r>
-                            <w:rPr>
-                              <w:rFonts w:ascii="Arial" w:hAnsi="Arial" w:cs="Arial"/>
-                              <w:spacing w:val="2"/>
-                              <w:sz w:val="24"/>
-                              <w:szCs w:val="24"/>
-                            </w:rPr>
-                            <w:t xml:space="preserve"> </w:t>
-                          </w:r>
-                          <w:r>
-                            <w:rPr>
-                              <w:rFonts w:ascii="Arial" w:hAnsi="Arial" w:cs="Arial"/>
-                              <w:spacing w:val="-1"/>
-                              <w:sz w:val="24"/>
-                              <w:szCs w:val="24"/>
-                            </w:rPr>
-                            <w:t>L</w:t>
-                          </w:r>
-                          <w:r>
-                            <w:rPr>
-                              <w:rFonts w:ascii="Arial" w:hAnsi="Arial" w:cs="Arial"/>
-                              <w:sz w:val="24"/>
-                              <w:szCs w:val="24"/>
-                            </w:rPr>
-                            <w:t>ICENSE</w:t>
-                          </w:r>
-                          <w:r>
-                            <w:rPr>
-                              <w:rFonts w:ascii="Arial" w:hAnsi="Arial" w:cs="Arial"/>
-                              <w:spacing w:val="-1"/>
-                              <w:sz w:val="24"/>
-                              <w:szCs w:val="24"/>
-                            </w:rPr>
-                            <w:t xml:space="preserve"> </w:t>
-                          </w:r>
-                          <w:r>
-                            <w:rPr>
-                              <w:rFonts w:ascii="Arial" w:hAnsi="Arial" w:cs="Arial"/>
-                              <w:sz w:val="24"/>
-                              <w:szCs w:val="24"/>
-                            </w:rPr>
-                            <w:t>No.</w:t>
-                          </w:r>
-                          <w:r>
-                            <w:rPr>
-                              <w:rFonts w:ascii="Arial" w:hAnsi="Arial" w:cs="Arial"/>
-                              <w:spacing w:val="1"/>
-                              <w:sz w:val="24"/>
-                              <w:szCs w:val="24"/>
-                            </w:rPr>
-                            <w:t xml:space="preserve"> 1</w:t>
-                          </w:r>
-                          <w:r>
-                            <w:rPr>
-                              <w:rFonts w:ascii="Arial" w:hAnsi="Arial" w:cs="Arial"/>
-                              <w:spacing w:val="-1"/>
-                              <w:sz w:val="24"/>
-                              <w:szCs w:val="24"/>
-                            </w:rPr>
-                            <w:t>8</w:t>
-                          </w:r>
-                          <w:r>
-                            <w:rPr>
-                              <w:rFonts w:ascii="Arial" w:hAnsi="Arial" w:cs="Arial"/>
-                              <w:spacing w:val="1"/>
-                              <w:sz w:val="24"/>
-                              <w:szCs w:val="24"/>
-                            </w:rPr>
-                            <w:t>31</w:t>
-                          </w:r>
-                          <w:r>
-                            <w:rPr>
-                              <w:rFonts w:ascii="Arial" w:hAnsi="Arial" w:cs="Arial"/>
-                              <w:spacing w:val="-1"/>
-                              <w:sz w:val="24"/>
-                              <w:szCs w:val="24"/>
-                            </w:rPr>
-                            <w:t>0</w:t>
-                          </w:r>
-                          <w:r>
-                            <w:rPr>
-                              <w:rFonts w:ascii="Arial" w:hAnsi="Arial" w:cs="Arial"/>
-                              <w:spacing w:val="1"/>
-                              <w:sz w:val="24"/>
-                              <w:szCs w:val="24"/>
-                            </w:rPr>
-                            <w:t>0</w:t>
-                          </w:r>
-                          <w:r>
-                            <w:rPr>
-                              <w:rFonts w:ascii="Arial" w:hAnsi="Arial" w:cs="Arial"/>
-                              <w:spacing w:val="-1"/>
-                              <w:sz w:val="24"/>
-                              <w:szCs w:val="24"/>
-                            </w:rPr>
-                            <w:t>0</w:t>
-                          </w:r>
-                          <w:r>
-                            <w:rPr>
-                              <w:rFonts w:ascii="Arial" w:hAnsi="Arial" w:cs="Arial"/>
-                              <w:spacing w:val="1"/>
-                              <w:sz w:val="24"/>
-                              <w:szCs w:val="24"/>
-                            </w:rPr>
-                            <w:t>31</w:t>
-                          </w:r>
-                          <w:r>
-                            <w:rPr>
-                              <w:rFonts w:ascii="Arial" w:hAnsi="Arial" w:cs="Arial"/>
-                              <w:spacing w:val="-1"/>
-                              <w:sz w:val="24"/>
-                              <w:szCs w:val="24"/>
-                            </w:rPr>
-                            <w:t>1</w:t>
-                          </w:r>
-                          <w:r>
-                            <w:rPr>
-                              <w:rFonts w:ascii="Arial" w:hAnsi="Arial" w:cs="Arial"/>
-                              <w:spacing w:val="1"/>
-                              <w:sz w:val="24"/>
-                              <w:szCs w:val="24"/>
-                            </w:rPr>
-                            <w:t>9</w:t>
-                          </w:r>
-                          <w:r>
-                            <w:rPr>
-                              <w:rFonts w:ascii="Arial" w:hAnsi="Arial" w:cs="Arial"/>
-                              <w:spacing w:val="-1"/>
-                              <w:sz w:val="24"/>
-                              <w:szCs w:val="24"/>
-                            </w:rPr>
-                            <w:t>3</w:t>
-                          </w:r>
-                          <w:r>
-                            <w:rPr>
-                              <w:rFonts w:ascii="Arial" w:hAnsi="Arial" w:cs="Arial"/>
-                              <w:spacing w:val="1"/>
-                              <w:sz w:val="24"/>
-                              <w:szCs w:val="24"/>
-                            </w:rPr>
-                            <w:t>92</w:t>
-                          </w:r>
-                          <w:r>
-                            <w:rPr>
-                              <w:rFonts w:ascii="Arial" w:hAnsi="Arial" w:cs="Arial"/>
-                              <w:spacing w:val="-1"/>
-                              <w:sz w:val="24"/>
-                              <w:szCs w:val="24"/>
-                            </w:rPr>
-                            <w:t>7</w:t>
-                          </w:r>
-                          <w:r>
-                            <w:rPr>
-                              <w:rFonts w:ascii="Arial" w:hAnsi="Arial" w:cs="Arial"/>
-                              <w:sz w:val="24"/>
-                              <w:szCs w:val="24"/>
-                            </w:rPr>
-                            <w:t xml:space="preserve">1                                      </w:t>
-                          </w:r>
-                          <w:r>
-                            <w:rPr>
-                              <w:rFonts w:ascii="Arial" w:hAnsi="Arial" w:cs="Arial"/>
-                              <w:spacing w:val="39"/>
-                              <w:sz w:val="24"/>
-                              <w:szCs w:val="24"/>
-                            </w:rPr>
-                            <w:t xml:space="preserve"> </w:t>
-                          </w:r>
-                        </w:p>
-                      </w:txbxContent>
-                    </wps:txbx>
-                    <wps:bodyPr rot="0" vert="horz" wrap="square" lIns="0" tIns="0" rIns="0" bIns="0" anchor="t" anchorCtr="0" upright="1">
-                      <a:noAutofit/>
-                    </wps:bodyPr>
-                  </wps:wsp>
-                </a:graphicData>
-              </a:graphic>
-              <wp14:sizeRelV relativeFrom="margin">
-                <wp14:pctHeight>0</wp14:pctHeight>
-              </wp14:sizeRelV>
-            </wp:anchor>
-          </w:drawing>
-        </mc:Choice>
-        <mc:Fallback>
-          <w:pict>
-            <v:shape w14:anchorId="1686383D" id="Text Box 13" o:spid="_x0000_s1035" type="#_x0000_t202" style="position:absolute;margin-left:31.2pt;margin-top:37.2pt;width:277.65pt;height:40.2pt;z-index:-251653632;visibility:visible;mso-wrap-style:square;mso-height-percent:0;mso-wrap-distance-left:9pt;mso-wrap-distance-top:0;mso-wrap-distance-right:9pt;mso-wrap-distance-bottom:0;mso-position-horizontal:absolute;mso-position-horizontal-relative:page;mso-position-vertical:absolute;mso-position-vertical-relative:page;mso-height-percent:0;mso-height-relative:margin;v-text-anchor:top" o:gfxdata="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" o:allowincell="f" filled="f" stroked="f">
-              <v:textbox inset="0,0,0,0">
-                <w:txbxContent>
-                  <w:p>
-                    <w:pPr>
-                      <w:widowControl w:val="0"/>
-                      <w:autoSpaceDE w:val="0"/>
-                      <w:autoSpaceDN w:val="0"/>
-                      <w:adjustRightInd w:val="0"/>
-                      <w:spacing w:after="0" w:line="265" w:lineRule="exact"/>
-                      <w:ind w:left="20" w:right="-36"/>
-                      <w:rPr>
-                        <w:rFonts w:ascii="Arial" w:hAnsi="Arial" w:cs="Arial"/>
-                        <w:sz w:val="24"/>
-                        <w:szCs w:val="24"/>
-                      </w:rPr>
-                    </w:pPr>
-                    <w:r>
-                      <w:rPr>
-                        <w:rFonts w:ascii="Arial" w:hAnsi="Arial" w:cs="Arial"/>
-                        <w:spacing w:val="-1"/>
-                        <w:sz w:val="24"/>
-                        <w:szCs w:val="24"/>
-                      </w:rPr>
-                      <w:t>M</w:t>
-                    </w:r>
-                    <w:r>
-                      <w:rPr>
-                        <w:rFonts w:ascii="Arial" w:hAnsi="Arial" w:cs="Arial"/>
-                        <w:sz w:val="24"/>
-                        <w:szCs w:val="24"/>
-                      </w:rPr>
-                      <w:t>ONAR</w:t>
-                    </w:r>
-                    <w:r>
-                      <w:rPr>
-                        <w:rFonts w:ascii="Arial" w:hAnsi="Arial" w:cs="Arial"/>
-                        <w:spacing w:val="-1"/>
-                        <w:sz w:val="24"/>
-                        <w:szCs w:val="24"/>
-                      </w:rPr>
-                      <w:t>C</w:t>
-                    </w:r>
-                    <w:r>
-                      <w:rPr>
-                        <w:rFonts w:ascii="Arial" w:hAnsi="Arial" w:cs="Arial"/>
-                        <w:sz w:val="24"/>
-                        <w:szCs w:val="24"/>
-                      </w:rPr>
-                      <w:t>H/</w:t>
-                    </w:r>
-                    <w:proofErr w:type="gramStart"/>
-                    <w:r>
-                      <w:rPr>
-                        <w:rFonts w:ascii="Arial" w:hAnsi="Arial" w:cs="Arial"/>
-                        <w:sz w:val="24"/>
-                        <w:szCs w:val="24"/>
-                      </w:rPr>
-                      <w:t>P</w:t>
-                    </w:r>
-                    <w:r>
-                      <w:rPr>
-                        <w:rFonts w:ascii="Arial" w:hAnsi="Arial" w:cs="Arial"/>
-                        <w:spacing w:val="-1"/>
-                        <w:sz w:val="24"/>
-                        <w:szCs w:val="24"/>
-                      </w:rPr>
-                      <w:t>M</w:t>
-                    </w:r>
-                    <w:r>
-                      <w:rPr>
-                        <w:rFonts w:ascii="Arial" w:hAnsi="Arial" w:cs="Arial"/>
-                        <w:sz w:val="24"/>
-                        <w:szCs w:val="24"/>
-                      </w:rPr>
-                      <w:t xml:space="preserve">C </w:t>
-                    </w:r>
-                    <w:r>
-                      <w:rPr>
-                        <w:rFonts w:ascii="Arial" w:hAnsi="Arial" w:cs="Arial"/>
-                        <w:spacing w:val="33"/>
-                        <w:sz w:val="24"/>
-                        <w:szCs w:val="24"/>
-                      </w:rPr>
-                      <w:t xml:space="preserve"> </w:t>
-                    </w:r>
-                    <w:r>
-                      <w:rPr>
-                        <w:rFonts w:ascii="Arial" w:hAnsi="Arial" w:cs="Arial"/>
-                        <w:spacing w:val="-1"/>
-                        <w:sz w:val="24"/>
-                        <w:szCs w:val="24"/>
-                      </w:rPr>
-                      <w:t>M</w:t>
-                    </w:r>
-                    <w:r>
-                      <w:rPr>
-                        <w:rFonts w:ascii="Arial" w:hAnsi="Arial" w:cs="Arial"/>
-                        <w:sz w:val="24"/>
-                        <w:szCs w:val="24"/>
-                      </w:rPr>
-                      <w:t>ONAR</w:t>
-                    </w:r>
-                    <w:r>
-                      <w:rPr>
-                        <w:rFonts w:ascii="Arial" w:hAnsi="Arial" w:cs="Arial"/>
-                        <w:spacing w:val="-1"/>
-                        <w:sz w:val="24"/>
-                        <w:szCs w:val="24"/>
-                      </w:rPr>
-                      <w:t>C</w:t>
-                    </w:r>
-                    <w:r>
-                      <w:rPr>
-                        <w:rFonts w:ascii="Arial" w:hAnsi="Arial" w:cs="Arial"/>
-                        <w:sz w:val="24"/>
-                        <w:szCs w:val="24"/>
-                      </w:rPr>
-                      <w:t>H</w:t>
-                    </w:r>
-                    <w:proofErr w:type="gramEnd"/>
-                    <w:r>
-                      <w:rPr>
-                        <w:rFonts w:ascii="Arial" w:hAnsi="Arial" w:cs="Arial"/>
-                        <w:sz w:val="24"/>
-                        <w:szCs w:val="24"/>
-                      </w:rPr>
-                      <w:t>/P</w:t>
-                    </w:r>
-                    <w:r>
-                      <w:rPr>
-                        <w:rFonts w:ascii="Arial" w:hAnsi="Arial" w:cs="Arial"/>
-                        <w:spacing w:val="-1"/>
-                        <w:sz w:val="24"/>
-                        <w:szCs w:val="24"/>
-                      </w:rPr>
-                      <w:t>M</w:t>
-                    </w:r>
-                    <w:r>
-                      <w:rPr>
-                        <w:rFonts w:ascii="Arial" w:hAnsi="Arial" w:cs="Arial"/>
-                        <w:spacing w:val="1"/>
-                        <w:sz w:val="24"/>
-                        <w:szCs w:val="24"/>
-                      </w:rPr>
-                      <w:t>C</w:t>
-                    </w:r>
-                    <w:r>
-                      <w:rPr>
-                        <w:rFonts w:ascii="Arial" w:hAnsi="Arial" w:cs="Arial"/>
-                        <w:spacing w:val="-1"/>
-                        <w:sz w:val="24"/>
-                        <w:szCs w:val="24"/>
-                      </w:rPr>
-                      <w:t>-</w:t>
-                    </w:r>
-                    <w:r>
-                      <w:rPr>
-                        <w:rFonts w:ascii="Arial" w:hAnsi="Arial" w:cs="Arial"/>
-                        <w:sz w:val="24"/>
-                        <w:szCs w:val="24"/>
-                      </w:rPr>
-                      <w:t>AAI</w:t>
-                    </w:r>
-                    <w:r>
-                      <w:rPr>
-                        <w:rFonts w:ascii="Arial" w:hAnsi="Arial" w:cs="Arial"/>
-                        <w:spacing w:val="1"/>
-                        <w:sz w:val="24"/>
-                        <w:szCs w:val="24"/>
-                      </w:rPr>
-                      <w:t>/</w:t>
-                    </w:r>
-                    <w:r>
-                      <w:rPr>
-                        <w:rFonts w:ascii="Arial" w:hAnsi="Arial" w:cs="Arial"/>
-                        <w:sz w:val="24"/>
-                        <w:szCs w:val="24"/>
-                      </w:rPr>
-                      <w:t>AN</w:t>
-                    </w:r>
-                    <w:r>
-                      <w:rPr>
-                        <w:rFonts w:ascii="Arial" w:hAnsi="Arial" w:cs="Arial"/>
-                        <w:spacing w:val="-2"/>
-                        <w:sz w:val="24"/>
-                        <w:szCs w:val="24"/>
-                      </w:rPr>
-                      <w:t>_</w:t>
-                    </w:r>
-                    <w:r>
-                      <w:rPr>
-                        <w:rFonts w:ascii="Arial" w:hAnsi="Arial" w:cs="Arial"/>
-                        <w:spacing w:val="1"/>
-                        <w:sz w:val="24"/>
-                        <w:szCs w:val="24"/>
-                      </w:rPr>
-                      <w:t>1</w:t>
-                    </w:r>
-                    <w:r>
-                      <w:rPr>
-                        <w:rFonts w:ascii="Arial" w:hAnsi="Arial" w:cs="Arial"/>
-                        <w:spacing w:val="2"/>
-                        <w:sz w:val="24"/>
-                        <w:szCs w:val="24"/>
-                      </w:rPr>
-                      <w:t>4</w:t>
-                    </w:r>
-                    <w:r>
-                      <w:rPr>
-                        <w:rFonts w:ascii="Arial" w:hAnsi="Arial" w:cs="Arial"/>
-                        <w:spacing w:val="-1"/>
-                        <w:sz w:val="24"/>
-                        <w:szCs w:val="24"/>
-                      </w:rPr>
-                      <w:t>6</w:t>
-                    </w:r>
-                    <w:r>
-                      <w:rPr>
-                        <w:rFonts w:ascii="Arial" w:hAnsi="Arial" w:cs="Arial"/>
-                        <w:spacing w:val="1"/>
-                        <w:sz w:val="24"/>
-                        <w:szCs w:val="24"/>
-                      </w:rPr>
-                      <w:t>9</w:t>
-                    </w:r>
-                    <w:r>
-                      <w:rPr>
-                        <w:rFonts w:ascii="Arial" w:hAnsi="Arial" w:cs="Arial"/>
-                        <w:sz w:val="24"/>
-                        <w:szCs w:val="24"/>
-                      </w:rPr>
-                      <w:t>4</w:t>
-                    </w:r>
-                  </w:p>
-                  <w:p>
-                    <w:pPr>
-                      <w:widowControl w:val="0"/>
-                      <w:autoSpaceDE w:val="0"/>
-                      <w:autoSpaceDN w:val="0"/>
-                      <w:adjustRightInd w:val="0"/>
-                      <w:spacing w:after="0" w:line="265" w:lineRule="exact"/>
-                      <w:ind w:left="20" w:right="-36"/>
-                      <w:rPr>
-                        <w:rFonts w:ascii="Arial" w:hAnsi="Arial" w:cs="Arial"/>
-                        <w:sz w:val="24"/>
-                        <w:szCs w:val="24"/>
-                      </w:rPr>
-                    </w:pPr>
-                    <w:r>
-                      <w:rPr>
-                        <w:rFonts w:ascii="Arial" w:hAnsi="Arial" w:cs="Arial"/>
-                        <w:sz w:val="24"/>
-                        <w:szCs w:val="24"/>
-                      </w:rPr>
-                      <w:t>SHOP</w:t>
-                    </w:r>
-                    <w:r>
-                      <w:rPr>
-                        <w:rFonts w:ascii="Arial" w:hAnsi="Arial" w:cs="Arial"/>
-                        <w:spacing w:val="1"/>
-                        <w:sz w:val="24"/>
-                        <w:szCs w:val="24"/>
-                      </w:rPr>
-                      <w:t xml:space="preserve"> A</w:t>
-                    </w:r>
-                    <w:r>
-                      <w:rPr>
-                        <w:rFonts w:ascii="Arial" w:hAnsi="Arial" w:cs="Arial"/>
-                        <w:spacing w:val="-3"/>
-                        <w:sz w:val="24"/>
-                        <w:szCs w:val="24"/>
-                      </w:rPr>
-                      <w:t>C</w:t>
-                    </w:r>
-                    <w:r>
-                      <w:rPr>
-                        <w:rFonts w:ascii="Arial" w:hAnsi="Arial" w:cs="Arial"/>
-                        <w:sz w:val="24"/>
-                        <w:szCs w:val="24"/>
-                      </w:rPr>
-                      <w:t>T</w:t>
-                    </w:r>
-                    <w:r>
-                      <w:rPr>
-                        <w:rFonts w:ascii="Arial" w:hAnsi="Arial" w:cs="Arial"/>
-                        <w:spacing w:val="2"/>
-                        <w:sz w:val="24"/>
-                        <w:szCs w:val="24"/>
-                      </w:rPr>
-                      <w:t xml:space="preserve"> </w:t>
-                    </w:r>
-                    <w:r>
-                      <w:rPr>
-                        <w:rFonts w:ascii="Arial" w:hAnsi="Arial" w:cs="Arial"/>
-                        <w:spacing w:val="-1"/>
-                        <w:sz w:val="24"/>
-                        <w:szCs w:val="24"/>
-                      </w:rPr>
-                      <w:t>L</w:t>
-                    </w:r>
-                    <w:r>
-                      <w:rPr>
-                        <w:rFonts w:ascii="Arial" w:hAnsi="Arial" w:cs="Arial"/>
-                        <w:sz w:val="24"/>
-                        <w:szCs w:val="24"/>
-                      </w:rPr>
-                      <w:t>ICENSE</w:t>
-                    </w:r>
-                    <w:r>
-                      <w:rPr>
-                        <w:rFonts w:ascii="Arial" w:hAnsi="Arial" w:cs="Arial"/>
-                        <w:spacing w:val="-1"/>
-                        <w:sz w:val="24"/>
-                        <w:szCs w:val="24"/>
-                      </w:rPr>
-                      <w:t xml:space="preserve"> </w:t>
-                    </w:r>
-                    <w:r>
-                      <w:rPr>
-                        <w:rFonts w:ascii="Arial" w:hAnsi="Arial" w:cs="Arial"/>
-                        <w:sz w:val="24"/>
-                        <w:szCs w:val="24"/>
-                      </w:rPr>
-                      <w:t>No.</w:t>
-                    </w:r>
-                    <w:r>
-                      <w:rPr>
-                        <w:rFonts w:ascii="Arial" w:hAnsi="Arial" w:cs="Arial"/>
-                        <w:spacing w:val="1"/>
-                        <w:sz w:val="24"/>
-                        <w:szCs w:val="24"/>
-                      </w:rPr>
-                      <w:t xml:space="preserve"> 1</w:t>
-                    </w:r>
-                    <w:r>
-                      <w:rPr>
-                        <w:rFonts w:ascii="Arial" w:hAnsi="Arial" w:cs="Arial"/>
-                        <w:spacing w:val="-1"/>
-                        <w:sz w:val="24"/>
-                        <w:szCs w:val="24"/>
-                      </w:rPr>
-                      <w:t>8</w:t>
-                    </w:r>
-                    <w:r>
-                      <w:rPr>
-                        <w:rFonts w:ascii="Arial" w:hAnsi="Arial" w:cs="Arial"/>
-                        <w:spacing w:val="1"/>
-                        <w:sz w:val="24"/>
-                        <w:szCs w:val="24"/>
-                      </w:rPr>
-                      <w:t>31</w:t>
-                    </w:r>
-                    <w:r>
-                      <w:rPr>
-                        <w:rFonts w:ascii="Arial" w:hAnsi="Arial" w:cs="Arial"/>
-                        <w:spacing w:val="-1"/>
-                        <w:sz w:val="24"/>
-                        <w:szCs w:val="24"/>
-                      </w:rPr>
-                      <w:t>0</w:t>
-                    </w:r>
-                    <w:r>
-                      <w:rPr>
-                        <w:rFonts w:ascii="Arial" w:hAnsi="Arial" w:cs="Arial"/>
-                        <w:spacing w:val="1"/>
-                        <w:sz w:val="24"/>
-                        <w:szCs w:val="24"/>
-                      </w:rPr>
-                      <w:t>0</w:t>
-                    </w:r>
-                    <w:r>
-                      <w:rPr>
-                        <w:rFonts w:ascii="Arial" w:hAnsi="Arial" w:cs="Arial"/>
-                        <w:spacing w:val="-1"/>
-                        <w:sz w:val="24"/>
-                        <w:szCs w:val="24"/>
-                      </w:rPr>
-                      <w:t>0</w:t>
-                    </w:r>
-                    <w:r>
-                      <w:rPr>
-                        <w:rFonts w:ascii="Arial" w:hAnsi="Arial" w:cs="Arial"/>
-                        <w:spacing w:val="1"/>
-                        <w:sz w:val="24"/>
-                        <w:szCs w:val="24"/>
-                      </w:rPr>
-                      <w:t>31</w:t>
-                    </w:r>
-                    <w:r>
-                      <w:rPr>
-                        <w:rFonts w:ascii="Arial" w:hAnsi="Arial" w:cs="Arial"/>
-                        <w:spacing w:val="-1"/>
-                        <w:sz w:val="24"/>
-                        <w:szCs w:val="24"/>
-                      </w:rPr>
-                      <w:t>1</w:t>
-                    </w:r>
-                    <w:r>
-                      <w:rPr>
-                        <w:rFonts w:ascii="Arial" w:hAnsi="Arial" w:cs="Arial"/>
-                        <w:spacing w:val="1"/>
-                        <w:sz w:val="24"/>
-                        <w:szCs w:val="24"/>
-                      </w:rPr>
-                      <w:t>9</w:t>
-                    </w:r>
-                    <w:r>
-                      <w:rPr>
-                        <w:rFonts w:ascii="Arial" w:hAnsi="Arial" w:cs="Arial"/>
-                        <w:spacing w:val="-1"/>
-                        <w:sz w:val="24"/>
-                        <w:szCs w:val="24"/>
-                      </w:rPr>
-                      <w:t>3</w:t>
-                    </w:r>
-                    <w:r>
-                      <w:rPr>
-                        <w:rFonts w:ascii="Arial" w:hAnsi="Arial" w:cs="Arial"/>
-                        <w:spacing w:val="1"/>
-                        <w:sz w:val="24"/>
-                        <w:szCs w:val="24"/>
-                      </w:rPr>
-                      <w:t>92</w:t>
-                    </w:r>
-                    <w:r>
-                      <w:rPr>
-                        <w:rFonts w:ascii="Arial" w:hAnsi="Arial" w:cs="Arial"/>
-                        <w:spacing w:val="-1"/>
-                        <w:sz w:val="24"/>
-                        <w:szCs w:val="24"/>
-                      </w:rPr>
-                      <w:t>7</w:t>
-                    </w:r>
-                    <w:r>
-                      <w:rPr>
-                        <w:rFonts w:ascii="Arial" w:hAnsi="Arial" w:cs="Arial"/>
-                        <w:sz w:val="24"/>
-                        <w:szCs w:val="24"/>
-                      </w:rPr>
-                      <w:t xml:space="preserve">1                                      </w:t>
-                    </w:r>
-                    <w:r>
-                      <w:rPr>
-                        <w:rFonts w:ascii="Arial" w:hAnsi="Arial" w:cs="Arial"/>
-                        <w:spacing w:val="39"/>
-                        <w:sz w:val="24"/>
-                        <w:szCs w:val="24"/>
-                      </w:rPr>
-                      <w:t xml:space="preserve"> </w:t>
-                    </w:r>
-                  </w:p>
-                </w:txbxContent>
-              </v:textbox>
-              <w10:wrap anchorx="page" anchory="page"/>
-            </v:shape>
-          </w:pict>
-        </mc:Fallback>
-      </mc:AlternateContent>
-    </w:r>
   </w:p>
 </w:hdr>
 </file>
@@ -43028,7 +39236,7 @@
   <w:style w:type="paragraph" w:default="1" w:styleId="Normal">
     <w:name w:val="Normal"/>
     <w:qFormat/>
-    <w:rsid w:val="003401D7"/>
+    <w:rsid w:val="00C2773C"/>
     <w:pPr>
       <w:spacing w:after="200" w:line="276" w:lineRule="auto"/>
     </w:pPr>
